--- a/Group8_Assignment1.docx
+++ b/Group8_Assignment1.docx
@@ -1033,6 +1033,7 @@
             <w:rPr>
               <w:webHidden/>
               <w:rStyle w:val="IndexLink"/>
+              <w:vanish w:val="false"/>
             </w:rPr>
             <w:instrText xml:space="preserve"> TOC \z \o "1-3" \u \h</w:instrText>
           </w:r>
@@ -1040,6 +1041,7 @@
             <w:rPr>
               <w:webHidden/>
               <w:rStyle w:val="IndexLink"/>
+              <w:vanish w:val="false"/>
             </w:rPr>
             <w:fldChar w:fldCharType="separate"/>
           </w:r>
@@ -1048,6 +1050,7 @@
               <w:rPr>
                 <w:webHidden/>
                 <w:rStyle w:val="IndexLink"/>
+                <w:vanish w:val="false"/>
               </w:rPr>
               <w:t>Task A: Dataset Audit and Variable Classification</w:t>
             </w:r>
@@ -1100,33 +1103,28 @@
             <w:r>
               <w:rPr>
                 <w:webHidden/>
-                <w:rStyle w:val="IndexLink"/>
-              </w:rPr>
-              <w:t>A1: Structural Inspection</w:t>
+              </w:rPr>
+              <w:fldChar w:fldCharType="begin"/>
             </w:r>
             <w:r>
               <w:rPr>
                 <w:webHidden/>
               </w:rPr>
-              <w:fldChar w:fldCharType="begin"/>
+              <w:instrText xml:space="preserve">PAGEREF _Toc227683583 \h</w:instrText>
             </w:r>
             <w:r>
               <w:rPr>
                 <w:webHidden/>
               </w:rPr>
-              <w:instrText xml:space="preserve">PAGEREF _Toc227683583 \h</w:instrText>
+              <w:fldChar w:fldCharType="separate"/>
             </w:r>
             <w:r>
               <w:rPr>
                 <w:webHidden/>
-              </w:rPr>
-              <w:fldChar w:fldCharType="separate"/>
-            </w:r>
-            <w:r>
-              <w:rPr>
                 <w:rStyle w:val="IndexLink"/>
                 <w:vanish w:val="false"/>
               </w:rPr>
+              <w:t>A1: Structural Inspection</w:t>
               <w:tab/>
               <w:t>1</w:t>
             </w:r>
@@ -1153,33 +1151,28 @@
             <w:r>
               <w:rPr>
                 <w:webHidden/>
-                <w:rStyle w:val="IndexLink"/>
-              </w:rPr>
-              <w:t>A2: Variable Classification</w:t>
+              </w:rPr>
+              <w:fldChar w:fldCharType="begin"/>
             </w:r>
             <w:r>
               <w:rPr>
                 <w:webHidden/>
               </w:rPr>
-              <w:fldChar w:fldCharType="begin"/>
+              <w:instrText xml:space="preserve">PAGEREF _Toc227683584 \h</w:instrText>
             </w:r>
             <w:r>
               <w:rPr>
                 <w:webHidden/>
               </w:rPr>
-              <w:instrText xml:space="preserve">PAGEREF _Toc227683584 \h</w:instrText>
+              <w:fldChar w:fldCharType="separate"/>
             </w:r>
             <w:r>
               <w:rPr>
                 <w:webHidden/>
-              </w:rPr>
-              <w:fldChar w:fldCharType="separate"/>
-            </w:r>
-            <w:r>
-              <w:rPr>
                 <w:rStyle w:val="IndexLink"/>
                 <w:vanish w:val="false"/>
               </w:rPr>
+              <w:t>A2: Variable Classification</w:t>
               <w:tab/>
               <w:t>2</w:t>
             </w:r>
@@ -1206,33 +1199,28 @@
             <w:r>
               <w:rPr>
                 <w:webHidden/>
-                <w:rStyle w:val="IndexLink"/>
-              </w:rPr>
-              <w:t>A3: Missing Data Diagnosis</w:t>
+              </w:rPr>
+              <w:fldChar w:fldCharType="begin"/>
             </w:r>
             <w:r>
               <w:rPr>
                 <w:webHidden/>
               </w:rPr>
-              <w:fldChar w:fldCharType="begin"/>
+              <w:instrText xml:space="preserve">PAGEREF _Toc227683585 \h</w:instrText>
             </w:r>
             <w:r>
               <w:rPr>
                 <w:webHidden/>
               </w:rPr>
-              <w:instrText xml:space="preserve">PAGEREF _Toc227683585 \h</w:instrText>
+              <w:fldChar w:fldCharType="separate"/>
             </w:r>
             <w:r>
               <w:rPr>
                 <w:webHidden/>
-              </w:rPr>
-              <w:fldChar w:fldCharType="separate"/>
-            </w:r>
-            <w:r>
-              <w:rPr>
                 <w:rStyle w:val="IndexLink"/>
                 <w:vanish w:val="false"/>
               </w:rPr>
+              <w:t>A3: Missing Data Diagnosis</w:t>
               <w:tab/>
               <w:t>3</w:t>
             </w:r>
@@ -1259,33 +1247,28 @@
             <w:r>
               <w:rPr>
                 <w:webHidden/>
-                <w:rStyle w:val="IndexLink"/>
-              </w:rPr>
-              <w:t>Task B: Descriptive Statistics and Distribution Shape</w:t>
+              </w:rPr>
+              <w:fldChar w:fldCharType="begin"/>
             </w:r>
             <w:r>
               <w:rPr>
                 <w:webHidden/>
               </w:rPr>
-              <w:fldChar w:fldCharType="begin"/>
+              <w:instrText xml:space="preserve">PAGEREF _Toc227683586 \h</w:instrText>
             </w:r>
             <w:r>
               <w:rPr>
                 <w:webHidden/>
               </w:rPr>
-              <w:instrText xml:space="preserve">PAGEREF _Toc227683586 \h</w:instrText>
+              <w:fldChar w:fldCharType="separate"/>
             </w:r>
             <w:r>
               <w:rPr>
                 <w:webHidden/>
-              </w:rPr>
-              <w:fldChar w:fldCharType="separate"/>
-            </w:r>
-            <w:r>
-              <w:rPr>
                 <w:rStyle w:val="IndexLink"/>
                 <w:vanish w:val="false"/>
               </w:rPr>
+              <w:t>Task B: Descriptive Statistics and Distribution Shape</w:t>
               <w:tab/>
               <w:t>5</w:t>
             </w:r>
@@ -1312,33 +1295,28 @@
             <w:r>
               <w:rPr>
                 <w:webHidden/>
-                <w:rStyle w:val="IndexLink"/>
-              </w:rPr>
-              <w:t>Task C: Visualisation Audit and Storytelling</w:t>
+              </w:rPr>
+              <w:fldChar w:fldCharType="begin"/>
             </w:r>
             <w:r>
               <w:rPr>
                 <w:webHidden/>
               </w:rPr>
-              <w:fldChar w:fldCharType="begin"/>
+              <w:instrText xml:space="preserve">PAGEREF _Toc227683587 \h</w:instrText>
             </w:r>
             <w:r>
               <w:rPr>
                 <w:webHidden/>
               </w:rPr>
-              <w:instrText xml:space="preserve">PAGEREF _Toc227683587 \h</w:instrText>
+              <w:fldChar w:fldCharType="separate"/>
             </w:r>
             <w:r>
               <w:rPr>
                 <w:webHidden/>
-              </w:rPr>
-              <w:fldChar w:fldCharType="separate"/>
-            </w:r>
-            <w:r>
-              <w:rPr>
                 <w:rStyle w:val="IndexLink"/>
                 <w:vanish w:val="false"/>
               </w:rPr>
+              <w:t>Task C: Visualisation Audit and Storytelling</w:t>
               <w:tab/>
               <w:t>5</w:t>
             </w:r>
@@ -1365,33 +1343,28 @@
             <w:r>
               <w:rPr>
                 <w:webHidden/>
-                <w:rStyle w:val="IndexLink"/>
-              </w:rPr>
-              <w:t>Task D: Probability Theory and Bayesian Reasoning</w:t>
+              </w:rPr>
+              <w:fldChar w:fldCharType="begin"/>
             </w:r>
             <w:r>
               <w:rPr>
                 <w:webHidden/>
               </w:rPr>
-              <w:fldChar w:fldCharType="begin"/>
+              <w:instrText xml:space="preserve">PAGEREF _Toc227683588 \h</w:instrText>
             </w:r>
             <w:r>
               <w:rPr>
                 <w:webHidden/>
               </w:rPr>
-              <w:instrText xml:space="preserve">PAGEREF _Toc227683588 \h</w:instrText>
+              <w:fldChar w:fldCharType="separate"/>
             </w:r>
             <w:r>
               <w:rPr>
                 <w:webHidden/>
-              </w:rPr>
-              <w:fldChar w:fldCharType="separate"/>
-            </w:r>
-            <w:r>
-              <w:rPr>
                 <w:rStyle w:val="IndexLink"/>
                 <w:vanish w:val="false"/>
               </w:rPr>
+              <w:t>Task D: Probability Theory and Bayesian Reasoning</w:t>
               <w:tab/>
               <w:t>5</w:t>
             </w:r>
@@ -1418,33 +1391,28 @@
             <w:r>
               <w:rPr>
                 <w:webHidden/>
-                <w:rStyle w:val="IndexLink"/>
-              </w:rPr>
-              <w:t>Task E: Statistical Distributions and Model Fitting</w:t>
+              </w:rPr>
+              <w:fldChar w:fldCharType="begin"/>
             </w:r>
             <w:r>
               <w:rPr>
                 <w:webHidden/>
               </w:rPr>
-              <w:fldChar w:fldCharType="begin"/>
+              <w:instrText xml:space="preserve">PAGEREF _Toc227683589 \h</w:instrText>
             </w:r>
             <w:r>
               <w:rPr>
                 <w:webHidden/>
               </w:rPr>
-              <w:instrText xml:space="preserve">PAGEREF _Toc227683589 \h</w:instrText>
+              <w:fldChar w:fldCharType="separate"/>
             </w:r>
             <w:r>
               <w:rPr>
                 <w:webHidden/>
-              </w:rPr>
-              <w:fldChar w:fldCharType="separate"/>
-            </w:r>
-            <w:r>
-              <w:rPr>
                 <w:rStyle w:val="IndexLink"/>
                 <w:vanish w:val="false"/>
               </w:rPr>
+              <w:t>Task E: Statistical Distributions and Model Fitting</w:t>
               <w:tab/>
               <w:t>5</w:t>
             </w:r>
@@ -1471,33 +1439,28 @@
             <w:r>
               <w:rPr>
                 <w:webHidden/>
-                <w:rStyle w:val="IndexLink"/>
-              </w:rPr>
-              <w:t>Task F: The Central Limit Theorem and Sample Size Planning</w:t>
+              </w:rPr>
+              <w:fldChar w:fldCharType="begin"/>
             </w:r>
             <w:r>
               <w:rPr>
                 <w:webHidden/>
               </w:rPr>
-              <w:fldChar w:fldCharType="begin"/>
+              <w:instrText xml:space="preserve">PAGEREF _Toc227683590 \h</w:instrText>
             </w:r>
             <w:r>
               <w:rPr>
                 <w:webHidden/>
               </w:rPr>
-              <w:instrText xml:space="preserve">PAGEREF _Toc227683590 \h</w:instrText>
+              <w:fldChar w:fldCharType="separate"/>
             </w:r>
             <w:r>
               <w:rPr>
                 <w:webHidden/>
-              </w:rPr>
-              <w:fldChar w:fldCharType="separate"/>
-            </w:r>
-            <w:r>
-              <w:rPr>
                 <w:rStyle w:val="IndexLink"/>
                 <w:vanish w:val="false"/>
               </w:rPr>
+              <w:t>Task F: The Central Limit Theorem and Sample Size Planning</w:t>
               <w:tab/>
               <w:t>5</w:t>
             </w:r>
@@ -1524,33 +1487,28 @@
             <w:r>
               <w:rPr>
                 <w:webHidden/>
-                <w:rStyle w:val="IndexLink"/>
-              </w:rPr>
-              <w:t>Reference</w:t>
+              </w:rPr>
+              <w:fldChar w:fldCharType="begin"/>
             </w:r>
             <w:r>
               <w:rPr>
                 <w:webHidden/>
               </w:rPr>
-              <w:fldChar w:fldCharType="begin"/>
+              <w:instrText xml:space="preserve">PAGEREF _Toc227683591 \h</w:instrText>
             </w:r>
             <w:r>
               <w:rPr>
                 <w:webHidden/>
               </w:rPr>
-              <w:instrText xml:space="preserve">PAGEREF _Toc227683591 \h</w:instrText>
+              <w:fldChar w:fldCharType="separate"/>
             </w:r>
             <w:r>
               <w:rPr>
                 <w:webHidden/>
-              </w:rPr>
-              <w:fldChar w:fldCharType="separate"/>
-            </w:r>
-            <w:r>
-              <w:rPr>
                 <w:rStyle w:val="IndexLink"/>
                 <w:vanish w:val="false"/>
               </w:rPr>
+              <w:t>Reference</w:t>
               <w:tab/>
               <w:t>5</w:t>
             </w:r>
@@ -1565,6 +1523,7 @@
         <w:p>
           <w:pPr>
             <w:pStyle w:val="Normal"/>
+            <w:spacing w:before="0" w:after="80"/>
             <w:rPr/>
           </w:pPr>
           <w:r>
@@ -1575,38 +1534,28 @@
             <w:fldChar w:fldCharType="end"/>
           </w:r>
         </w:p>
+        <w:p>
+          <w:pPr>
+            <w:sectPr>
+              <w:type w:val="nextPage"/>
+              <w:pgSz w:w="11906" w:h="16838"/>
+              <w:pgMar w:left="1440" w:right="1440" w:gutter="0" w:header="0" w:top="1440" w:footer="0" w:bottom="1440"/>
+              <w:pgNumType w:fmt="decimal"/>
+              <w:formProt w:val="false"/>
+              <w:textDirection w:val="lrTb"/>
+              <w:docGrid w:type="default" w:linePitch="360" w:charSpace="0"/>
+            </w:sectPr>
+          </w:pPr>
+          <w:r>
+            <w:br w:type="page"/>
+          </w:r>
+        </w:p>
       </w:sdtContent>
     </w:sdt>
     <w:p>
       <w:pPr>
-        <w:sectPr>
-          <w:type w:val="nextPage"/>
-          <w:pgSz w:w="11906" w:h="16838"/>
-          <w:pgMar w:left="1440" w:right="1440" w:gutter="0" w:header="0" w:top="1440" w:footer="0" w:bottom="1440"/>
-          <w:pgNumType w:fmt="decimal"/>
-          <w:formProt w:val="false"/>
-          <w:textDirection w:val="lrTb"/>
-          <w:docGrid w:type="default" w:linePitch="360" w:charSpace="0"/>
-        </w:sectPr>
-        <w:pStyle w:val="Normal"/>
-        <w:spacing w:lineRule="auto" w:line="360" w:before="0" w:after="80"/>
-        <w:jc w:val="center"/>
-        <w:rPr>
-          <w:rFonts w:eastAsia="Times New Roman" w:cs="Times New Roman"/>
-        </w:rPr>
-      </w:pPr>
-      <w:r>
-        <w:rPr>
-          <w:rFonts w:eastAsia="Times New Roman" w:cs="Times New Roman"/>
-        </w:rPr>
-      </w:r>
-      <w:r>
-        <w:br w:type="page"/>
-      </w:r>
-    </w:p>
-    <w:p>
-      <w:pPr>
         <w:pStyle w:val="Heading1"/>
+        <w:spacing w:before="0" w:after="80"/>
         <w:rPr/>
       </w:pPr>
       <w:bookmarkStart w:id="0" w:name="_Toc227683582"/>
@@ -1697,21 +1646,22 @@
         <w:tblLook w:val="04a0" w:noHBand="0" w:noVBand="1" w:firstColumn="1" w:lastRow="0" w:lastColumn="0" w:firstRow="1"/>
       </w:tblPr>
       <w:tblGrid>
-        <w:gridCol w:w="3599"/>
+        <w:gridCol w:w="3598"/>
         <w:gridCol w:w="2713"/>
-        <w:gridCol w:w="2714"/>
+        <w:gridCol w:w="2715"/>
       </w:tblGrid>
       <w:tr>
         <w:trPr/>
         <w:tc>
           <w:tcPr>
-            <w:tcW w:w="3599" w:type="dxa"/>
-            <w:tcBorders/>
-          </w:tcPr>
-          <w:p>
-            <w:pPr>
-              <w:pStyle w:val="Normal"/>
-              <w:widowControl/>
+            <w:tcW w:w="3598" w:type="dxa"/>
+            <w:tcBorders/>
+          </w:tcPr>
+          <w:p>
+            <w:pPr>
+              <w:pStyle w:val="Normal"/>
+              <w:widowControl/>
+              <w:suppressAutoHyphens w:val="true"/>
               <w:spacing w:lineRule="auto" w:line="240" w:before="0" w:after="0"/>
               <w:jc w:val="center"/>
               <w:rPr>
@@ -1742,6 +1692,7 @@
             <w:pPr>
               <w:pStyle w:val="Normal"/>
               <w:widowControl/>
+              <w:suppressAutoHyphens w:val="true"/>
               <w:spacing w:lineRule="auto" w:line="240" w:before="0" w:after="0"/>
               <w:jc w:val="center"/>
               <w:rPr>
@@ -1765,13 +1716,14 @@
         </w:tc>
         <w:tc>
           <w:tcPr>
-            <w:tcW w:w="2714" w:type="dxa"/>
-            <w:tcBorders/>
-          </w:tcPr>
-          <w:p>
-            <w:pPr>
-              <w:pStyle w:val="Normal"/>
-              <w:widowControl/>
+            <w:tcW w:w="2715" w:type="dxa"/>
+            <w:tcBorders/>
+          </w:tcPr>
+          <w:p>
+            <w:pPr>
+              <w:pStyle w:val="Normal"/>
+              <w:widowControl/>
+              <w:suppressAutoHyphens w:val="true"/>
               <w:spacing w:lineRule="auto" w:line="240" w:before="0" w:after="0"/>
               <w:jc w:val="center"/>
               <w:rPr>
@@ -1798,13 +1750,14 @@
         <w:trPr/>
         <w:tc>
           <w:tcPr>
-            <w:tcW w:w="3599" w:type="dxa"/>
-            <w:tcBorders/>
-          </w:tcPr>
-          <w:p>
-            <w:pPr>
-              <w:pStyle w:val="Normal"/>
-              <w:widowControl/>
+            <w:tcW w:w="3598" w:type="dxa"/>
+            <w:tcBorders/>
+          </w:tcPr>
+          <w:p>
+            <w:pPr>
+              <w:pStyle w:val="Normal"/>
+              <w:widowControl/>
+              <w:suppressAutoHyphens w:val="true"/>
               <w:spacing w:lineRule="auto" w:line="240" w:before="0" w:after="0"/>
               <w:rPr>
                 <w:rFonts w:eastAsia="等线" w:cs="Arial"/>
@@ -1835,6 +1788,7 @@
             <w:pPr>
               <w:pStyle w:val="Normal"/>
               <w:widowControl/>
+              <w:suppressAutoHyphens w:val="true"/>
               <w:spacing w:lineRule="auto" w:line="240" w:before="0" w:after="0"/>
               <w:jc w:val="center"/>
               <w:rPr>
@@ -1859,13 +1813,14 @@
         </w:tc>
         <w:tc>
           <w:tcPr>
-            <w:tcW w:w="2714" w:type="dxa"/>
-            <w:tcBorders/>
-          </w:tcPr>
-          <w:p>
-            <w:pPr>
-              <w:pStyle w:val="Normal"/>
-              <w:widowControl/>
+            <w:tcW w:w="2715" w:type="dxa"/>
+            <w:tcBorders/>
+          </w:tcPr>
+          <w:p>
+            <w:pPr>
+              <w:pStyle w:val="Normal"/>
+              <w:widowControl/>
+              <w:suppressAutoHyphens w:val="true"/>
               <w:spacing w:lineRule="auto" w:line="240" w:before="0" w:after="0"/>
               <w:jc w:val="center"/>
               <w:rPr>
@@ -1893,13 +1848,14 @@
         <w:trPr/>
         <w:tc>
           <w:tcPr>
-            <w:tcW w:w="3599" w:type="dxa"/>
-            <w:tcBorders/>
-          </w:tcPr>
-          <w:p>
-            <w:pPr>
-              <w:pStyle w:val="Normal"/>
-              <w:widowControl/>
+            <w:tcW w:w="3598" w:type="dxa"/>
+            <w:tcBorders/>
+          </w:tcPr>
+          <w:p>
+            <w:pPr>
+              <w:pStyle w:val="Normal"/>
+              <w:widowControl/>
+              <w:suppressAutoHyphens w:val="true"/>
               <w:spacing w:lineRule="auto" w:line="240" w:before="0" w:after="0"/>
               <w:rPr>
                 <w:rFonts w:eastAsia="等线" w:cs="Arial"/>
@@ -1930,6 +1886,7 @@
             <w:pPr>
               <w:pStyle w:val="Normal"/>
               <w:widowControl/>
+              <w:suppressAutoHyphens w:val="true"/>
               <w:spacing w:lineRule="auto" w:line="240" w:before="0" w:after="0"/>
               <w:jc w:val="center"/>
               <w:rPr>
@@ -1954,13 +1911,14 @@
         </w:tc>
         <w:tc>
           <w:tcPr>
-            <w:tcW w:w="2714" w:type="dxa"/>
-            <w:tcBorders/>
-          </w:tcPr>
-          <w:p>
-            <w:pPr>
-              <w:pStyle w:val="Normal"/>
-              <w:widowControl/>
+            <w:tcW w:w="2715" w:type="dxa"/>
+            <w:tcBorders/>
+          </w:tcPr>
+          <w:p>
+            <w:pPr>
+              <w:pStyle w:val="Normal"/>
+              <w:widowControl/>
+              <w:suppressAutoHyphens w:val="true"/>
               <w:spacing w:lineRule="auto" w:line="240" w:before="0" w:after="0"/>
               <w:jc w:val="center"/>
               <w:rPr>
@@ -1988,13 +1946,14 @@
         <w:trPr/>
         <w:tc>
           <w:tcPr>
-            <w:tcW w:w="3599" w:type="dxa"/>
-            <w:tcBorders/>
-          </w:tcPr>
-          <w:p>
-            <w:pPr>
-              <w:pStyle w:val="Normal"/>
-              <w:widowControl/>
+            <w:tcW w:w="3598" w:type="dxa"/>
+            <w:tcBorders/>
+          </w:tcPr>
+          <w:p>
+            <w:pPr>
+              <w:pStyle w:val="Normal"/>
+              <w:widowControl/>
+              <w:suppressAutoHyphens w:val="true"/>
               <w:spacing w:lineRule="auto" w:line="240" w:before="0" w:after="0"/>
               <w:rPr>
                 <w:rFonts w:eastAsia="等线" w:cs="Arial"/>
@@ -2025,6 +1984,7 @@
             <w:pPr>
               <w:pStyle w:val="Normal"/>
               <w:widowControl/>
+              <w:suppressAutoHyphens w:val="true"/>
               <w:spacing w:lineRule="auto" w:line="240" w:before="0" w:after="0"/>
               <w:jc w:val="center"/>
               <w:rPr>
@@ -2049,13 +2009,14 @@
         </w:tc>
         <w:tc>
           <w:tcPr>
-            <w:tcW w:w="2714" w:type="dxa"/>
-            <w:tcBorders/>
-          </w:tcPr>
-          <w:p>
-            <w:pPr>
-              <w:pStyle w:val="Normal"/>
-              <w:widowControl/>
+            <w:tcW w:w="2715" w:type="dxa"/>
+            <w:tcBorders/>
+          </w:tcPr>
+          <w:p>
+            <w:pPr>
+              <w:pStyle w:val="Normal"/>
+              <w:widowControl/>
+              <w:suppressAutoHyphens w:val="true"/>
               <w:spacing w:lineRule="auto" w:line="240" w:before="0" w:after="0"/>
               <w:jc w:val="center"/>
               <w:rPr>
@@ -2083,13 +2044,14 @@
         <w:trPr/>
         <w:tc>
           <w:tcPr>
-            <w:tcW w:w="3599" w:type="dxa"/>
-            <w:tcBorders/>
-          </w:tcPr>
-          <w:p>
-            <w:pPr>
-              <w:pStyle w:val="Normal"/>
-              <w:widowControl/>
+            <w:tcW w:w="3598" w:type="dxa"/>
+            <w:tcBorders/>
+          </w:tcPr>
+          <w:p>
+            <w:pPr>
+              <w:pStyle w:val="Normal"/>
+              <w:widowControl/>
+              <w:suppressAutoHyphens w:val="true"/>
               <w:spacing w:lineRule="auto" w:line="240" w:before="0" w:after="0"/>
               <w:rPr>
                 <w:rFonts w:eastAsia="等线" w:cs="Arial"/>
@@ -2120,6 +2082,7 @@
             <w:pPr>
               <w:pStyle w:val="Normal"/>
               <w:widowControl/>
+              <w:suppressAutoHyphens w:val="true"/>
               <w:spacing w:lineRule="auto" w:line="240" w:before="0" w:after="0"/>
               <w:jc w:val="center"/>
               <w:rPr>
@@ -2144,13 +2107,14 @@
         </w:tc>
         <w:tc>
           <w:tcPr>
-            <w:tcW w:w="2714" w:type="dxa"/>
-            <w:tcBorders/>
-          </w:tcPr>
-          <w:p>
-            <w:pPr>
-              <w:pStyle w:val="Normal"/>
-              <w:widowControl/>
+            <w:tcW w:w="2715" w:type="dxa"/>
+            <w:tcBorders/>
+          </w:tcPr>
+          <w:p>
+            <w:pPr>
+              <w:pStyle w:val="Normal"/>
+              <w:widowControl/>
+              <w:suppressAutoHyphens w:val="true"/>
               <w:spacing w:lineRule="auto" w:line="240" w:before="0" w:after="0"/>
               <w:jc w:val="center"/>
               <w:rPr>
@@ -2178,13 +2142,14 @@
         <w:trPr/>
         <w:tc>
           <w:tcPr>
-            <w:tcW w:w="3599" w:type="dxa"/>
-            <w:tcBorders/>
-          </w:tcPr>
-          <w:p>
-            <w:pPr>
-              <w:pStyle w:val="Normal"/>
-              <w:widowControl/>
+            <w:tcW w:w="3598" w:type="dxa"/>
+            <w:tcBorders/>
+          </w:tcPr>
+          <w:p>
+            <w:pPr>
+              <w:pStyle w:val="Normal"/>
+              <w:widowControl/>
+              <w:suppressAutoHyphens w:val="true"/>
               <w:spacing w:lineRule="auto" w:line="240" w:before="0" w:after="0"/>
               <w:rPr>
                 <w:rFonts w:eastAsia="等线" w:cs="Arial"/>
@@ -2215,6 +2180,7 @@
             <w:pPr>
               <w:pStyle w:val="Normal"/>
               <w:widowControl/>
+              <w:suppressAutoHyphens w:val="true"/>
               <w:spacing w:lineRule="auto" w:line="240" w:before="0" w:after="0"/>
               <w:jc w:val="center"/>
               <w:rPr>
@@ -2239,13 +2205,14 @@
         </w:tc>
         <w:tc>
           <w:tcPr>
-            <w:tcW w:w="2714" w:type="dxa"/>
-            <w:tcBorders/>
-          </w:tcPr>
-          <w:p>
-            <w:pPr>
-              <w:pStyle w:val="Normal"/>
-              <w:widowControl/>
+            <w:tcW w:w="2715" w:type="dxa"/>
+            <w:tcBorders/>
+          </w:tcPr>
+          <w:p>
+            <w:pPr>
+              <w:pStyle w:val="Normal"/>
+              <w:widowControl/>
+              <w:suppressAutoHyphens w:val="true"/>
               <w:spacing w:lineRule="auto" w:line="240" w:before="0" w:after="0"/>
               <w:jc w:val="center"/>
               <w:rPr>
@@ -2273,13 +2240,14 @@
         <w:trPr/>
         <w:tc>
           <w:tcPr>
-            <w:tcW w:w="3599" w:type="dxa"/>
-            <w:tcBorders/>
-          </w:tcPr>
-          <w:p>
-            <w:pPr>
-              <w:pStyle w:val="Normal"/>
-              <w:widowControl/>
+            <w:tcW w:w="3598" w:type="dxa"/>
+            <w:tcBorders/>
+          </w:tcPr>
+          <w:p>
+            <w:pPr>
+              <w:pStyle w:val="Normal"/>
+              <w:widowControl/>
+              <w:suppressAutoHyphens w:val="true"/>
               <w:spacing w:lineRule="auto" w:line="240" w:before="0" w:after="0"/>
               <w:rPr>
                 <w:rFonts w:eastAsia="等线" w:cs="Arial"/>
@@ -2310,6 +2278,7 @@
             <w:pPr>
               <w:pStyle w:val="Normal"/>
               <w:widowControl/>
+              <w:suppressAutoHyphens w:val="true"/>
               <w:spacing w:lineRule="auto" w:line="240" w:before="0" w:after="0"/>
               <w:jc w:val="center"/>
               <w:rPr>
@@ -2334,13 +2303,14 @@
         </w:tc>
         <w:tc>
           <w:tcPr>
-            <w:tcW w:w="2714" w:type="dxa"/>
-            <w:tcBorders/>
-          </w:tcPr>
-          <w:p>
-            <w:pPr>
-              <w:pStyle w:val="Normal"/>
-              <w:widowControl/>
+            <w:tcW w:w="2715" w:type="dxa"/>
+            <w:tcBorders/>
+          </w:tcPr>
+          <w:p>
+            <w:pPr>
+              <w:pStyle w:val="Normal"/>
+              <w:widowControl/>
+              <w:suppressAutoHyphens w:val="true"/>
               <w:spacing w:lineRule="auto" w:line="240" w:before="0" w:after="0"/>
               <w:jc w:val="center"/>
               <w:rPr>
@@ -2368,13 +2338,14 @@
         <w:trPr/>
         <w:tc>
           <w:tcPr>
-            <w:tcW w:w="3599" w:type="dxa"/>
-            <w:tcBorders/>
-          </w:tcPr>
-          <w:p>
-            <w:pPr>
-              <w:pStyle w:val="Normal"/>
-              <w:widowControl/>
+            <w:tcW w:w="3598" w:type="dxa"/>
+            <w:tcBorders/>
+          </w:tcPr>
+          <w:p>
+            <w:pPr>
+              <w:pStyle w:val="Normal"/>
+              <w:widowControl/>
+              <w:suppressAutoHyphens w:val="true"/>
               <w:spacing w:lineRule="auto" w:line="240" w:before="0" w:after="0"/>
               <w:rPr>
                 <w:rFonts w:eastAsia="等线" w:cs="Arial"/>
@@ -2405,6 +2376,7 @@
             <w:pPr>
               <w:pStyle w:val="Normal"/>
               <w:widowControl/>
+              <w:suppressAutoHyphens w:val="true"/>
               <w:spacing w:lineRule="auto" w:line="240" w:before="0" w:after="0"/>
               <w:jc w:val="center"/>
               <w:rPr>
@@ -2429,13 +2401,14 @@
         </w:tc>
         <w:tc>
           <w:tcPr>
-            <w:tcW w:w="2714" w:type="dxa"/>
-            <w:tcBorders/>
-          </w:tcPr>
-          <w:p>
-            <w:pPr>
-              <w:pStyle w:val="Normal"/>
-              <w:widowControl/>
+            <w:tcW w:w="2715" w:type="dxa"/>
+            <w:tcBorders/>
+          </w:tcPr>
+          <w:p>
+            <w:pPr>
+              <w:pStyle w:val="Normal"/>
+              <w:widowControl/>
+              <w:suppressAutoHyphens w:val="true"/>
               <w:spacing w:lineRule="auto" w:line="240" w:before="0" w:after="0"/>
               <w:jc w:val="center"/>
               <w:rPr>
@@ -2463,13 +2436,14 @@
         <w:trPr/>
         <w:tc>
           <w:tcPr>
-            <w:tcW w:w="3599" w:type="dxa"/>
-            <w:tcBorders/>
-          </w:tcPr>
-          <w:p>
-            <w:pPr>
-              <w:pStyle w:val="Normal"/>
-              <w:widowControl/>
+            <w:tcW w:w="3598" w:type="dxa"/>
+            <w:tcBorders/>
+          </w:tcPr>
+          <w:p>
+            <w:pPr>
+              <w:pStyle w:val="Normal"/>
+              <w:widowControl/>
+              <w:suppressAutoHyphens w:val="true"/>
               <w:spacing w:lineRule="auto" w:line="240" w:before="0" w:after="0"/>
               <w:rPr>
                 <w:rFonts w:eastAsia="等线" w:cs="Arial"/>
@@ -2500,6 +2474,7 @@
             <w:pPr>
               <w:pStyle w:val="Normal"/>
               <w:widowControl/>
+              <w:suppressAutoHyphens w:val="true"/>
               <w:spacing w:lineRule="auto" w:line="240" w:before="0" w:after="0"/>
               <w:jc w:val="center"/>
               <w:rPr>
@@ -2524,13 +2499,14 @@
         </w:tc>
         <w:tc>
           <w:tcPr>
-            <w:tcW w:w="2714" w:type="dxa"/>
-            <w:tcBorders/>
-          </w:tcPr>
-          <w:p>
-            <w:pPr>
-              <w:pStyle w:val="Normal"/>
-              <w:widowControl/>
+            <w:tcW w:w="2715" w:type="dxa"/>
+            <w:tcBorders/>
+          </w:tcPr>
+          <w:p>
+            <w:pPr>
+              <w:pStyle w:val="Normal"/>
+              <w:widowControl/>
+              <w:suppressAutoHyphens w:val="true"/>
               <w:spacing w:lineRule="auto" w:line="240" w:before="0" w:after="0"/>
               <w:jc w:val="center"/>
               <w:rPr>
@@ -2558,13 +2534,14 @@
         <w:trPr/>
         <w:tc>
           <w:tcPr>
-            <w:tcW w:w="3599" w:type="dxa"/>
-            <w:tcBorders/>
-          </w:tcPr>
-          <w:p>
-            <w:pPr>
-              <w:pStyle w:val="Normal"/>
-              <w:widowControl/>
+            <w:tcW w:w="3598" w:type="dxa"/>
+            <w:tcBorders/>
+          </w:tcPr>
+          <w:p>
+            <w:pPr>
+              <w:pStyle w:val="Normal"/>
+              <w:widowControl/>
+              <w:suppressAutoHyphens w:val="true"/>
               <w:spacing w:lineRule="auto" w:line="240" w:before="0" w:after="0"/>
               <w:rPr>
                 <w:rFonts w:eastAsia="等线" w:cs="Arial"/>
@@ -2595,6 +2572,7 @@
             <w:pPr>
               <w:pStyle w:val="Normal"/>
               <w:widowControl/>
+              <w:suppressAutoHyphens w:val="true"/>
               <w:spacing w:lineRule="auto" w:line="240" w:before="0" w:after="0"/>
               <w:jc w:val="center"/>
               <w:rPr>
@@ -2619,13 +2597,14 @@
         </w:tc>
         <w:tc>
           <w:tcPr>
-            <w:tcW w:w="2714" w:type="dxa"/>
-            <w:tcBorders/>
-          </w:tcPr>
-          <w:p>
-            <w:pPr>
-              <w:pStyle w:val="Normal"/>
-              <w:widowControl/>
+            <w:tcW w:w="2715" w:type="dxa"/>
+            <w:tcBorders/>
+          </w:tcPr>
+          <w:p>
+            <w:pPr>
+              <w:pStyle w:val="Normal"/>
+              <w:widowControl/>
+              <w:suppressAutoHyphens w:val="true"/>
               <w:spacing w:lineRule="auto" w:line="240" w:before="0" w:after="0"/>
               <w:jc w:val="center"/>
               <w:rPr>
@@ -2653,13 +2632,14 @@
         <w:trPr/>
         <w:tc>
           <w:tcPr>
-            <w:tcW w:w="3599" w:type="dxa"/>
-            <w:tcBorders/>
-          </w:tcPr>
-          <w:p>
-            <w:pPr>
-              <w:pStyle w:val="Normal"/>
-              <w:widowControl/>
+            <w:tcW w:w="3598" w:type="dxa"/>
+            <w:tcBorders/>
+          </w:tcPr>
+          <w:p>
+            <w:pPr>
+              <w:pStyle w:val="Normal"/>
+              <w:widowControl/>
+              <w:suppressAutoHyphens w:val="true"/>
               <w:spacing w:lineRule="auto" w:line="240" w:before="0" w:after="0"/>
               <w:rPr>
                 <w:rFonts w:eastAsia="等线" w:cs="Arial"/>
@@ -2690,6 +2670,7 @@
             <w:pPr>
               <w:pStyle w:val="Normal"/>
               <w:widowControl/>
+              <w:suppressAutoHyphens w:val="true"/>
               <w:spacing w:lineRule="auto" w:line="240" w:before="0" w:after="0"/>
               <w:jc w:val="center"/>
               <w:rPr>
@@ -2714,13 +2695,14 @@
         </w:tc>
         <w:tc>
           <w:tcPr>
-            <w:tcW w:w="2714" w:type="dxa"/>
-            <w:tcBorders/>
-          </w:tcPr>
-          <w:p>
-            <w:pPr>
-              <w:pStyle w:val="Normal"/>
-              <w:widowControl/>
+            <w:tcW w:w="2715" w:type="dxa"/>
+            <w:tcBorders/>
+          </w:tcPr>
+          <w:p>
+            <w:pPr>
+              <w:pStyle w:val="Normal"/>
+              <w:widowControl/>
+              <w:suppressAutoHyphens w:val="true"/>
               <w:spacing w:lineRule="auto" w:line="240" w:before="0" w:after="0"/>
               <w:jc w:val="center"/>
               <w:rPr>
@@ -2748,13 +2730,14 @@
         <w:trPr/>
         <w:tc>
           <w:tcPr>
-            <w:tcW w:w="3599" w:type="dxa"/>
-            <w:tcBorders/>
-          </w:tcPr>
-          <w:p>
-            <w:pPr>
-              <w:pStyle w:val="Normal"/>
-              <w:widowControl/>
+            <w:tcW w:w="3598" w:type="dxa"/>
+            <w:tcBorders/>
+          </w:tcPr>
+          <w:p>
+            <w:pPr>
+              <w:pStyle w:val="Normal"/>
+              <w:widowControl/>
+              <w:suppressAutoHyphens w:val="true"/>
               <w:spacing w:lineRule="auto" w:line="240" w:before="0" w:after="0"/>
               <w:rPr>
                 <w:rFonts w:eastAsia="等线" w:cs="Arial"/>
@@ -2785,6 +2768,7 @@
             <w:pPr>
               <w:pStyle w:val="Normal"/>
               <w:widowControl/>
+              <w:suppressAutoHyphens w:val="true"/>
               <w:spacing w:lineRule="auto" w:line="240" w:before="0" w:after="0"/>
               <w:jc w:val="center"/>
               <w:rPr>
@@ -2809,13 +2793,14 @@
         </w:tc>
         <w:tc>
           <w:tcPr>
-            <w:tcW w:w="2714" w:type="dxa"/>
-            <w:tcBorders/>
-          </w:tcPr>
-          <w:p>
-            <w:pPr>
-              <w:pStyle w:val="Normal"/>
-              <w:widowControl/>
+            <w:tcW w:w="2715" w:type="dxa"/>
+            <w:tcBorders/>
+          </w:tcPr>
+          <w:p>
+            <w:pPr>
+              <w:pStyle w:val="Normal"/>
+              <w:widowControl/>
+              <w:suppressAutoHyphens w:val="true"/>
               <w:spacing w:lineRule="auto" w:line="240" w:before="0" w:after="0"/>
               <w:jc w:val="center"/>
               <w:rPr>
@@ -2843,13 +2828,14 @@
         <w:trPr/>
         <w:tc>
           <w:tcPr>
-            <w:tcW w:w="3599" w:type="dxa"/>
-            <w:tcBorders/>
-          </w:tcPr>
-          <w:p>
-            <w:pPr>
-              <w:pStyle w:val="Normal"/>
-              <w:widowControl/>
+            <w:tcW w:w="3598" w:type="dxa"/>
+            <w:tcBorders/>
+          </w:tcPr>
+          <w:p>
+            <w:pPr>
+              <w:pStyle w:val="Normal"/>
+              <w:widowControl/>
+              <w:suppressAutoHyphens w:val="true"/>
               <w:spacing w:lineRule="auto" w:line="240" w:before="0" w:after="0"/>
               <w:rPr>
                 <w:rFonts w:eastAsia="等线" w:cs="Arial"/>
@@ -2880,6 +2866,7 @@
             <w:pPr>
               <w:pStyle w:val="Normal"/>
               <w:widowControl/>
+              <w:suppressAutoHyphens w:val="true"/>
               <w:spacing w:lineRule="auto" w:line="240" w:before="0" w:after="0"/>
               <w:jc w:val="center"/>
               <w:rPr>
@@ -2904,13 +2891,14 @@
         </w:tc>
         <w:tc>
           <w:tcPr>
-            <w:tcW w:w="2714" w:type="dxa"/>
-            <w:tcBorders/>
-          </w:tcPr>
-          <w:p>
-            <w:pPr>
-              <w:pStyle w:val="Normal"/>
-              <w:widowControl/>
+            <w:tcW w:w="2715" w:type="dxa"/>
+            <w:tcBorders/>
+          </w:tcPr>
+          <w:p>
+            <w:pPr>
+              <w:pStyle w:val="Normal"/>
+              <w:widowControl/>
+              <w:suppressAutoHyphens w:val="true"/>
               <w:spacing w:lineRule="auto" w:line="240" w:before="0" w:after="0"/>
               <w:jc w:val="center"/>
               <w:rPr>
@@ -3016,6 +3004,7 @@
             <w:pPr>
               <w:pStyle w:val="Normal"/>
               <w:widowControl/>
+              <w:suppressAutoHyphens w:val="true"/>
               <w:spacing w:lineRule="auto" w:line="240" w:before="0" w:after="0"/>
               <w:jc w:val="center"/>
               <w:rPr>
@@ -3050,6 +3039,7 @@
             <w:pPr>
               <w:pStyle w:val="Normal"/>
               <w:widowControl/>
+              <w:suppressAutoHyphens w:val="true"/>
               <w:spacing w:lineRule="auto" w:line="240" w:before="0" w:after="0"/>
               <w:jc w:val="center"/>
               <w:rPr>
@@ -3084,6 +3074,7 @@
             <w:pPr>
               <w:pStyle w:val="Normal"/>
               <w:widowControl/>
+              <w:suppressAutoHyphens w:val="true"/>
               <w:spacing w:lineRule="auto" w:line="240" w:before="0" w:after="0"/>
               <w:jc w:val="center"/>
               <w:rPr>
@@ -3118,6 +3109,7 @@
             <w:pPr>
               <w:pStyle w:val="Normal"/>
               <w:widowControl/>
+              <w:suppressAutoHyphens w:val="true"/>
               <w:spacing w:lineRule="auto" w:line="240" w:before="0" w:after="0"/>
               <w:jc w:val="left"/>
               <w:rPr>
@@ -3150,6 +3142,7 @@
             <w:pPr>
               <w:pStyle w:val="Normal"/>
               <w:widowControl/>
+              <w:suppressAutoHyphens w:val="true"/>
               <w:spacing w:lineRule="auto" w:line="240" w:before="0" w:after="0"/>
               <w:jc w:val="center"/>
               <w:rPr>
@@ -3182,6 +3175,7 @@
             <w:pPr>
               <w:pStyle w:val="Normal"/>
               <w:widowControl/>
+              <w:suppressAutoHyphens w:val="true"/>
               <w:spacing w:lineRule="auto" w:line="240" w:before="0" w:after="0"/>
               <w:jc w:val="left"/>
               <w:rPr>
@@ -3217,6 +3211,7 @@
             <w:pPr>
               <w:pStyle w:val="Normal"/>
               <w:widowControl/>
+              <w:suppressAutoHyphens w:val="true"/>
               <w:spacing w:lineRule="auto" w:line="240" w:before="0" w:after="0"/>
               <w:jc w:val="left"/>
               <w:rPr>
@@ -3249,6 +3244,7 @@
             <w:pPr>
               <w:pStyle w:val="Normal"/>
               <w:widowControl/>
+              <w:suppressAutoHyphens w:val="true"/>
               <w:spacing w:lineRule="auto" w:line="240" w:before="0" w:after="0"/>
               <w:jc w:val="center"/>
               <w:rPr>
@@ -3281,6 +3277,7 @@
             <w:pPr>
               <w:pStyle w:val="Normal"/>
               <w:widowControl/>
+              <w:suppressAutoHyphens w:val="true"/>
               <w:spacing w:lineRule="auto" w:line="240" w:before="0" w:after="0"/>
               <w:jc w:val="left"/>
               <w:rPr>
@@ -3316,6 +3313,7 @@
             <w:pPr>
               <w:pStyle w:val="Normal"/>
               <w:widowControl/>
+              <w:suppressAutoHyphens w:val="true"/>
               <w:spacing w:lineRule="auto" w:line="240" w:before="0" w:after="0"/>
               <w:jc w:val="left"/>
               <w:rPr>
@@ -3348,6 +3346,7 @@
             <w:pPr>
               <w:pStyle w:val="Normal"/>
               <w:widowControl/>
+              <w:suppressAutoHyphens w:val="true"/>
               <w:spacing w:lineRule="auto" w:line="240" w:before="0" w:after="0"/>
               <w:jc w:val="center"/>
               <w:rPr>
@@ -3380,6 +3379,7 @@
             <w:pPr>
               <w:pStyle w:val="Normal"/>
               <w:widowControl/>
+              <w:suppressAutoHyphens w:val="true"/>
               <w:spacing w:lineRule="auto" w:line="240" w:before="0" w:after="0"/>
               <w:jc w:val="left"/>
               <w:rPr>
@@ -3415,6 +3415,7 @@
             <w:pPr>
               <w:pStyle w:val="Normal"/>
               <w:widowControl/>
+              <w:suppressAutoHyphens w:val="true"/>
               <w:spacing w:lineRule="auto" w:line="240" w:before="0" w:after="0"/>
               <w:jc w:val="left"/>
               <w:rPr>
@@ -3447,6 +3448,7 @@
             <w:pPr>
               <w:pStyle w:val="Normal"/>
               <w:widowControl/>
+              <w:suppressAutoHyphens w:val="true"/>
               <w:spacing w:lineRule="auto" w:line="240" w:before="0" w:after="0"/>
               <w:jc w:val="center"/>
               <w:rPr>
@@ -3479,6 +3481,7 @@
             <w:pPr>
               <w:pStyle w:val="Normal"/>
               <w:widowControl/>
+              <w:suppressAutoHyphens w:val="true"/>
               <w:spacing w:lineRule="auto" w:line="240" w:before="0" w:after="0"/>
               <w:jc w:val="left"/>
               <w:rPr>
@@ -3514,6 +3517,7 @@
             <w:pPr>
               <w:pStyle w:val="Normal"/>
               <w:widowControl/>
+              <w:suppressAutoHyphens w:val="true"/>
               <w:spacing w:lineRule="auto" w:line="240" w:before="0" w:after="0"/>
               <w:jc w:val="left"/>
               <w:rPr>
@@ -3546,6 +3550,7 @@
             <w:pPr>
               <w:pStyle w:val="Normal"/>
               <w:widowControl/>
+              <w:suppressAutoHyphens w:val="true"/>
               <w:spacing w:lineRule="auto" w:line="240" w:before="0" w:after="0"/>
               <w:jc w:val="center"/>
               <w:rPr>
@@ -3578,6 +3583,7 @@
             <w:pPr>
               <w:pStyle w:val="Normal"/>
               <w:widowControl/>
+              <w:suppressAutoHyphens w:val="true"/>
               <w:spacing w:lineRule="auto" w:line="240" w:before="0" w:after="0"/>
               <w:jc w:val="left"/>
               <w:rPr>
@@ -3635,6 +3641,7 @@
             <w:pPr>
               <w:pStyle w:val="Normal"/>
               <w:widowControl/>
+              <w:suppressAutoHyphens w:val="true"/>
               <w:spacing w:lineRule="auto" w:line="240" w:before="0" w:after="0"/>
               <w:jc w:val="left"/>
               <w:rPr>
@@ -3667,6 +3674,7 @@
             <w:pPr>
               <w:pStyle w:val="Normal"/>
               <w:widowControl/>
+              <w:suppressAutoHyphens w:val="true"/>
               <w:spacing w:lineRule="auto" w:line="240" w:before="0" w:after="0"/>
               <w:jc w:val="center"/>
               <w:rPr>
@@ -3699,6 +3707,7 @@
             <w:pPr>
               <w:pStyle w:val="Normal"/>
               <w:widowControl/>
+              <w:suppressAutoHyphens w:val="true"/>
               <w:spacing w:lineRule="auto" w:line="240" w:before="0" w:after="0"/>
               <w:jc w:val="left"/>
               <w:rPr>
@@ -3746,6 +3755,7 @@
             <w:pPr>
               <w:pStyle w:val="Normal"/>
               <w:widowControl/>
+              <w:suppressAutoHyphens w:val="true"/>
               <w:spacing w:lineRule="auto" w:line="240" w:before="0" w:after="0"/>
               <w:jc w:val="left"/>
               <w:rPr>
@@ -3778,6 +3788,7 @@
             <w:pPr>
               <w:pStyle w:val="Normal"/>
               <w:widowControl/>
+              <w:suppressAutoHyphens w:val="true"/>
               <w:spacing w:lineRule="auto" w:line="240" w:before="0" w:after="0"/>
               <w:jc w:val="center"/>
               <w:rPr>
@@ -3810,6 +3821,7 @@
             <w:pPr>
               <w:pStyle w:val="Normal"/>
               <w:widowControl/>
+              <w:suppressAutoHyphens w:val="true"/>
               <w:spacing w:lineRule="auto" w:line="240" w:before="0" w:after="0"/>
               <w:jc w:val="left"/>
               <w:rPr>
@@ -3845,6 +3857,7 @@
             <w:pPr>
               <w:pStyle w:val="Normal"/>
               <w:widowControl/>
+              <w:suppressAutoHyphens w:val="true"/>
               <w:spacing w:lineRule="auto" w:line="240" w:before="0" w:after="0"/>
               <w:jc w:val="left"/>
               <w:rPr>
@@ -3877,6 +3890,7 @@
             <w:pPr>
               <w:pStyle w:val="Normal"/>
               <w:widowControl/>
+              <w:suppressAutoHyphens w:val="true"/>
               <w:spacing w:lineRule="auto" w:line="240" w:before="0" w:after="0"/>
               <w:jc w:val="center"/>
               <w:rPr>
@@ -3909,6 +3923,7 @@
             <w:pPr>
               <w:pStyle w:val="Normal"/>
               <w:widowControl/>
+              <w:suppressAutoHyphens w:val="true"/>
               <w:spacing w:lineRule="auto" w:line="240" w:before="0" w:after="0"/>
               <w:jc w:val="left"/>
               <w:rPr>
@@ -3944,6 +3959,7 @@
             <w:pPr>
               <w:pStyle w:val="Normal"/>
               <w:widowControl/>
+              <w:suppressAutoHyphens w:val="true"/>
               <w:spacing w:lineRule="auto" w:line="240" w:before="0" w:after="0"/>
               <w:jc w:val="left"/>
               <w:rPr>
@@ -3976,6 +3992,7 @@
             <w:pPr>
               <w:pStyle w:val="Normal"/>
               <w:widowControl/>
+              <w:suppressAutoHyphens w:val="true"/>
               <w:spacing w:lineRule="auto" w:line="240" w:before="0" w:after="0"/>
               <w:jc w:val="center"/>
               <w:rPr>
@@ -4007,6 +4024,7 @@
             <w:pPr>
               <w:pStyle w:val="Normal"/>
               <w:widowControl/>
+              <w:suppressAutoHyphens w:val="true"/>
               <w:spacing w:lineRule="auto" w:line="240" w:before="0" w:after="0"/>
               <w:jc w:val="left"/>
               <w:rPr>
@@ -4054,6 +4072,7 @@
             <w:pPr>
               <w:pStyle w:val="Normal"/>
               <w:widowControl/>
+              <w:suppressAutoHyphens w:val="true"/>
               <w:spacing w:lineRule="auto" w:line="240" w:before="0" w:after="0"/>
               <w:jc w:val="left"/>
               <w:rPr>
@@ -4086,6 +4105,7 @@
             <w:pPr>
               <w:pStyle w:val="Normal"/>
               <w:widowControl/>
+              <w:suppressAutoHyphens w:val="true"/>
               <w:spacing w:lineRule="auto" w:line="240" w:before="0" w:after="0"/>
               <w:jc w:val="center"/>
               <w:rPr>
@@ -4117,6 +4137,7 @@
             <w:pPr>
               <w:pStyle w:val="Normal"/>
               <w:widowControl/>
+              <w:suppressAutoHyphens w:val="true"/>
               <w:spacing w:lineRule="auto" w:line="240" w:before="0" w:after="0"/>
               <w:jc w:val="left"/>
               <w:rPr>
@@ -4164,6 +4185,7 @@
             <w:pPr>
               <w:pStyle w:val="Normal"/>
               <w:widowControl/>
+              <w:suppressAutoHyphens w:val="true"/>
               <w:spacing w:lineRule="auto" w:line="240" w:before="0" w:after="0"/>
               <w:jc w:val="left"/>
               <w:rPr>
@@ -4196,6 +4218,7 @@
             <w:pPr>
               <w:pStyle w:val="Normal"/>
               <w:widowControl/>
+              <w:suppressAutoHyphens w:val="true"/>
               <w:spacing w:lineRule="auto" w:line="240" w:before="0" w:after="0"/>
               <w:jc w:val="center"/>
               <w:rPr>
@@ -4227,6 +4250,7 @@
             <w:pPr>
               <w:pStyle w:val="Normal"/>
               <w:widowControl/>
+              <w:suppressAutoHyphens w:val="true"/>
               <w:spacing w:lineRule="auto" w:line="240" w:before="0" w:after="0"/>
               <w:jc w:val="left"/>
               <w:rPr>
@@ -4274,6 +4298,7 @@
             <w:pPr>
               <w:pStyle w:val="Normal"/>
               <w:widowControl/>
+              <w:suppressAutoHyphens w:val="true"/>
               <w:spacing w:lineRule="auto" w:line="240" w:before="0" w:after="0"/>
               <w:jc w:val="left"/>
               <w:rPr>
@@ -4306,6 +4331,7 @@
             <w:pPr>
               <w:pStyle w:val="Normal"/>
               <w:widowControl/>
+              <w:suppressAutoHyphens w:val="true"/>
               <w:spacing w:lineRule="auto" w:line="240" w:before="0" w:after="0"/>
               <w:jc w:val="center"/>
               <w:rPr>
@@ -4338,6 +4364,7 @@
             <w:pPr>
               <w:pStyle w:val="Normal"/>
               <w:widowControl/>
+              <w:suppressAutoHyphens w:val="true"/>
               <w:spacing w:lineRule="auto" w:line="240" w:before="0" w:after="0"/>
               <w:jc w:val="left"/>
               <w:rPr>
@@ -4385,6 +4412,7 @@
             <w:pPr>
               <w:pStyle w:val="Normal"/>
               <w:widowControl/>
+              <w:suppressAutoHyphens w:val="true"/>
               <w:spacing w:lineRule="auto" w:line="240" w:before="0" w:after="0"/>
               <w:jc w:val="left"/>
               <w:rPr>
@@ -4417,6 +4445,7 @@
             <w:pPr>
               <w:pStyle w:val="Normal"/>
               <w:widowControl/>
+              <w:suppressAutoHyphens w:val="true"/>
               <w:spacing w:lineRule="auto" w:line="240" w:before="0" w:after="0"/>
               <w:jc w:val="center"/>
               <w:rPr>
@@ -4449,6 +4478,7 @@
             <w:pPr>
               <w:pStyle w:val="Normal"/>
               <w:widowControl/>
+              <w:suppressAutoHyphens w:val="true"/>
               <w:spacing w:lineRule="auto" w:line="240" w:before="0" w:after="0"/>
               <w:jc w:val="left"/>
               <w:rPr>
@@ -4492,6 +4522,7 @@
             <w:pPr>
               <w:pStyle w:val="Normal"/>
               <w:widowControl/>
+              <w:suppressAutoHyphens w:val="true"/>
               <w:spacing w:lineRule="auto" w:line="240" w:before="0" w:after="0"/>
               <w:jc w:val="left"/>
               <w:rPr>
@@ -4524,6 +4555,7 @@
             <w:pPr>
               <w:pStyle w:val="Normal"/>
               <w:widowControl/>
+              <w:suppressAutoHyphens w:val="true"/>
               <w:spacing w:lineRule="auto" w:line="240" w:before="0" w:after="0"/>
               <w:jc w:val="center"/>
               <w:rPr>
@@ -4556,6 +4588,7 @@
             <w:pPr>
               <w:pStyle w:val="Normal"/>
               <w:widowControl/>
+              <w:suppressAutoHyphens w:val="true"/>
               <w:spacing w:lineRule="auto" w:line="240" w:before="0" w:after="0"/>
               <w:jc w:val="left"/>
               <w:rPr>
@@ -4599,6 +4632,7 @@
             <w:pPr>
               <w:pStyle w:val="Normal"/>
               <w:widowControl/>
+              <w:suppressAutoHyphens w:val="true"/>
               <w:spacing w:lineRule="auto" w:line="240" w:before="0" w:after="0"/>
               <w:jc w:val="left"/>
               <w:rPr>
@@ -4631,6 +4665,7 @@
             <w:pPr>
               <w:pStyle w:val="Normal"/>
               <w:widowControl/>
+              <w:suppressAutoHyphens w:val="true"/>
               <w:spacing w:lineRule="auto" w:line="240" w:before="0" w:after="0"/>
               <w:jc w:val="center"/>
               <w:rPr>
@@ -4663,6 +4698,7 @@
             <w:pPr>
               <w:pStyle w:val="Normal"/>
               <w:widowControl/>
+              <w:suppressAutoHyphens w:val="true"/>
               <w:spacing w:lineRule="auto" w:line="240" w:before="0" w:after="0"/>
               <w:jc w:val="left"/>
               <w:rPr>
@@ -4706,6 +4742,7 @@
             <w:pPr>
               <w:pStyle w:val="Normal"/>
               <w:widowControl/>
+              <w:suppressAutoHyphens w:val="true"/>
               <w:spacing w:lineRule="auto" w:line="240" w:before="0" w:after="0"/>
               <w:jc w:val="left"/>
               <w:rPr>
@@ -4738,6 +4775,7 @@
             <w:pPr>
               <w:pStyle w:val="Normal"/>
               <w:widowControl/>
+              <w:suppressAutoHyphens w:val="true"/>
               <w:spacing w:lineRule="auto" w:line="240" w:before="0" w:after="0"/>
               <w:jc w:val="center"/>
               <w:rPr>
@@ -4770,6 +4808,7 @@
             <w:pPr>
               <w:pStyle w:val="Normal"/>
               <w:widowControl/>
+              <w:suppressAutoHyphens w:val="true"/>
               <w:spacing w:lineRule="auto" w:line="240" w:before="0" w:after="0"/>
               <w:jc w:val="left"/>
               <w:rPr>
@@ -4813,6 +4852,7 @@
             <w:pPr>
               <w:pStyle w:val="Normal"/>
               <w:widowControl/>
+              <w:suppressAutoHyphens w:val="true"/>
               <w:spacing w:lineRule="auto" w:line="240" w:before="0" w:after="0"/>
               <w:jc w:val="left"/>
               <w:rPr>
@@ -4845,6 +4885,7 @@
             <w:pPr>
               <w:pStyle w:val="Normal"/>
               <w:widowControl/>
+              <w:suppressAutoHyphens w:val="true"/>
               <w:spacing w:lineRule="auto" w:line="240" w:before="0" w:after="0"/>
               <w:jc w:val="center"/>
               <w:rPr>
@@ -4877,6 +4918,7 @@
             <w:pPr>
               <w:pStyle w:val="Normal"/>
               <w:widowControl/>
+              <w:suppressAutoHyphens w:val="true"/>
               <w:spacing w:lineRule="auto" w:line="240" w:before="0" w:after="0"/>
               <w:jc w:val="left"/>
               <w:rPr>
@@ -4920,6 +4962,7 @@
             <w:pPr>
               <w:pStyle w:val="Normal"/>
               <w:widowControl/>
+              <w:suppressAutoHyphens w:val="true"/>
               <w:spacing w:lineRule="auto" w:line="240" w:before="0" w:after="0"/>
               <w:jc w:val="left"/>
               <w:rPr>
@@ -4952,6 +4995,7 @@
             <w:pPr>
               <w:pStyle w:val="Normal"/>
               <w:widowControl/>
+              <w:suppressAutoHyphens w:val="true"/>
               <w:spacing w:lineRule="auto" w:line="240" w:before="0" w:after="0"/>
               <w:jc w:val="center"/>
               <w:rPr>
@@ -4984,6 +5028,7 @@
             <w:pPr>
               <w:pStyle w:val="Normal"/>
               <w:widowControl/>
+              <w:suppressAutoHyphens w:val="true"/>
               <w:spacing w:lineRule="auto" w:line="240" w:before="0" w:after="0"/>
               <w:jc w:val="left"/>
               <w:rPr>
@@ -5130,6 +5175,7 @@
             <w:pPr>
               <w:pStyle w:val="Normal"/>
               <w:widowControl/>
+              <w:suppressAutoHyphens w:val="true"/>
               <w:spacing w:lineRule="auto" w:line="240" w:before="0" w:after="0"/>
               <w:jc w:val="center"/>
               <w:rPr>
@@ -5161,6 +5207,7 @@
             <w:pPr>
               <w:pStyle w:val="Normal"/>
               <w:widowControl/>
+              <w:suppressAutoHyphens w:val="true"/>
               <w:spacing w:lineRule="auto" w:line="240" w:before="0" w:after="0"/>
               <w:jc w:val="center"/>
               <w:rPr>
@@ -5192,6 +5239,7 @@
             <w:pPr>
               <w:pStyle w:val="Normal"/>
               <w:widowControl/>
+              <w:suppressAutoHyphens w:val="true"/>
               <w:spacing w:lineRule="auto" w:line="240" w:before="0" w:after="0"/>
               <w:jc w:val="center"/>
               <w:rPr>
@@ -5223,6 +5271,7 @@
             <w:pPr>
               <w:pStyle w:val="Normal"/>
               <w:widowControl/>
+              <w:suppressAutoHyphens w:val="true"/>
               <w:spacing w:lineRule="auto" w:line="240" w:before="0" w:after="0"/>
               <w:jc w:val="center"/>
               <w:rPr>
@@ -5254,6 +5303,7 @@
             <w:pPr>
               <w:pStyle w:val="Normal"/>
               <w:widowControl/>
+              <w:suppressAutoHyphens w:val="true"/>
               <w:spacing w:lineRule="auto" w:line="240" w:before="0" w:after="0"/>
               <w:jc w:val="center"/>
               <w:rPr>
@@ -5288,6 +5338,7 @@
             <w:pPr>
               <w:pStyle w:val="Normal"/>
               <w:widowControl/>
+              <w:suppressAutoHyphens w:val="true"/>
               <w:spacing w:lineRule="auto" w:line="240" w:before="0" w:after="0"/>
               <w:rPr>
                 <w:rFonts w:eastAsia="等线" w:cs="Arial"/>
@@ -5319,6 +5370,7 @@
             <w:pPr>
               <w:pStyle w:val="Normal"/>
               <w:widowControl/>
+              <w:suppressAutoHyphens w:val="true"/>
               <w:spacing w:lineRule="auto" w:line="240" w:before="0" w:after="0"/>
               <w:rPr>
                 <w:rFonts w:eastAsia="等线" w:cs="Arial"/>
@@ -5350,6 +5402,7 @@
             <w:pPr>
               <w:pStyle w:val="Normal"/>
               <w:widowControl/>
+              <w:suppressAutoHyphens w:val="true"/>
               <w:spacing w:lineRule="auto" w:line="240" w:before="0" w:after="0"/>
               <w:rPr>
                 <w:rFonts w:eastAsia="等线" w:cs="Arial"/>
@@ -5381,6 +5434,7 @@
             <w:pPr>
               <w:pStyle w:val="Normal"/>
               <w:widowControl/>
+              <w:suppressAutoHyphens w:val="true"/>
               <w:spacing w:lineRule="auto" w:line="240" w:before="0" w:after="0"/>
               <w:rPr>
                 <w:rFonts w:eastAsia="等线" w:cs="Arial"/>
@@ -5412,6 +5466,7 @@
             <w:pPr>
               <w:pStyle w:val="Normal"/>
               <w:widowControl/>
+              <w:suppressAutoHyphens w:val="true"/>
               <w:spacing w:lineRule="auto" w:line="240" w:before="0" w:after="0"/>
               <w:rPr>
                 <w:rFonts w:eastAsia="等线" w:cs="Arial"/>
@@ -5446,6 +5501,7 @@
             <w:pPr>
               <w:pStyle w:val="Normal"/>
               <w:widowControl/>
+              <w:suppressAutoHyphens w:val="true"/>
               <w:spacing w:lineRule="auto" w:line="240" w:before="0" w:after="0"/>
               <w:rPr>
                 <w:rFonts w:eastAsia="等线" w:cs="Arial"/>
@@ -5477,6 +5533,7 @@
             <w:pPr>
               <w:pStyle w:val="Normal"/>
               <w:widowControl/>
+              <w:suppressAutoHyphens w:val="true"/>
               <w:spacing w:lineRule="auto" w:line="240" w:before="0" w:after="0"/>
               <w:rPr>
                 <w:rFonts w:eastAsia="等线" w:cs="Arial"/>
@@ -5508,6 +5565,7 @@
             <w:pPr>
               <w:pStyle w:val="Normal"/>
               <w:widowControl/>
+              <w:suppressAutoHyphens w:val="true"/>
               <w:spacing w:lineRule="auto" w:line="240" w:before="0" w:after="0"/>
               <w:rPr>
                 <w:rFonts w:eastAsia="等线" w:cs="Arial"/>
@@ -5539,6 +5597,7 @@
             <w:pPr>
               <w:pStyle w:val="Normal"/>
               <w:widowControl/>
+              <w:suppressAutoHyphens w:val="true"/>
               <w:spacing w:lineRule="auto" w:line="240" w:before="0" w:after="0"/>
               <w:rPr>
                 <w:rFonts w:eastAsia="等线" w:cs="Arial"/>
@@ -5570,6 +5629,7 @@
             <w:pPr>
               <w:pStyle w:val="Normal"/>
               <w:widowControl/>
+              <w:suppressAutoHyphens w:val="true"/>
               <w:spacing w:lineRule="auto" w:line="240" w:before="0" w:after="0"/>
               <w:rPr>
                 <w:rFonts w:eastAsia="等线" w:cs="Arial"/>
@@ -5604,6 +5664,7 @@
             <w:pPr>
               <w:pStyle w:val="Normal"/>
               <w:widowControl/>
+              <w:suppressAutoHyphens w:val="true"/>
               <w:spacing w:lineRule="auto" w:line="240" w:before="0" w:after="0"/>
               <w:rPr>
                 <w:rFonts w:eastAsia="等线" w:cs="Arial"/>
@@ -5635,6 +5696,7 @@
             <w:pPr>
               <w:pStyle w:val="Normal"/>
               <w:widowControl/>
+              <w:suppressAutoHyphens w:val="true"/>
               <w:spacing w:lineRule="auto" w:line="240" w:before="0" w:after="0"/>
               <w:rPr>
                 <w:rFonts w:eastAsia="等线" w:cs="Arial"/>
@@ -5666,6 +5728,7 @@
             <w:pPr>
               <w:pStyle w:val="Normal"/>
               <w:widowControl/>
+              <w:suppressAutoHyphens w:val="true"/>
               <w:spacing w:lineRule="auto" w:line="240" w:before="0" w:after="0"/>
               <w:rPr>
                 <w:rFonts w:eastAsia="等线" w:cs="Arial"/>
@@ -5697,6 +5760,7 @@
             <w:pPr>
               <w:pStyle w:val="Normal"/>
               <w:widowControl/>
+              <w:suppressAutoHyphens w:val="true"/>
               <w:spacing w:lineRule="auto" w:line="240" w:before="0" w:after="0"/>
               <w:rPr>
                 <w:rFonts w:eastAsia="等线" w:cs="Arial"/>
@@ -5728,6 +5792,7 @@
             <w:pPr>
               <w:pStyle w:val="Normal"/>
               <w:widowControl/>
+              <w:suppressAutoHyphens w:val="true"/>
               <w:spacing w:lineRule="auto" w:line="240" w:before="0" w:after="0"/>
               <w:rPr>
                 <w:rFonts w:eastAsia="等线" w:cs="Arial"/>
@@ -5762,6 +5827,7 @@
             <w:pPr>
               <w:pStyle w:val="Normal"/>
               <w:widowControl/>
+              <w:suppressAutoHyphens w:val="true"/>
               <w:spacing w:lineRule="auto" w:line="240" w:before="0" w:after="0"/>
               <w:rPr>
                 <w:rFonts w:eastAsia="等线" w:cs="Arial"/>
@@ -5793,6 +5859,7 @@
             <w:pPr>
               <w:pStyle w:val="Normal"/>
               <w:widowControl/>
+              <w:suppressAutoHyphens w:val="true"/>
               <w:spacing w:lineRule="auto" w:line="240" w:before="0" w:after="0"/>
               <w:rPr>
                 <w:rFonts w:eastAsia="等线" w:cs="Arial"/>
@@ -5824,6 +5891,7 @@
             <w:pPr>
               <w:pStyle w:val="Normal"/>
               <w:widowControl/>
+              <w:suppressAutoHyphens w:val="true"/>
               <w:spacing w:lineRule="auto" w:line="240" w:before="0" w:after="0"/>
               <w:rPr>
                 <w:rFonts w:eastAsia="等线" w:cs="Arial"/>
@@ -5855,6 +5923,7 @@
             <w:pPr>
               <w:pStyle w:val="Normal"/>
               <w:widowControl/>
+              <w:suppressAutoHyphens w:val="true"/>
               <w:spacing w:lineRule="auto" w:line="240" w:before="0" w:after="0"/>
               <w:rPr>
                 <w:rFonts w:eastAsia="等线" w:cs="Arial"/>
@@ -5886,6 +5955,7 @@
             <w:pPr>
               <w:pStyle w:val="Normal"/>
               <w:widowControl/>
+              <w:suppressAutoHyphens w:val="true"/>
               <w:spacing w:lineRule="auto" w:line="240" w:before="0" w:after="0"/>
               <w:rPr>
                 <w:rFonts w:eastAsia="等线" w:cs="Arial"/>
@@ -5920,6 +5990,7 @@
             <w:pPr>
               <w:pStyle w:val="Normal"/>
               <w:widowControl/>
+              <w:suppressAutoHyphens w:val="true"/>
               <w:spacing w:lineRule="auto" w:line="240" w:before="0" w:after="0"/>
               <w:rPr>
                 <w:rFonts w:eastAsia="等线" w:cs="Arial"/>
@@ -5951,6 +6022,7 @@
             <w:pPr>
               <w:pStyle w:val="Normal"/>
               <w:widowControl/>
+              <w:suppressAutoHyphens w:val="true"/>
               <w:spacing w:lineRule="auto" w:line="240" w:before="0" w:after="0"/>
               <w:rPr>
                 <w:rFonts w:eastAsia="等线" w:cs="Arial"/>
@@ -5982,6 +6054,7 @@
             <w:pPr>
               <w:pStyle w:val="Normal"/>
               <w:widowControl/>
+              <w:suppressAutoHyphens w:val="true"/>
               <w:spacing w:lineRule="auto" w:line="240" w:before="0" w:after="0"/>
               <w:rPr>
                 <w:rFonts w:eastAsia="等线" w:cs="Arial"/>
@@ -6013,6 +6086,7 @@
             <w:pPr>
               <w:pStyle w:val="Normal"/>
               <w:widowControl/>
+              <w:suppressAutoHyphens w:val="true"/>
               <w:spacing w:lineRule="auto" w:line="240" w:before="0" w:after="0"/>
               <w:rPr>
                 <w:rFonts w:eastAsia="等线" w:cs="Arial"/>
@@ -6044,6 +6118,7 @@
             <w:pPr>
               <w:pStyle w:val="Normal"/>
               <w:widowControl/>
+              <w:suppressAutoHyphens w:val="true"/>
               <w:spacing w:lineRule="auto" w:line="240" w:before="0" w:after="0"/>
               <w:rPr>
                 <w:rFonts w:eastAsia="等线" w:cs="Arial"/>
@@ -6078,6 +6153,7 @@
             <w:pPr>
               <w:pStyle w:val="Normal"/>
               <w:widowControl/>
+              <w:suppressAutoHyphens w:val="true"/>
               <w:spacing w:lineRule="auto" w:line="240" w:before="0" w:after="0"/>
               <w:rPr>
                 <w:rFonts w:eastAsia="等线" w:cs="Arial"/>
@@ -6109,6 +6185,7 @@
             <w:pPr>
               <w:pStyle w:val="Normal"/>
               <w:widowControl/>
+              <w:suppressAutoHyphens w:val="true"/>
               <w:spacing w:lineRule="auto" w:line="240" w:before="0" w:after="0"/>
               <w:rPr>
                 <w:rFonts w:eastAsia="等线" w:cs="Arial"/>
@@ -6140,6 +6217,7 @@
             <w:pPr>
               <w:pStyle w:val="Normal"/>
               <w:widowControl/>
+              <w:suppressAutoHyphens w:val="true"/>
               <w:spacing w:lineRule="auto" w:line="240" w:before="0" w:after="0"/>
               <w:rPr>
                 <w:rFonts w:eastAsia="等线" w:cs="Arial"/>
@@ -6171,6 +6249,7 @@
             <w:pPr>
               <w:pStyle w:val="Normal"/>
               <w:widowControl/>
+              <w:suppressAutoHyphens w:val="true"/>
               <w:spacing w:lineRule="auto" w:line="240" w:before="0" w:after="0"/>
               <w:rPr>
                 <w:rFonts w:eastAsia="等线" w:cs="Arial"/>
@@ -6202,6 +6281,7 @@
             <w:pPr>
               <w:pStyle w:val="Normal"/>
               <w:widowControl/>
+              <w:suppressAutoHyphens w:val="true"/>
               <w:spacing w:lineRule="auto" w:line="240" w:before="0" w:after="0"/>
               <w:rPr>
                 <w:rFonts w:eastAsia="等线" w:cs="Arial"/>
@@ -6236,6 +6316,7 @@
             <w:pPr>
               <w:pStyle w:val="Normal"/>
               <w:widowControl/>
+              <w:suppressAutoHyphens w:val="true"/>
               <w:spacing w:lineRule="auto" w:line="240" w:before="0" w:after="0"/>
               <w:rPr>
                 <w:rFonts w:eastAsia="等线" w:cs="Arial"/>
@@ -6267,6 +6348,7 @@
             <w:pPr>
               <w:pStyle w:val="Normal"/>
               <w:widowControl/>
+              <w:suppressAutoHyphens w:val="true"/>
               <w:spacing w:lineRule="auto" w:line="240" w:before="0" w:after="0"/>
               <w:rPr>
                 <w:rFonts w:eastAsia="等线" w:cs="Arial"/>
@@ -6298,6 +6380,7 @@
             <w:pPr>
               <w:pStyle w:val="Normal"/>
               <w:widowControl/>
+              <w:suppressAutoHyphens w:val="true"/>
               <w:spacing w:lineRule="auto" w:line="240" w:before="0" w:after="0"/>
               <w:rPr>
                 <w:rFonts w:eastAsia="等线" w:cs="Arial"/>
@@ -6329,6 +6412,7 @@
             <w:pPr>
               <w:pStyle w:val="Normal"/>
               <w:widowControl/>
+              <w:suppressAutoHyphens w:val="true"/>
               <w:spacing w:lineRule="auto" w:line="240" w:before="0" w:after="0"/>
               <w:rPr>
                 <w:rFonts w:eastAsia="等线" w:cs="Arial"/>
@@ -6360,6 +6444,7 @@
             <w:pPr>
               <w:pStyle w:val="Normal"/>
               <w:widowControl/>
+              <w:suppressAutoHyphens w:val="true"/>
               <w:spacing w:lineRule="auto" w:line="240" w:before="0" w:after="0"/>
               <w:rPr>
                 <w:rFonts w:eastAsia="等线" w:cs="Arial"/>
@@ -6394,6 +6479,7 @@
             <w:pPr>
               <w:pStyle w:val="Normal"/>
               <w:widowControl/>
+              <w:suppressAutoHyphens w:val="true"/>
               <w:spacing w:lineRule="auto" w:line="240" w:before="0" w:after="0"/>
               <w:rPr>
                 <w:rFonts w:eastAsia="等线" w:cs="Arial"/>
@@ -6425,6 +6511,7 @@
             <w:pPr>
               <w:pStyle w:val="Normal"/>
               <w:widowControl/>
+              <w:suppressAutoHyphens w:val="true"/>
               <w:spacing w:lineRule="auto" w:line="240" w:before="0" w:after="0"/>
               <w:rPr>
                 <w:rFonts w:eastAsia="等线" w:cs="Arial"/>
@@ -6456,6 +6543,7 @@
             <w:pPr>
               <w:pStyle w:val="Normal"/>
               <w:widowControl/>
+              <w:suppressAutoHyphens w:val="true"/>
               <w:spacing w:lineRule="auto" w:line="240" w:before="0" w:after="0"/>
               <w:rPr>
                 <w:rFonts w:eastAsia="等线" w:cs="Arial"/>
@@ -6487,6 +6575,7 @@
             <w:pPr>
               <w:pStyle w:val="Normal"/>
               <w:widowControl/>
+              <w:suppressAutoHyphens w:val="true"/>
               <w:spacing w:lineRule="auto" w:line="240" w:before="0" w:after="0"/>
               <w:rPr>
                 <w:rFonts w:eastAsia="等线" w:cs="Arial"/>
@@ -6518,6 +6607,7 @@
             <w:pPr>
               <w:pStyle w:val="Normal"/>
               <w:widowControl/>
+              <w:suppressAutoHyphens w:val="true"/>
               <w:spacing w:lineRule="auto" w:line="240" w:before="0" w:after="0"/>
               <w:rPr>
                 <w:rFonts w:eastAsia="等线" w:cs="Arial"/>
@@ -6552,6 +6642,7 @@
             <w:pPr>
               <w:pStyle w:val="Normal"/>
               <w:widowControl/>
+              <w:suppressAutoHyphens w:val="true"/>
               <w:spacing w:lineRule="auto" w:line="240" w:before="0" w:after="0"/>
               <w:rPr>
                 <w:rFonts w:eastAsia="等线" w:cs="Arial"/>
@@ -6583,6 +6674,7 @@
             <w:pPr>
               <w:pStyle w:val="Normal"/>
               <w:widowControl/>
+              <w:suppressAutoHyphens w:val="true"/>
               <w:spacing w:lineRule="auto" w:line="240" w:before="0" w:after="0"/>
               <w:rPr>
                 <w:rFonts w:eastAsia="等线" w:cs="Arial"/>
@@ -6614,6 +6706,7 @@
             <w:pPr>
               <w:pStyle w:val="Normal"/>
               <w:widowControl/>
+              <w:suppressAutoHyphens w:val="true"/>
               <w:spacing w:lineRule="auto" w:line="240" w:before="0" w:after="0"/>
               <w:rPr>
                 <w:rFonts w:eastAsia="等线" w:cs="Arial"/>
@@ -6645,6 +6738,7 @@
             <w:pPr>
               <w:pStyle w:val="Normal"/>
               <w:widowControl/>
+              <w:suppressAutoHyphens w:val="true"/>
               <w:spacing w:lineRule="auto" w:line="240" w:before="0" w:after="0"/>
               <w:rPr>
                 <w:rFonts w:eastAsia="等线" w:cs="Arial"/>
@@ -6676,6 +6770,7 @@
             <w:pPr>
               <w:pStyle w:val="Normal"/>
               <w:widowControl/>
+              <w:suppressAutoHyphens w:val="true"/>
               <w:spacing w:lineRule="auto" w:line="240" w:before="0" w:after="0"/>
               <w:rPr>
                 <w:rFonts w:eastAsia="等线" w:cs="Arial"/>
@@ -6710,6 +6805,7 @@
             <w:pPr>
               <w:pStyle w:val="Normal"/>
               <w:widowControl/>
+              <w:suppressAutoHyphens w:val="true"/>
               <w:spacing w:lineRule="auto" w:line="240" w:before="0" w:after="0"/>
               <w:rPr>
                 <w:rFonts w:eastAsia="等线" w:cs="Arial"/>
@@ -6741,6 +6837,7 @@
             <w:pPr>
               <w:pStyle w:val="Normal"/>
               <w:widowControl/>
+              <w:suppressAutoHyphens w:val="true"/>
               <w:spacing w:lineRule="auto" w:line="240" w:before="0" w:after="0"/>
               <w:rPr>
                 <w:rFonts w:eastAsia="等线" w:cs="Arial"/>
@@ -6772,6 +6869,7 @@
             <w:pPr>
               <w:pStyle w:val="Normal"/>
               <w:widowControl/>
+              <w:suppressAutoHyphens w:val="true"/>
               <w:spacing w:lineRule="auto" w:line="240" w:before="0" w:after="0"/>
               <w:rPr>
                 <w:rFonts w:eastAsia="等线" w:cs="Arial"/>
@@ -6803,6 +6901,7 @@
             <w:pPr>
               <w:pStyle w:val="Normal"/>
               <w:widowControl/>
+              <w:suppressAutoHyphens w:val="true"/>
               <w:spacing w:lineRule="auto" w:line="240" w:before="0" w:after="0"/>
               <w:rPr>
                 <w:rFonts w:eastAsia="等线" w:cs="Arial"/>
@@ -6834,6 +6933,7 @@
             <w:pPr>
               <w:pStyle w:val="Normal"/>
               <w:widowControl/>
+              <w:suppressAutoHyphens w:val="true"/>
               <w:spacing w:lineRule="auto" w:line="240" w:before="0" w:after="0"/>
               <w:rPr>
                 <w:rFonts w:eastAsia="等线" w:cs="Arial"/>
@@ -6868,6 +6968,7 @@
             <w:pPr>
               <w:pStyle w:val="Normal"/>
               <w:widowControl/>
+              <w:suppressAutoHyphens w:val="true"/>
               <w:spacing w:lineRule="auto" w:line="240" w:before="0" w:after="0"/>
               <w:rPr>
                 <w:rFonts w:eastAsia="等线" w:cs="Arial"/>
@@ -6899,6 +7000,7 @@
             <w:pPr>
               <w:pStyle w:val="Normal"/>
               <w:widowControl/>
+              <w:suppressAutoHyphens w:val="true"/>
               <w:spacing w:lineRule="auto" w:line="240" w:before="0" w:after="0"/>
               <w:rPr>
                 <w:rFonts w:eastAsia="等线" w:cs="Arial"/>
@@ -6930,6 +7032,7 @@
             <w:pPr>
               <w:pStyle w:val="Normal"/>
               <w:widowControl/>
+              <w:suppressAutoHyphens w:val="true"/>
               <w:spacing w:lineRule="auto" w:line="240" w:before="0" w:after="0"/>
               <w:rPr>
                 <w:rFonts w:eastAsia="等线" w:cs="Arial"/>
@@ -6961,6 +7064,7 @@
             <w:pPr>
               <w:pStyle w:val="Normal"/>
               <w:widowControl/>
+              <w:suppressAutoHyphens w:val="true"/>
               <w:spacing w:lineRule="auto" w:line="240" w:before="0" w:after="0"/>
               <w:rPr>
                 <w:rFonts w:eastAsia="等线" w:cs="Arial"/>
@@ -6992,6 +7096,7 @@
             <w:pPr>
               <w:pStyle w:val="Normal"/>
               <w:widowControl/>
+              <w:suppressAutoHyphens w:val="true"/>
               <w:spacing w:lineRule="auto" w:line="240" w:before="0" w:after="0"/>
               <w:rPr>
                 <w:rFonts w:eastAsia="等线" w:cs="Arial"/>
@@ -7026,6 +7131,7 @@
             <w:pPr>
               <w:pStyle w:val="Normal"/>
               <w:widowControl/>
+              <w:suppressAutoHyphens w:val="true"/>
               <w:spacing w:lineRule="auto" w:line="240" w:before="0" w:after="0"/>
               <w:rPr>
                 <w:rFonts w:eastAsia="等线" w:cs="Arial"/>
@@ -7057,6 +7163,7 @@
             <w:pPr>
               <w:pStyle w:val="Normal"/>
               <w:widowControl/>
+              <w:suppressAutoHyphens w:val="true"/>
               <w:spacing w:lineRule="auto" w:line="240" w:before="0" w:after="0"/>
               <w:rPr>
                 <w:rFonts w:eastAsia="等线" w:cs="Arial"/>
@@ -7088,6 +7195,7 @@
             <w:pPr>
               <w:pStyle w:val="Normal"/>
               <w:widowControl/>
+              <w:suppressAutoHyphens w:val="true"/>
               <w:spacing w:lineRule="auto" w:line="240" w:before="0" w:after="0"/>
               <w:rPr>
                 <w:rFonts w:eastAsia="等线" w:cs="Arial"/>
@@ -7119,6 +7227,7 @@
             <w:pPr>
               <w:pStyle w:val="Normal"/>
               <w:widowControl/>
+              <w:suppressAutoHyphens w:val="true"/>
               <w:spacing w:lineRule="auto" w:line="240" w:before="0" w:after="0"/>
               <w:rPr>
                 <w:rFonts w:eastAsia="等线" w:cs="Arial"/>
@@ -7150,6 +7259,7 @@
             <w:pPr>
               <w:pStyle w:val="Normal"/>
               <w:widowControl/>
+              <w:suppressAutoHyphens w:val="true"/>
               <w:spacing w:lineRule="auto" w:line="240" w:before="0" w:after="0"/>
               <w:rPr>
                 <w:rFonts w:eastAsia="等线" w:cs="Arial"/>
@@ -7184,6 +7294,7 @@
             <w:pPr>
               <w:pStyle w:val="Normal"/>
               <w:widowControl/>
+              <w:suppressAutoHyphens w:val="true"/>
               <w:spacing w:lineRule="auto" w:line="240" w:before="0" w:after="0"/>
               <w:rPr>
                 <w:rFonts w:eastAsia="等线" w:cs="Arial"/>
@@ -7215,6 +7326,7 @@
             <w:pPr>
               <w:pStyle w:val="Normal"/>
               <w:widowControl/>
+              <w:suppressAutoHyphens w:val="true"/>
               <w:spacing w:lineRule="auto" w:line="240" w:before="0" w:after="0"/>
               <w:rPr>
                 <w:rFonts w:eastAsia="等线" w:cs="Arial"/>
@@ -7246,6 +7358,7 @@
             <w:pPr>
               <w:pStyle w:val="Normal"/>
               <w:widowControl/>
+              <w:suppressAutoHyphens w:val="true"/>
               <w:spacing w:lineRule="auto" w:line="240" w:before="0" w:after="0"/>
               <w:rPr>
                 <w:rFonts w:eastAsia="等线" w:cs="Arial"/>
@@ -7277,6 +7390,7 @@
             <w:pPr>
               <w:pStyle w:val="Normal"/>
               <w:widowControl/>
+              <w:suppressAutoHyphens w:val="true"/>
               <w:spacing w:lineRule="auto" w:line="240" w:before="0" w:after="0"/>
               <w:rPr>
                 <w:rFonts w:eastAsia="等线" w:cs="Arial"/>
@@ -7308,6 +7422,7 @@
             <w:pPr>
               <w:pStyle w:val="Normal"/>
               <w:widowControl/>
+              <w:suppressAutoHyphens w:val="true"/>
               <w:spacing w:lineRule="auto" w:line="240" w:before="0" w:after="0"/>
               <w:rPr>
                 <w:rFonts w:eastAsia="等线" w:cs="Arial"/>
@@ -7342,6 +7457,7 @@
             <w:pPr>
               <w:pStyle w:val="Normal"/>
               <w:widowControl/>
+              <w:suppressAutoHyphens w:val="true"/>
               <w:spacing w:lineRule="auto" w:line="240" w:before="0" w:after="0"/>
               <w:rPr>
                 <w:rFonts w:eastAsia="等线" w:cs="Arial"/>
@@ -7373,6 +7489,7 @@
             <w:pPr>
               <w:pStyle w:val="Normal"/>
               <w:widowControl/>
+              <w:suppressAutoHyphens w:val="true"/>
               <w:spacing w:lineRule="auto" w:line="240" w:before="0" w:after="0"/>
               <w:rPr>
                 <w:rFonts w:eastAsia="等线" w:cs="Arial"/>
@@ -7404,6 +7521,7 @@
             <w:pPr>
               <w:pStyle w:val="Normal"/>
               <w:widowControl/>
+              <w:suppressAutoHyphens w:val="true"/>
               <w:spacing w:lineRule="auto" w:line="240" w:before="0" w:after="0"/>
               <w:rPr>
                 <w:rFonts w:eastAsia="等线" w:cs="Arial"/>
@@ -7435,6 +7553,7 @@
             <w:pPr>
               <w:pStyle w:val="Normal"/>
               <w:widowControl/>
+              <w:suppressAutoHyphens w:val="true"/>
               <w:spacing w:lineRule="auto" w:line="240" w:before="0" w:after="0"/>
               <w:rPr>
                 <w:rFonts w:eastAsia="等线" w:cs="Arial"/>
@@ -7466,6 +7585,7 @@
             <w:pPr>
               <w:pStyle w:val="Normal"/>
               <w:widowControl/>
+              <w:suppressAutoHyphens w:val="true"/>
               <w:spacing w:lineRule="auto" w:line="240" w:before="0" w:after="0"/>
               <w:rPr>
                 <w:rFonts w:eastAsia="等线" w:cs="Arial"/>
@@ -7500,6 +7620,7 @@
             <w:pPr>
               <w:pStyle w:val="Normal"/>
               <w:widowControl/>
+              <w:suppressAutoHyphens w:val="true"/>
               <w:spacing w:lineRule="auto" w:line="240" w:before="0" w:after="0"/>
               <w:rPr>
                 <w:rFonts w:eastAsia="等线" w:cs="Arial"/>
@@ -7531,6 +7652,7 @@
             <w:pPr>
               <w:pStyle w:val="Normal"/>
               <w:widowControl/>
+              <w:suppressAutoHyphens w:val="true"/>
               <w:spacing w:lineRule="auto" w:line="240" w:before="0" w:after="0"/>
               <w:rPr>
                 <w:rFonts w:eastAsia="等线" w:cs="Arial"/>
@@ -7562,6 +7684,7 @@
             <w:pPr>
               <w:pStyle w:val="Normal"/>
               <w:widowControl/>
+              <w:suppressAutoHyphens w:val="true"/>
               <w:spacing w:lineRule="auto" w:line="240" w:before="0" w:after="0"/>
               <w:rPr>
                 <w:rFonts w:eastAsia="等线" w:cs="Arial"/>
@@ -7593,6 +7716,7 @@
             <w:pPr>
               <w:pStyle w:val="Normal"/>
               <w:widowControl/>
+              <w:suppressAutoHyphens w:val="true"/>
               <w:spacing w:lineRule="auto" w:line="240" w:before="0" w:after="0"/>
               <w:rPr>
                 <w:rFonts w:eastAsia="等线" w:cs="Arial"/>
@@ -7624,6 +7748,7 @@
             <w:pPr>
               <w:pStyle w:val="Normal"/>
               <w:widowControl/>
+              <w:suppressAutoHyphens w:val="true"/>
               <w:spacing w:lineRule="auto" w:line="240" w:before="0" w:after="0"/>
               <w:rPr>
                 <w:rFonts w:eastAsia="等线" w:cs="Arial"/>
@@ -7658,6 +7783,7 @@
             <w:pPr>
               <w:pStyle w:val="Normal"/>
               <w:widowControl/>
+              <w:suppressAutoHyphens w:val="true"/>
               <w:spacing w:lineRule="auto" w:line="240" w:before="0" w:after="0"/>
               <w:rPr>
                 <w:rFonts w:eastAsia="等线" w:cs="Arial"/>
@@ -7689,6 +7815,7 @@
             <w:pPr>
               <w:pStyle w:val="Normal"/>
               <w:widowControl/>
+              <w:suppressAutoHyphens w:val="true"/>
               <w:spacing w:lineRule="auto" w:line="240" w:before="0" w:after="0"/>
               <w:rPr>
                 <w:rFonts w:eastAsia="等线" w:cs="Arial"/>
@@ -7720,6 +7847,7 @@
             <w:pPr>
               <w:pStyle w:val="Normal"/>
               <w:widowControl/>
+              <w:suppressAutoHyphens w:val="true"/>
               <w:spacing w:lineRule="auto" w:line="240" w:before="0" w:after="0"/>
               <w:rPr>
                 <w:rFonts w:eastAsia="等线" w:cs="Arial"/>
@@ -7751,6 +7879,7 @@
             <w:pPr>
               <w:pStyle w:val="Normal"/>
               <w:widowControl/>
+              <w:suppressAutoHyphens w:val="true"/>
               <w:spacing w:lineRule="auto" w:line="240" w:before="0" w:after="0"/>
               <w:rPr>
                 <w:rFonts w:eastAsia="等线" w:cs="Arial"/>
@@ -7782,6 +7911,7 @@
             <w:pPr>
               <w:pStyle w:val="Normal"/>
               <w:widowControl/>
+              <w:suppressAutoHyphens w:val="true"/>
               <w:spacing w:lineRule="auto" w:line="240" w:before="0" w:after="0"/>
               <w:rPr>
                 <w:rFonts w:eastAsia="等线" w:cs="Arial"/>
@@ -7816,6 +7946,7 @@
             <w:pPr>
               <w:pStyle w:val="Normal"/>
               <w:widowControl/>
+              <w:suppressAutoHyphens w:val="true"/>
               <w:spacing w:lineRule="auto" w:line="240" w:before="0" w:after="0"/>
               <w:rPr>
                 <w:rFonts w:eastAsia="等线" w:cs="Arial"/>
@@ -7847,6 +7978,7 @@
             <w:pPr>
               <w:pStyle w:val="Normal"/>
               <w:widowControl/>
+              <w:suppressAutoHyphens w:val="true"/>
               <w:spacing w:lineRule="auto" w:line="240" w:before="0" w:after="0"/>
               <w:rPr>
                 <w:rFonts w:eastAsia="等线" w:cs="Arial"/>
@@ -7878,6 +8010,7 @@
             <w:pPr>
               <w:pStyle w:val="Normal"/>
               <w:widowControl/>
+              <w:suppressAutoHyphens w:val="true"/>
               <w:spacing w:lineRule="auto" w:line="240" w:before="0" w:after="0"/>
               <w:rPr>
                 <w:rFonts w:eastAsia="等线" w:cs="Arial"/>
@@ -7909,6 +8042,7 @@
             <w:pPr>
               <w:pStyle w:val="Normal"/>
               <w:widowControl/>
+              <w:suppressAutoHyphens w:val="true"/>
               <w:spacing w:lineRule="auto" w:line="240" w:before="0" w:after="0"/>
               <w:rPr>
                 <w:rFonts w:eastAsia="等线" w:cs="Arial"/>
@@ -7940,6 +8074,7 @@
             <w:pPr>
               <w:pStyle w:val="Normal"/>
               <w:widowControl/>
+              <w:suppressAutoHyphens w:val="true"/>
               <w:spacing w:lineRule="auto" w:line="240" w:before="0" w:after="0"/>
               <w:rPr>
                 <w:rFonts w:eastAsia="等线" w:cs="Arial"/>
@@ -7974,6 +8109,7 @@
             <w:pPr>
               <w:pStyle w:val="Normal"/>
               <w:widowControl/>
+              <w:suppressAutoHyphens w:val="true"/>
               <w:spacing w:lineRule="auto" w:line="240" w:before="0" w:after="0"/>
               <w:rPr>
                 <w:rFonts w:eastAsia="等线" w:cs="Arial"/>
@@ -8005,6 +8141,7 @@
             <w:pPr>
               <w:pStyle w:val="Normal"/>
               <w:widowControl/>
+              <w:suppressAutoHyphens w:val="true"/>
               <w:spacing w:lineRule="auto" w:line="240" w:before="0" w:after="0"/>
               <w:rPr>
                 <w:rFonts w:eastAsia="等线" w:cs="Arial"/>
@@ -8036,6 +8173,7 @@
             <w:pPr>
               <w:pStyle w:val="Normal"/>
               <w:widowControl/>
+              <w:suppressAutoHyphens w:val="true"/>
               <w:spacing w:lineRule="auto" w:line="240" w:before="0" w:after="0"/>
               <w:rPr>
                 <w:rFonts w:eastAsia="等线" w:cs="Arial"/>
@@ -8067,6 +8205,7 @@
             <w:pPr>
               <w:pStyle w:val="Normal"/>
               <w:widowControl/>
+              <w:suppressAutoHyphens w:val="true"/>
               <w:spacing w:lineRule="auto" w:line="240" w:before="0" w:after="0"/>
               <w:rPr>
                 <w:rFonts w:eastAsia="等线" w:cs="Arial"/>
@@ -8098,6 +8237,7 @@
             <w:pPr>
               <w:pStyle w:val="Normal"/>
               <w:widowControl/>
+              <w:suppressAutoHyphens w:val="true"/>
               <w:spacing w:lineRule="auto" w:line="240" w:before="0" w:after="0"/>
               <w:rPr>
                 <w:rFonts w:eastAsia="等线" w:cs="Arial"/>
@@ -8273,8 +8413,8 @@
       <w:tblGrid>
         <w:gridCol w:w="1739"/>
         <w:gridCol w:w="2428"/>
-        <w:gridCol w:w="2429"/>
-        <w:gridCol w:w="2429"/>
+        <w:gridCol w:w="2430"/>
+        <w:gridCol w:w="2428"/>
       </w:tblGrid>
       <w:tr>
         <w:trPr/>
@@ -8288,6 +8428,7 @@
             <w:pPr>
               <w:pStyle w:val="Normal"/>
               <w:widowControl/>
+              <w:suppressAutoHyphens w:val="true"/>
               <w:spacing w:lineRule="auto" w:line="240" w:before="0" w:after="0"/>
               <w:jc w:val="center"/>
               <w:rPr>
@@ -8322,6 +8463,7 @@
             <w:pPr>
               <w:pStyle w:val="Normal"/>
               <w:widowControl/>
+              <w:suppressAutoHyphens w:val="true"/>
               <w:spacing w:lineRule="auto" w:line="240" w:before="0" w:after="0"/>
               <w:jc w:val="center"/>
               <w:rPr>
@@ -8350,14 +8492,15 @@
         </w:tc>
         <w:tc>
           <w:tcPr>
-            <w:tcW w:w="2429" w:type="dxa"/>
-            <w:tcBorders/>
-            <w:vAlign w:val="center"/>
-          </w:tcPr>
-          <w:p>
-            <w:pPr>
-              <w:pStyle w:val="Normal"/>
-              <w:widowControl/>
+            <w:tcW w:w="2430" w:type="dxa"/>
+            <w:tcBorders/>
+            <w:vAlign w:val="center"/>
+          </w:tcPr>
+          <w:p>
+            <w:pPr>
+              <w:pStyle w:val="Normal"/>
+              <w:widowControl/>
+              <w:suppressAutoHyphens w:val="true"/>
               <w:spacing w:lineRule="auto" w:line="240" w:before="0" w:after="0"/>
               <w:jc w:val="center"/>
               <w:rPr>
@@ -8386,14 +8529,15 @@
         </w:tc>
         <w:tc>
           <w:tcPr>
-            <w:tcW w:w="2429" w:type="dxa"/>
-            <w:tcBorders/>
-            <w:vAlign w:val="center"/>
-          </w:tcPr>
-          <w:p>
-            <w:pPr>
-              <w:pStyle w:val="Normal"/>
-              <w:widowControl/>
+            <w:tcW w:w="2428" w:type="dxa"/>
+            <w:tcBorders/>
+            <w:vAlign w:val="center"/>
+          </w:tcPr>
+          <w:p>
+            <w:pPr>
+              <w:pStyle w:val="Normal"/>
+              <w:widowControl/>
+              <w:suppressAutoHyphens w:val="true"/>
               <w:spacing w:lineRule="auto" w:line="240" w:before="0" w:after="0"/>
               <w:jc w:val="center"/>
               <w:rPr>
@@ -8433,6 +8577,7 @@
             <w:pPr>
               <w:pStyle w:val="Normal"/>
               <w:widowControl/>
+              <w:suppressAutoHyphens w:val="true"/>
               <w:spacing w:lineRule="auto" w:line="240" w:before="0" w:after="0"/>
               <w:jc w:val="left"/>
               <w:rPr>
@@ -8463,6 +8608,7 @@
             <w:pPr>
               <w:pStyle w:val="Normal"/>
               <w:widowControl/>
+              <w:suppressAutoHyphens w:val="true"/>
               <w:spacing w:lineRule="auto" w:line="240" w:before="0" w:after="0"/>
               <w:jc w:val="left"/>
               <w:rPr>
@@ -8487,14 +8633,15 @@
         </w:tc>
         <w:tc>
           <w:tcPr>
-            <w:tcW w:w="2429" w:type="dxa"/>
-            <w:tcBorders/>
-            <w:vAlign w:val="center"/>
-          </w:tcPr>
-          <w:p>
-            <w:pPr>
-              <w:pStyle w:val="Normal"/>
-              <w:widowControl/>
+            <w:tcW w:w="2430" w:type="dxa"/>
+            <w:tcBorders/>
+            <w:vAlign w:val="center"/>
+          </w:tcPr>
+          <w:p>
+            <w:pPr>
+              <w:pStyle w:val="Normal"/>
+              <w:widowControl/>
+              <w:suppressAutoHyphens w:val="true"/>
               <w:spacing w:lineRule="auto" w:line="240" w:before="0" w:after="0"/>
               <w:jc w:val="left"/>
               <w:rPr>
@@ -8519,14 +8666,15 @@
         </w:tc>
         <w:tc>
           <w:tcPr>
-            <w:tcW w:w="2429" w:type="dxa"/>
-            <w:tcBorders/>
-            <w:vAlign w:val="center"/>
-          </w:tcPr>
-          <w:p>
-            <w:pPr>
-              <w:pStyle w:val="Normal"/>
-              <w:widowControl/>
+            <w:tcW w:w="2428" w:type="dxa"/>
+            <w:tcBorders/>
+            <w:vAlign w:val="center"/>
+          </w:tcPr>
+          <w:p>
+            <w:pPr>
+              <w:pStyle w:val="Normal"/>
+              <w:widowControl/>
+              <w:suppressAutoHyphens w:val="true"/>
               <w:spacing w:lineRule="auto" w:line="240" w:before="0" w:after="0"/>
               <w:jc w:val="left"/>
               <w:rPr>
@@ -8562,6 +8710,7 @@
             <w:pPr>
               <w:pStyle w:val="Normal"/>
               <w:widowControl/>
+              <w:suppressAutoHyphens w:val="true"/>
               <w:spacing w:lineRule="auto" w:line="240" w:before="0" w:after="0"/>
               <w:jc w:val="left"/>
               <w:rPr>
@@ -8592,6 +8741,7 @@
             <w:pPr>
               <w:pStyle w:val="Normal"/>
               <w:widowControl/>
+              <w:suppressAutoHyphens w:val="true"/>
               <w:spacing w:lineRule="auto" w:line="240" w:before="0" w:after="0"/>
               <w:jc w:val="left"/>
               <w:rPr>
@@ -8616,14 +8766,15 @@
         </w:tc>
         <w:tc>
           <w:tcPr>
-            <w:tcW w:w="2429" w:type="dxa"/>
-            <w:tcBorders/>
-            <w:vAlign w:val="center"/>
-          </w:tcPr>
-          <w:p>
-            <w:pPr>
-              <w:pStyle w:val="Normal"/>
-              <w:widowControl/>
+            <w:tcW w:w="2430" w:type="dxa"/>
+            <w:tcBorders/>
+            <w:vAlign w:val="center"/>
+          </w:tcPr>
+          <w:p>
+            <w:pPr>
+              <w:pStyle w:val="Normal"/>
+              <w:widowControl/>
+              <w:suppressAutoHyphens w:val="true"/>
               <w:spacing w:lineRule="auto" w:line="240" w:before="0" w:after="0"/>
               <w:jc w:val="left"/>
               <w:rPr>
@@ -8648,14 +8799,15 @@
         </w:tc>
         <w:tc>
           <w:tcPr>
-            <w:tcW w:w="2429" w:type="dxa"/>
-            <w:tcBorders/>
-            <w:vAlign w:val="center"/>
-          </w:tcPr>
-          <w:p>
-            <w:pPr>
-              <w:pStyle w:val="Normal"/>
-              <w:widowControl/>
+            <w:tcW w:w="2428" w:type="dxa"/>
+            <w:tcBorders/>
+            <w:vAlign w:val="center"/>
+          </w:tcPr>
+          <w:p>
+            <w:pPr>
+              <w:pStyle w:val="Normal"/>
+              <w:widowControl/>
+              <w:suppressAutoHyphens w:val="true"/>
               <w:spacing w:lineRule="auto" w:line="240" w:before="0" w:after="0"/>
               <w:jc w:val="left"/>
               <w:rPr>
@@ -8691,6 +8843,7 @@
             <w:pPr>
               <w:pStyle w:val="Normal"/>
               <w:widowControl/>
+              <w:suppressAutoHyphens w:val="true"/>
               <w:spacing w:lineRule="auto" w:line="240" w:before="0" w:after="0"/>
               <w:jc w:val="left"/>
               <w:rPr>
@@ -8721,6 +8874,7 @@
             <w:pPr>
               <w:pStyle w:val="Normal"/>
               <w:widowControl/>
+              <w:suppressAutoHyphens w:val="true"/>
               <w:spacing w:lineRule="auto" w:line="240" w:before="0" w:after="0"/>
               <w:jc w:val="left"/>
               <w:rPr>
@@ -8745,14 +8899,15 @@
         </w:tc>
         <w:tc>
           <w:tcPr>
-            <w:tcW w:w="2429" w:type="dxa"/>
-            <w:tcBorders/>
-            <w:vAlign w:val="center"/>
-          </w:tcPr>
-          <w:p>
-            <w:pPr>
-              <w:pStyle w:val="Normal"/>
-              <w:widowControl/>
+            <w:tcW w:w="2430" w:type="dxa"/>
+            <w:tcBorders/>
+            <w:vAlign w:val="center"/>
+          </w:tcPr>
+          <w:p>
+            <w:pPr>
+              <w:pStyle w:val="Normal"/>
+              <w:widowControl/>
+              <w:suppressAutoHyphens w:val="true"/>
               <w:spacing w:lineRule="auto" w:line="240" w:before="0" w:after="0"/>
               <w:jc w:val="left"/>
               <w:rPr>
@@ -8777,14 +8932,15 @@
         </w:tc>
         <w:tc>
           <w:tcPr>
-            <w:tcW w:w="2429" w:type="dxa"/>
-            <w:tcBorders/>
-            <w:vAlign w:val="center"/>
-          </w:tcPr>
-          <w:p>
-            <w:pPr>
-              <w:pStyle w:val="Normal"/>
-              <w:widowControl/>
+            <w:tcW w:w="2428" w:type="dxa"/>
+            <w:tcBorders/>
+            <w:vAlign w:val="center"/>
+          </w:tcPr>
+          <w:p>
+            <w:pPr>
+              <w:pStyle w:val="Normal"/>
+              <w:widowControl/>
+              <w:suppressAutoHyphens w:val="true"/>
               <w:spacing w:lineRule="auto" w:line="240" w:before="0" w:after="0"/>
               <w:jc w:val="left"/>
               <w:rPr>
@@ -8820,6 +8976,7 @@
             <w:pPr>
               <w:pStyle w:val="Normal"/>
               <w:widowControl/>
+              <w:suppressAutoHyphens w:val="true"/>
               <w:spacing w:lineRule="auto" w:line="240" w:before="0" w:after="0"/>
               <w:jc w:val="left"/>
               <w:rPr>
@@ -8850,6 +9007,7 @@
             <w:pPr>
               <w:pStyle w:val="Normal"/>
               <w:widowControl/>
+              <w:suppressAutoHyphens w:val="true"/>
               <w:spacing w:lineRule="auto" w:line="240" w:before="0" w:after="0"/>
               <w:jc w:val="left"/>
               <w:rPr>
@@ -8874,14 +9032,15 @@
         </w:tc>
         <w:tc>
           <w:tcPr>
-            <w:tcW w:w="2429" w:type="dxa"/>
-            <w:tcBorders/>
-            <w:vAlign w:val="center"/>
-          </w:tcPr>
-          <w:p>
-            <w:pPr>
-              <w:pStyle w:val="Normal"/>
-              <w:widowControl/>
+            <w:tcW w:w="2430" w:type="dxa"/>
+            <w:tcBorders/>
+            <w:vAlign w:val="center"/>
+          </w:tcPr>
+          <w:p>
+            <w:pPr>
+              <w:pStyle w:val="Normal"/>
+              <w:widowControl/>
+              <w:suppressAutoHyphens w:val="true"/>
               <w:spacing w:lineRule="auto" w:line="240" w:before="0" w:after="0"/>
               <w:jc w:val="left"/>
               <w:rPr>
@@ -8906,14 +9065,15 @@
         </w:tc>
         <w:tc>
           <w:tcPr>
-            <w:tcW w:w="2429" w:type="dxa"/>
-            <w:tcBorders/>
-            <w:vAlign w:val="center"/>
-          </w:tcPr>
-          <w:p>
-            <w:pPr>
-              <w:pStyle w:val="Normal"/>
-              <w:widowControl/>
+            <w:tcW w:w="2428" w:type="dxa"/>
+            <w:tcBorders/>
+            <w:vAlign w:val="center"/>
+          </w:tcPr>
+          <w:p>
+            <w:pPr>
+              <w:pStyle w:val="Normal"/>
+              <w:widowControl/>
+              <w:suppressAutoHyphens w:val="true"/>
               <w:spacing w:lineRule="auto" w:line="240" w:before="0" w:after="0"/>
               <w:jc w:val="left"/>
               <w:rPr>
@@ -8968,7 +9128,6 @@
         <w:pStyle w:val="Heading2"/>
         <w:rPr/>
       </w:pPr>
-      <w:bookmarkStart w:id="4" w:name="_Toc227683586"/>
       <w:r>
         <w:rPr/>
         <w:t>A4: Data Quality Narrative</w:t>
@@ -9050,10 +9209,32 @@
         <w:pStyle w:val="Heading1"/>
         <w:rPr/>
       </w:pPr>
-      <w:bookmarkStart w:id="5" w:name="_Toc227683586"/>
+      <w:bookmarkStart w:id="4" w:name="_Toc227683586"/>
       <w:r>
         <w:rPr/>
         <w:t>Task B: Descriptive Statistics and Distribution Shape</w:t>
+      </w:r>
+      <w:bookmarkEnd w:id="4"/>
+    </w:p>
+    <w:p>
+      <w:pPr>
+        <w:pStyle w:val="Normal"/>
+        <w:rPr/>
+      </w:pPr>
+      <w:r>
+        <w:rPr/>
+        <w:t>Sam</w:t>
+      </w:r>
+    </w:p>
+    <w:p>
+      <w:pPr>
+        <w:pStyle w:val="Heading1"/>
+        <w:rPr/>
+      </w:pPr>
+      <w:bookmarkStart w:id="5" w:name="_Toc227683587"/>
+      <w:r>
+        <w:rPr/>
+        <w:t>Task C: Visualisation Audit and Storytelling</w:t>
       </w:r>
       <w:bookmarkEnd w:id="5"/>
     </w:p>
@@ -9064,7 +9245,7 @@
       </w:pPr>
       <w:r>
         <w:rPr/>
-        <w:t>Sam</w:t>
+        <w:t>Ziqry</w:t>
       </w:r>
     </w:p>
     <w:p>
@@ -9072,34 +9253,12 @@
         <w:pStyle w:val="Heading1"/>
         <w:rPr/>
       </w:pPr>
-      <w:bookmarkStart w:id="6" w:name="_Toc227683587"/>
-      <w:r>
-        <w:rPr/>
-        <w:t>Task C: Visualisation Audit and Storytelling</w:t>
+      <w:bookmarkStart w:id="6" w:name="_Toc227683588"/>
+      <w:r>
+        <w:rPr/>
+        <w:t>Task D: Probability Theory and Bayesian Reasoning</w:t>
       </w:r>
       <w:bookmarkEnd w:id="6"/>
-    </w:p>
-    <w:p>
-      <w:pPr>
-        <w:pStyle w:val="Normal"/>
-        <w:rPr/>
-      </w:pPr>
-      <w:r>
-        <w:rPr/>
-        <w:t>Ziqry</w:t>
-      </w:r>
-    </w:p>
-    <w:p>
-      <w:pPr>
-        <w:pStyle w:val="Heading1"/>
-        <w:rPr/>
-      </w:pPr>
-      <w:bookmarkStart w:id="7" w:name="_Toc227683588"/>
-      <w:r>
-        <w:rPr/>
-        <w:t>Task D: Probability Theory and Bayesian Reasoning</w:t>
-      </w:r>
-      <w:bookmarkEnd w:id="7"/>
     </w:p>
     <w:p>
       <w:pPr>
@@ -9114,7 +9273,6 @@
       </w:pPr>
       <w:r>
         <w:rPr>
-          <w:rFonts w:ascii="Times New Roman" w:hAnsi="Times New Roman"/>
           <w:b/>
           <w:bCs/>
         </w:rPr>
@@ -9131,22 +9289,8 @@
         </w:rPr>
       </w:pPr>
       <w:r>
-        <w:rPr>
-          <w:rFonts w:ascii="Times New Roman" w:hAnsi="Times New Roman"/>
-        </w:rPr>
-        <w:t xml:space="preserve">In this subsection, the statistical independence between variables will be tested. Therefore, a question was formulated to test this, </w:t>
-      </w:r>
-      <w:r>
-        <w:rPr>
-          <w:rFonts w:ascii="Times New Roman" w:hAnsi="Times New Roman"/>
-        </w:rPr>
-        <w:t xml:space="preserve">which is </w:t>
-      </w:r>
-      <w:r>
-        <w:rPr>
-          <w:rFonts w:ascii="Times New Roman" w:hAnsi="Times New Roman"/>
-        </w:rPr>
-        <w:t>“Does a player assigned role (Position) significantly change the probability of the event (Scoring)?”</w:t>
+        <w:rPr/>
+        <w:t>In this subsection, the statistical independence between variables will be tested. Therefore, a question was formulated to test this, which is “Does a player assigned role (Position) significantly change the probability of the event (Scoring)?”</w:t>
       </w:r>
     </w:p>
     <w:p>
@@ -9159,34 +9303,8 @@
         </w:rPr>
       </w:pPr>
       <w:r>
-        <w:rPr>
-          <w:rFonts w:ascii="Times New Roman" w:hAnsi="Times New Roman"/>
-        </w:rPr>
-        <w:t xml:space="preserve">We will work on the original dataset as </w:t>
-      </w:r>
-      <w:r>
-        <w:rPr>
-          <w:rFonts w:ascii="Times New Roman" w:hAnsi="Times New Roman"/>
-        </w:rPr>
-        <w:t>t</w:t>
-      </w:r>
-      <w:r>
-        <w:rPr>
-          <w:rFonts w:ascii="Times New Roman" w:hAnsi="Times New Roman"/>
-        </w:rPr>
-        <w:t xml:space="preserve">o compute the probability of events in the World Cup, </w:t>
-      </w:r>
-      <w:r>
-        <w:rPr>
-          <w:rFonts w:ascii="Times New Roman" w:hAnsi="Times New Roman"/>
-        </w:rPr>
-        <w:t>and</w:t>
-      </w:r>
-      <w:r>
-        <w:rPr>
-          <w:rFonts w:ascii="Times New Roman" w:hAnsi="Times New Roman"/>
-        </w:rPr>
-        <w:t xml:space="preserve"> get an accurate P(Scoring), we need to include all 814 players who were there, not just the tiny subset that had perfect data across every single column. To get the counts, we will use the the dataframe after column names were cleaned, but before the rows were deleted.</w:t>
+        <w:rPr/>
+        <w:t>We will work on the original dataset as to compute the probability of events in the World Cup, and get an accurate P(Scoring), we need to include all 814 players who were there, not just the tiny subset that had perfect data across every single column. To get the counts, we will use the the dataframe after column names were cleaned, but before the rows were deleted.</w:t>
       </w:r>
     </w:p>
     <w:p>
@@ -9200,9 +9318,7 @@
         </w:rPr>
       </w:pPr>
       <w:r>
-        <w:rPr>
-          <w:rFonts w:ascii="Times New Roman" w:hAnsi="Times New Roman"/>
-        </w:rPr>
+        <w:rPr/>
       </w:r>
     </w:p>
     <w:p>
@@ -9216,9 +9332,7 @@
         </w:rPr>
       </w:pPr>
       <w:r>
-        <w:rPr>
-          <w:rFonts w:ascii="Times New Roman" w:hAnsi="Times New Roman"/>
-        </w:rPr>
+        <w:rPr/>
       </w:r>
     </w:p>
     <w:p>
@@ -9233,9 +9347,29 @@
       </w:pPr>
       <w:r>
         <w:rPr>
+          <w:b/>
+          <w:bCs/>
+        </w:rPr>
+        <w:t>Categorical Variables (A)</w:t>
+      </w:r>
+      <w:r>
+        <w:rPr/>
+        <w:t>,</w:t>
+      </w:r>
+    </w:p>
+    <w:p>
+      <w:pPr>
+        <w:pStyle w:val="Normal"/>
+        <w:shd w:val="clear" w:color="auto" w:fill="FFFFFF"/>
+        <w:spacing w:lineRule="auto" w:line="276"/>
+        <w:jc w:val="both"/>
+        <w:rPr>
           <w:rFonts w:ascii="Times New Roman" w:hAnsi="Times New Roman"/>
         </w:rPr>
-        <w:t>We first need to establish our variables, For the Categorical Variables (A), we let,</w:t>
+      </w:pPr>
+      <w:r>
+        <w:rPr/>
+        <w:t>let,</w:t>
       </w:r>
     </w:p>
     <w:p>
@@ -9249,9 +9383,7 @@
         </w:rPr>
       </w:pPr>
       <w:r>
-        <w:rPr>
-          <w:rFonts w:ascii="Times New Roman" w:hAnsi="Times New Roman"/>
-        </w:rPr>
+        <w:rPr/>
         <w:t>Forward position, (A=a1)</w:t>
       </w:r>
     </w:p>
@@ -9266,9 +9398,7 @@
         </w:rPr>
       </w:pPr>
       <w:r>
-        <w:rPr>
-          <w:rFonts w:ascii="Times New Roman" w:hAnsi="Times New Roman"/>
-        </w:rPr>
+        <w:rPr/>
         <w:t>Other positions, (A=a2)</w:t>
       </w:r>
     </w:p>
@@ -9284,9 +9414,29 @@
       </w:pPr>
       <w:r>
         <w:rPr>
+          <w:b/>
+          <w:bCs/>
+        </w:rPr>
+        <w:t>Binary Indicator (B)</w:t>
+      </w:r>
+      <w:r>
+        <w:rPr/>
+        <w:t>,</w:t>
+      </w:r>
+    </w:p>
+    <w:p>
+      <w:pPr>
+        <w:pStyle w:val="Normal"/>
+        <w:shd w:val="clear" w:color="auto" w:fill="FFFFFF"/>
+        <w:spacing w:lineRule="auto" w:line="276"/>
+        <w:jc w:val="both"/>
+        <w:rPr>
           <w:rFonts w:ascii="Times New Roman" w:hAnsi="Times New Roman"/>
         </w:rPr>
-        <w:t>As for our Binary Indicator (B), we let,</w:t>
+      </w:pPr>
+      <w:r>
+        <w:rPr/>
+        <w:t>let,</w:t>
       </w:r>
     </w:p>
     <w:p>
@@ -9300,9 +9450,7 @@
         </w:rPr>
       </w:pPr>
       <w:r>
-        <w:rPr>
-          <w:rFonts w:ascii="Times New Roman" w:hAnsi="Times New Roman"/>
-        </w:rPr>
+        <w:rPr/>
         <w:t>Scored a Goal, (B=1)</w:t>
       </w:r>
     </w:p>
@@ -9317,9 +9465,7 @@
         </w:rPr>
       </w:pPr>
       <w:r>
-        <w:rPr>
-          <w:rFonts w:ascii="Times New Roman" w:hAnsi="Times New Roman"/>
-        </w:rPr>
+        <w:rPr/>
         <w:t>Did not Score, (B=0)</w:t>
       </w:r>
     </w:p>
@@ -9329,17 +9475,28 @@
         <w:shd w:val="clear" w:color="auto" w:fill="FFFFFF"/>
         <w:spacing w:lineRule="auto" w:line="276"/>
         <w:jc w:val="both"/>
-        <w:rPr/>
+        <w:rPr>
+          <w:rFonts w:ascii="Times New Roman" w:hAnsi="Times New Roman"/>
+        </w:rPr>
       </w:pPr>
       <w:r>
-        <w:rPr>
-          <w:rFonts w:ascii="Times New Roman" w:hAnsi="Times New Roman"/>
-        </w:rPr>
+        <w:rPr/>
+      </w:r>
+    </w:p>
+    <w:p>
+      <w:pPr>
+        <w:pStyle w:val="Normal"/>
+        <w:shd w:val="clear" w:color="auto" w:fill="FFFFFF"/>
+        <w:spacing w:lineRule="auto" w:line="276"/>
+        <w:jc w:val="both"/>
+        <w:rPr/>
+      </w:pPr>
+      <w:r>
+        <w:rPr/>
         <w:t xml:space="preserve">We then establish our contingency table of observed counts as shown in </w:t>
       </w:r>
       <w:r>
         <w:rPr>
-          <w:rFonts w:ascii="Times New Roman" w:hAnsi="Times New Roman"/>
           <w:b/>
           <w:bCs/>
           <w:i/>
@@ -9348,9 +9505,7 @@
         <w:t>Table D1</w:t>
       </w:r>
       <w:r>
-        <w:rPr>
-          <w:rFonts w:ascii="Times New Roman" w:hAnsi="Times New Roman"/>
-        </w:rPr>
+        <w:rPr/>
         <w:t>.</w:t>
       </w:r>
     </w:p>
@@ -9367,21 +9522,7 @@
           <w:b/>
           <w:bCs/>
         </w:rPr>
-        <w:t xml:space="preserve">Table </w:t>
-      </w:r>
-      <w:r>
-        <w:rPr>
-          <w:b/>
-          <w:bCs/>
-        </w:rPr>
-        <w:t>D1</w:t>
-      </w:r>
-      <w:r>
-        <w:rPr>
-          <w:b/>
-          <w:bCs/>
-        </w:rPr>
-        <w:t>:</w:t>
+        <w:t>Table D1:</w:t>
       </w:r>
       <w:r>
         <w:rPr/>
@@ -9402,8 +9543,8 @@
         </w:tblCellMar>
       </w:tblPr>
       <w:tblGrid>
-        <w:gridCol w:w="1623"/>
-        <w:gridCol w:w="2390"/>
+        <w:gridCol w:w="1800"/>
+        <w:gridCol w:w="2212"/>
         <w:gridCol w:w="1978"/>
         <w:gridCol w:w="1655"/>
       </w:tblGrid>
@@ -9411,7 +9552,7 @@
         <w:trPr/>
         <w:tc>
           <w:tcPr>
-            <w:tcW w:w="1623" w:type="dxa"/>
+            <w:tcW w:w="1800" w:type="dxa"/>
             <w:tcBorders>
               <w:top w:val="single" w:sz="4" w:space="0" w:color="000000"/>
               <w:left w:val="single" w:sz="4" w:space="0" w:color="000000"/>
@@ -9433,7 +9574,7 @@
         </w:tc>
         <w:tc>
           <w:tcPr>
-            <w:tcW w:w="2390" w:type="dxa"/>
+            <w:tcW w:w="2212" w:type="dxa"/>
             <w:tcBorders>
               <w:top w:val="single" w:sz="4" w:space="0" w:color="000000"/>
               <w:left w:val="single" w:sz="4" w:space="0" w:color="000000"/>
@@ -9504,11 +9645,11 @@
       </w:tr>
       <w:tr>
         <w:trPr>
-          <w:trHeight w:val="450" w:hRule="atLeast"/>
+          <w:trHeight w:val="658" w:hRule="atLeast"/>
         </w:trPr>
         <w:tc>
           <w:tcPr>
-            <w:tcW w:w="1623" w:type="dxa"/>
+            <w:tcW w:w="1800" w:type="dxa"/>
             <w:tcBorders>
               <w:left w:val="single" w:sz="4" w:space="0" w:color="000000"/>
               <w:bottom w:val="single" w:sz="4" w:space="0" w:color="000000"/>
@@ -9540,7 +9681,7 @@
         </w:tc>
         <w:tc>
           <w:tcPr>
-            <w:tcW w:w="2390" w:type="dxa"/>
+            <w:tcW w:w="2212" w:type="dxa"/>
             <w:tcBorders>
               <w:left w:val="single" w:sz="4" w:space="0" w:color="000000"/>
               <w:bottom w:val="single" w:sz="4" w:space="0" w:color="000000"/>
@@ -9607,7 +9748,7 @@
         <w:trPr/>
         <w:tc>
           <w:tcPr>
-            <w:tcW w:w="1623" w:type="dxa"/>
+            <w:tcW w:w="1800" w:type="dxa"/>
             <w:tcBorders>
               <w:left w:val="single" w:sz="4" w:space="0" w:color="000000"/>
               <w:bottom w:val="single" w:sz="4" w:space="0" w:color="000000"/>
@@ -9639,7 +9780,7 @@
         </w:tc>
         <w:tc>
           <w:tcPr>
-            <w:tcW w:w="2390" w:type="dxa"/>
+            <w:tcW w:w="2212" w:type="dxa"/>
             <w:tcBorders>
               <w:left w:val="single" w:sz="4" w:space="0" w:color="000000"/>
               <w:bottom w:val="single" w:sz="4" w:space="0" w:color="000000"/>
@@ -9706,7 +9847,7 @@
         <w:trPr/>
         <w:tc>
           <w:tcPr>
-            <w:tcW w:w="1623" w:type="dxa"/>
+            <w:tcW w:w="1800" w:type="dxa"/>
             <w:tcBorders>
               <w:left w:val="single" w:sz="4" w:space="0" w:color="000000"/>
               <w:bottom w:val="single" w:sz="4" w:space="0" w:color="000000"/>
@@ -9728,7 +9869,7 @@
         </w:tc>
         <w:tc>
           <w:tcPr>
-            <w:tcW w:w="2390" w:type="dxa"/>
+            <w:tcW w:w="2212" w:type="dxa"/>
             <w:tcBorders>
               <w:left w:val="single" w:sz="4" w:space="0" w:color="000000"/>
               <w:bottom w:val="single" w:sz="4" w:space="0" w:color="000000"/>
@@ -9817,7 +9958,6 @@
       </w:pPr>
       <w:r>
         <w:rPr>
-          <w:rFonts w:ascii="Times New Roman" w:hAnsi="Times New Roman"/>
           <w:b/>
           <w:bCs/>
         </w:rPr>
@@ -9825,7 +9965,6 @@
       </w:r>
       <w:r>
         <w:rPr>
-          <w:rFonts w:ascii="Times New Roman" w:hAnsi="Times New Roman"/>
           <w:b w:val="false"/>
           <w:bCs w:val="false"/>
         </w:rPr>
@@ -9846,7 +9985,6 @@
       </w:pPr>
       <w:r>
         <w:rPr>
-          <w:rFonts w:ascii="Times New Roman" w:hAnsi="Times New Roman"/>
           <w:b w:val="false"/>
           <w:bCs w:val="false"/>
         </w:rPr>
@@ -9854,7 +9992,6 @@
       </w:r>
       <w:r>
         <w:rPr>
-          <w:rFonts w:ascii="Times New Roman" w:hAnsi="Times New Roman"/>
           <w:b w:val="false"/>
           <w:bCs w:val="false"/>
           <w:vertAlign w:val="subscript"/>
@@ -9863,7 +10000,6 @@
       </w:r>
       <w:r>
         <w:rPr>
-          <w:rFonts w:ascii="Times New Roman" w:hAnsi="Times New Roman"/>
           <w:b w:val="false"/>
           <w:bCs w:val="false"/>
         </w:rPr>
@@ -9883,11 +10019,7 @@
         </w:rPr>
       </w:pPr>
       <w:r>
-        <w:rPr>
-          <w:rFonts w:ascii="Times New Roman" w:hAnsi="Times New Roman"/>
-          <w:b/>
-          <w:bCs/>
-        </w:rPr>
+        <w:rPr/>
       </w:r>
       <m:oMathPara xmlns:m="http://schemas.openxmlformats.org/officeDocument/2006/math">
         <m:oMathParaPr>
@@ -10045,11 +10177,7 @@
         </w:rPr>
       </w:pPr>
       <w:r>
-        <w:rPr>
-          <w:rFonts w:ascii="Times New Roman" w:hAnsi="Times New Roman"/>
-          <w:b/>
-          <w:bCs/>
-        </w:rPr>
+        <w:rPr/>
       </w:r>
       <m:oMathPara xmlns:m="http://schemas.openxmlformats.org/officeDocument/2006/math">
         <m:oMathParaPr>
@@ -10099,11 +10227,7 @@
         </w:rPr>
       </w:pPr>
       <w:r>
-        <w:rPr>
-          <w:rFonts w:ascii="Times New Roman" w:hAnsi="Times New Roman"/>
-          <w:b/>
-          <w:bCs/>
-        </w:rPr>
+        <w:rPr/>
       </w:r>
       <m:oMathPara xmlns:m="http://schemas.openxmlformats.org/officeDocument/2006/math">
         <m:oMathParaPr>
@@ -10142,7 +10266,6 @@
       </w:pPr>
       <w:r>
         <w:rPr>
-          <w:rFonts w:ascii="Times New Roman" w:hAnsi="Times New Roman"/>
           <w:b w:val="false"/>
           <w:bCs w:val="false"/>
         </w:rPr>
@@ -10161,11 +10284,7 @@
         </w:rPr>
       </w:pPr>
       <w:r>
-        <w:rPr>
-          <w:rFonts w:ascii="Times New Roman" w:hAnsi="Times New Roman"/>
-          <w:b w:val="false"/>
-          <w:bCs w:val="false"/>
-        </w:rPr>
+        <w:rPr/>
       </w:r>
       <m:oMathPara xmlns:m="http://schemas.openxmlformats.org/officeDocument/2006/math">
         <m:oMathParaPr>
@@ -10273,11 +10392,7 @@
         </w:rPr>
       </w:pPr>
       <w:r>
-        <w:rPr>
-          <w:rFonts w:ascii="Times New Roman" w:hAnsi="Times New Roman"/>
-          <w:b/>
-          <w:bCs/>
-        </w:rPr>
+        <w:rPr/>
       </w:r>
       <m:oMathPara xmlns:m="http://schemas.openxmlformats.org/officeDocument/2006/math">
         <m:oMathParaPr>
@@ -10327,11 +10442,7 @@
         </w:rPr>
       </w:pPr>
       <w:r>
-        <w:rPr>
-          <w:rFonts w:ascii="Times New Roman" w:hAnsi="Times New Roman"/>
-          <w:b/>
-          <w:bCs/>
-        </w:rPr>
+        <w:rPr/>
       </w:r>
       <m:oMathPara xmlns:m="http://schemas.openxmlformats.org/officeDocument/2006/math">
         <m:oMathParaPr>
@@ -10369,7 +10480,6 @@
       </w:pPr>
       <w:r>
         <w:rPr>
-          <w:rFonts w:ascii="Times New Roman" w:hAnsi="Times New Roman"/>
           <w:b/>
           <w:bCs/>
         </w:rPr>
@@ -10389,35 +10499,10 @@
       </w:pPr>
       <w:r>
         <w:rPr>
-          <w:rFonts w:ascii="Times New Roman" w:hAnsi="Times New Roman"/>
           <w:b/>
           <w:bCs/>
         </w:rPr>
-        <w:t>J</w:t>
-      </w:r>
-      <w:r>
-        <w:rPr>
-          <w:rFonts w:ascii="Times New Roman" w:hAnsi="Times New Roman"/>
-          <w:b/>
-          <w:bCs/>
-        </w:rPr>
-        <w:t xml:space="preserve">oint </w:t>
-      </w:r>
-      <w:r>
-        <w:rPr>
-          <w:rFonts w:ascii="Times New Roman" w:hAnsi="Times New Roman"/>
-          <w:b/>
-          <w:bCs/>
-        </w:rPr>
-        <w:t>P</w:t>
-      </w:r>
-      <w:r>
-        <w:rPr>
-          <w:rFonts w:ascii="Times New Roman" w:hAnsi="Times New Roman"/>
-          <w:b/>
-          <w:bCs/>
-        </w:rPr>
-        <w:t>robability</w:t>
+        <w:t>Joint Probability</w:t>
       </w:r>
     </w:p>
     <w:p>
@@ -10434,7 +10519,6 @@
       </w:pPr>
       <w:r>
         <w:rPr>
-          <w:rFonts w:ascii="Times New Roman" w:hAnsi="Times New Roman"/>
           <w:b w:val="false"/>
           <w:bCs w:val="false"/>
         </w:rPr>
@@ -10442,7 +10526,6 @@
       </w:r>
       <w:r>
         <w:rPr>
-          <w:rFonts w:ascii="Times New Roman" w:hAnsi="Times New Roman"/>
           <w:b/>
           <w:bCs/>
           <w:i/>
@@ -10452,7 +10535,6 @@
       </w:r>
       <w:r>
         <w:rPr>
-          <w:rFonts w:ascii="Times New Roman" w:hAnsi="Times New Roman"/>
           <w:b/>
           <w:bCs/>
           <w:i/>
@@ -10463,20 +10545,19 @@
       </w:r>
       <w:r>
         <w:rPr>
-          <w:rFonts w:ascii="Times New Roman" w:hAnsi="Times New Roman"/>
           <w:b/>
           <w:bCs/>
           <w:i/>
           <w:iCs/>
           <w:position w:val="0"/>
           <w:sz w:val="24"/>
+          <w:sz w:val="24"/>
           <w:vertAlign w:val="baseline"/>
         </w:rPr>
         <w:t>AND B=1</w:t>
       </w:r>
       <w:r>
         <w:rPr>
-          <w:rFonts w:ascii="Times New Roman" w:hAnsi="Times New Roman"/>
           <w:b/>
           <w:bCs/>
           <w:i/>
@@ -10486,7 +10567,6 @@
       </w:r>
       <w:r>
         <w:rPr>
-          <w:rFonts w:ascii="Times New Roman" w:hAnsi="Times New Roman"/>
           <w:b w:val="false"/>
           <w:bCs w:val="false"/>
         </w:rPr>
@@ -10505,11 +10585,7 @@
         </w:rPr>
       </w:pPr>
       <w:r>
-        <w:rPr>
-          <w:rFonts w:ascii="Times New Roman" w:hAnsi="Times New Roman"/>
-          <w:b w:val="false"/>
-          <w:bCs w:val="false"/>
-        </w:rPr>
+        <w:rPr/>
       </w:r>
       <m:oMathPara xmlns:m="http://schemas.openxmlformats.org/officeDocument/2006/math">
         <m:oMathParaPr>
@@ -10653,11 +10729,7 @@
         </w:rPr>
       </w:pPr>
       <w:r>
-        <w:rPr>
-          <w:rFonts w:ascii="Times New Roman" w:hAnsi="Times New Roman"/>
-          <w:b/>
-          <w:bCs/>
-        </w:rPr>
+        <w:rPr/>
       </w:r>
       <m:oMathPara xmlns:m="http://schemas.openxmlformats.org/officeDocument/2006/math">
         <m:oMathParaPr>
@@ -10695,7 +10767,6 @@
       </w:pPr>
       <w:r>
         <w:rPr>
-          <w:rFonts w:ascii="Times New Roman" w:hAnsi="Times New Roman"/>
           <w:b/>
           <w:bCs/>
         </w:rPr>
@@ -10713,23 +10784,13 @@
       </w:pPr>
       <w:r>
         <w:rPr>
-          <w:rFonts w:ascii="Times New Roman" w:hAnsi="Times New Roman"/>
           <w:b/>
           <w:bCs/>
         </w:rPr>
-        <w:t>Conditional Probabilit</w:t>
-      </w:r>
-      <w:r>
-        <w:rPr>
-          <w:rFonts w:ascii="Times New Roman" w:hAnsi="Times New Roman"/>
-          <w:b/>
-          <w:bCs/>
-        </w:rPr>
-        <w:t>ies</w:t>
-      </w:r>
-      <w:r>
-        <w:rPr>
-          <w:rFonts w:ascii="Times New Roman" w:hAnsi="Times New Roman"/>
+        <w:t>Conditional Probabilities</w:t>
+      </w:r>
+      <w:r>
+        <w:rPr>
           <w:b w:val="false"/>
           <w:bCs w:val="false"/>
         </w:rPr>
@@ -10749,7 +10810,6 @@
       </w:pPr>
       <w:r>
         <w:rPr>
-          <w:rFonts w:ascii="Times New Roman" w:hAnsi="Times New Roman"/>
           <w:b w:val="false"/>
           <w:bCs w:val="false"/>
         </w:rPr>
@@ -10757,7 +10817,6 @@
       </w:r>
       <w:r>
         <w:rPr>
-          <w:rFonts w:ascii="Times New Roman" w:hAnsi="Times New Roman"/>
           <w:b w:val="false"/>
           <w:bCs w:val="false"/>
           <w:vertAlign w:val="subscript"/>
@@ -10766,7 +10825,6 @@
       </w:r>
       <w:r>
         <w:rPr>
-          <w:rFonts w:ascii="Times New Roman" w:hAnsi="Times New Roman"/>
           <w:b w:val="false"/>
           <w:bCs w:val="false"/>
         </w:rPr>
@@ -10785,11 +10843,7 @@
         </w:rPr>
       </w:pPr>
       <w:r>
-        <w:rPr>
-          <w:rFonts w:ascii="Times New Roman" w:hAnsi="Times New Roman"/>
-          <w:b/>
-          <w:bCs/>
-        </w:rPr>
+        <w:rPr/>
       </w:r>
       <m:oMathPara xmlns:m="http://schemas.openxmlformats.org/officeDocument/2006/math">
         <m:oMathParaPr>
@@ -10971,11 +11025,7 @@
         </w:rPr>
       </w:pPr>
       <w:r>
-        <w:rPr>
-          <w:rFonts w:ascii="Times New Roman" w:hAnsi="Times New Roman"/>
-          <w:b/>
-          <w:bCs/>
-        </w:rPr>
+        <w:rPr/>
       </w:r>
       <m:oMathPara xmlns:m="http://schemas.openxmlformats.org/officeDocument/2006/math">
         <m:oMathParaPr>
@@ -11025,11 +11075,7 @@
         </w:rPr>
       </w:pPr>
       <w:r>
-        <w:rPr>
-          <w:rFonts w:ascii="Times New Roman" w:hAnsi="Times New Roman"/>
-          <w:b/>
-          <w:bCs/>
-        </w:rPr>
+        <w:rPr/>
       </w:r>
       <m:oMathPara xmlns:m="http://schemas.openxmlformats.org/officeDocument/2006/math">
         <m:oMathParaPr>
@@ -11068,7 +11114,6 @@
       </w:pPr>
       <w:r>
         <w:rPr>
-          <w:rFonts w:ascii="Times New Roman" w:hAnsi="Times New Roman"/>
           <w:b w:val="false"/>
           <w:bCs w:val="false"/>
         </w:rPr>
@@ -11076,7 +11121,6 @@
       </w:r>
       <w:r>
         <w:rPr>
-          <w:rFonts w:ascii="Times New Roman" w:hAnsi="Times New Roman"/>
           <w:b w:val="false"/>
           <w:bCs w:val="false"/>
           <w:vertAlign w:val="subscript"/>
@@ -11085,7 +11129,6 @@
       </w:r>
       <w:r>
         <w:rPr>
-          <w:rFonts w:ascii="Times New Roman" w:hAnsi="Times New Roman"/>
           <w:b w:val="false"/>
           <w:bCs w:val="false"/>
         </w:rPr>
@@ -11104,11 +11147,7 @@
         </w:rPr>
       </w:pPr>
       <w:r>
-        <w:rPr>
-          <w:rFonts w:ascii="Times New Roman" w:hAnsi="Times New Roman"/>
-          <w:b/>
-          <w:bCs/>
-        </w:rPr>
+        <w:rPr/>
       </w:r>
       <m:oMathPara xmlns:m="http://schemas.openxmlformats.org/officeDocument/2006/math">
         <m:oMathParaPr>
@@ -11293,11 +11332,7 @@
         </w:rPr>
       </w:pPr>
       <w:r>
-        <w:rPr>
-          <w:rFonts w:ascii="Times New Roman" w:hAnsi="Times New Roman"/>
-          <w:b/>
-          <w:bCs/>
-        </w:rPr>
+        <w:rPr/>
       </w:r>
       <m:oMathPara xmlns:m="http://schemas.openxmlformats.org/officeDocument/2006/math">
         <m:oMathParaPr>
@@ -11347,11 +11382,7 @@
         </w:rPr>
       </w:pPr>
       <w:r>
-        <w:rPr>
-          <w:rFonts w:ascii="Times New Roman" w:hAnsi="Times New Roman"/>
-          <w:b/>
-          <w:bCs/>
-        </w:rPr>
+        <w:rPr/>
       </w:r>
       <m:oMathPara xmlns:m="http://schemas.openxmlformats.org/officeDocument/2006/math">
         <m:oMathParaPr>
@@ -11390,7 +11421,6 @@
       </w:pPr>
       <w:r>
         <w:rPr>
-          <w:rFonts w:ascii="Times New Roman" w:hAnsi="Times New Roman"/>
           <w:b/>
           <w:bCs/>
         </w:rPr>
@@ -11408,7 +11438,6 @@
       </w:pPr>
       <w:r>
         <w:rPr>
-          <w:rFonts w:ascii="Times New Roman" w:hAnsi="Times New Roman"/>
           <w:b/>
           <w:bCs/>
         </w:rPr>
@@ -11420,15 +11449,10 @@
         <w:pStyle w:val="Normal"/>
         <w:spacing w:lineRule="auto" w:line="276"/>
         <w:jc w:val="both"/>
-        <w:rPr>
-          <w:rFonts w:ascii="Times New Roman" w:hAnsi="Times New Roman"/>
-          <w:b w:val="false"/>
-          <w:bCs w:val="false"/>
-        </w:rPr>
+        <w:rPr/>
       </w:pPr>
       <w:r>
         <w:rPr>
-          <w:rFonts w:ascii="Times New Roman" w:hAnsi="Times New Roman"/>
           <w:b w:val="false"/>
           <w:bCs w:val="false"/>
         </w:rPr>
@@ -11441,18 +11465,10 @@
         <w:bidi w:val="0"/>
         <w:spacing w:lineRule="auto" w:line="276"/>
         <w:jc w:val="center"/>
-        <w:rPr>
-          <w:rFonts w:ascii="Times New Roman" w:hAnsi="Times New Roman"/>
-          <w:b w:val="false"/>
-          <w:bCs w:val="false"/>
-        </w:rPr>
+        <w:rPr/>
       </w:pPr>
       <w:r>
-        <w:rPr>
-          <w:rFonts w:ascii="Times New Roman" w:hAnsi="Times New Roman"/>
-          <w:b w:val="false"/>
-          <w:bCs w:val="false"/>
-        </w:rPr>
+        <w:rPr/>
       </w:r>
       <m:oMathPara xmlns:m="http://schemas.openxmlformats.org/officeDocument/2006/math">
         <m:oMathParaPr>
@@ -11608,7 +11624,6 @@
       </w:pPr>
       <w:r>
         <w:rPr>
-          <w:rFonts w:ascii="Times New Roman" w:hAnsi="Times New Roman"/>
           <w:b w:val="false"/>
           <w:bCs w:val="false"/>
         </w:rPr>
@@ -11626,7 +11641,6 @@
       </w:pPr>
       <w:r>
         <w:rPr>
-          <w:rFonts w:ascii="Times New Roman" w:hAnsi="Times New Roman"/>
           <w:b w:val="false"/>
           <w:bCs w:val="false"/>
         </w:rPr>
@@ -11637,15 +11651,10 @@
         <w:pStyle w:val="Normal"/>
         <w:spacing w:lineRule="auto" w:line="276"/>
         <w:jc w:val="both"/>
-        <w:rPr>
-          <w:rFonts w:ascii="Times New Roman" w:hAnsi="Times New Roman"/>
-          <w:b w:val="false"/>
-          <w:bCs w:val="false"/>
-        </w:rPr>
+        <w:rPr/>
       </w:pPr>
       <w:r>
         <w:rPr>
-          <w:rFonts w:ascii="Times New Roman" w:hAnsi="Times New Roman"/>
           <w:b w:val="false"/>
           <w:bCs w:val="false"/>
         </w:rPr>
@@ -11657,18 +11666,10 @@
         <w:pStyle w:val="Normal"/>
         <w:spacing w:lineRule="auto" w:line="276"/>
         <w:jc w:val="center"/>
-        <w:rPr>
-          <w:rFonts w:ascii="Times New Roman" w:hAnsi="Times New Roman"/>
-          <w:b w:val="false"/>
-          <w:bCs w:val="false"/>
-        </w:rPr>
+        <w:rPr/>
       </w:pPr>
       <w:r>
-        <w:rPr>
-          <w:rFonts w:ascii="Times New Roman" w:hAnsi="Times New Roman"/>
-          <w:b w:val="false"/>
-          <w:bCs w:val="false"/>
-        </w:rPr>
+        <w:rPr/>
       </w:r>
       <m:oMathPara xmlns:m="http://schemas.openxmlformats.org/officeDocument/2006/math">
         <m:oMathParaPr>
@@ -11817,18 +11818,10 @@
         <w:pStyle w:val="Normal"/>
         <w:spacing w:lineRule="auto" w:line="276"/>
         <w:jc w:val="center"/>
-        <w:rPr>
-          <w:rFonts w:ascii="Times New Roman" w:hAnsi="Times New Roman"/>
-          <w:b/>
-          <w:bCs/>
-        </w:rPr>
+        <w:rPr/>
       </w:pPr>
       <w:r>
-        <w:rPr>
-          <w:rFonts w:ascii="Times New Roman" w:hAnsi="Times New Roman"/>
-          <w:b/>
-          <w:bCs/>
-        </w:rPr>
+        <w:rPr/>
       </w:r>
       <m:oMathPara xmlns:m="http://schemas.openxmlformats.org/officeDocument/2006/math">
         <m:oMathParaPr>
@@ -11907,18 +11900,10 @@
         <w:pStyle w:val="Normal"/>
         <w:spacing w:lineRule="auto" w:line="276"/>
         <w:jc w:val="center"/>
-        <w:rPr>
-          <w:rFonts w:ascii="Times New Roman" w:hAnsi="Times New Roman"/>
-          <w:b/>
-          <w:bCs/>
-        </w:rPr>
+        <w:rPr/>
       </w:pPr>
       <w:r>
-        <w:rPr>
-          <w:rFonts w:ascii="Times New Roman" w:hAnsi="Times New Roman"/>
-          <w:b/>
-          <w:bCs/>
-        </w:rPr>
+        <w:rPr/>
       </w:r>
       <m:oMathPara xmlns:m="http://schemas.openxmlformats.org/officeDocument/2006/math">
         <m:oMathParaPr>
@@ -11949,83 +11934,14 @@
         <w:pStyle w:val="Normal"/>
         <w:spacing w:lineRule="auto" w:line="276"/>
         <w:jc w:val="both"/>
-        <w:rPr>
-          <w:rFonts w:ascii="Times New Roman" w:hAnsi="Times New Roman"/>
+        <w:rPr/>
+      </w:pPr>
+      <w:r>
+        <w:rPr>
           <w:b w:val="false"/>
           <w:bCs w:val="false"/>
         </w:rPr>
-      </w:pPr>
-      <w:r>
-        <w:rPr>
-          <w:rFonts w:ascii="Times New Roman" w:hAnsi="Times New Roman"/>
-          <w:b w:val="false"/>
-          <w:bCs w:val="false"/>
-        </w:rPr>
-        <w:t>We found that the probability of a player being a Forward given that they scored (</w:t>
-      </w:r>
-      <w:r>
-        <w:rPr>
-          <w:rFonts w:ascii="Times New Roman" w:hAnsi="Times New Roman"/>
-          <w:b w:val="false"/>
-          <w:bCs w:val="false"/>
-        </w:rPr>
-        <w:t>0.5565</w:t>
-      </w:r>
-      <w:r>
-        <w:rPr>
-          <w:rFonts w:ascii="Times New Roman" w:hAnsi="Times New Roman"/>
-          <w:b w:val="false"/>
-          <w:bCs w:val="false"/>
-        </w:rPr>
-        <w:t>) is equal to the probability of a Forward scoring (</w:t>
-      </w:r>
-      <w:r>
-        <w:rPr>
-          <w:rFonts w:ascii="Times New Roman" w:hAnsi="Times New Roman"/>
-          <w:b w:val="false"/>
-          <w:bCs w:val="false"/>
-        </w:rPr>
-        <w:t>0.3200</w:t>
-      </w:r>
-      <w:r>
-        <w:rPr>
-          <w:rFonts w:ascii="Times New Roman" w:hAnsi="Times New Roman"/>
-          <w:b w:val="false"/>
-          <w:bCs w:val="false"/>
-        </w:rPr>
-        <w:t>) multiplied by the baseline probability of being a Forward (</w:t>
-      </w:r>
-      <w:r>
-        <w:rPr>
-          <w:rFonts w:ascii="Times New Roman" w:hAnsi="Times New Roman"/>
-          <w:b w:val="false"/>
-          <w:bCs w:val="false"/>
-        </w:rPr>
-        <w:t>0.2457</w:t>
-      </w:r>
-      <w:r>
-        <w:rPr>
-          <w:rFonts w:ascii="Times New Roman" w:hAnsi="Times New Roman"/>
-          <w:b w:val="false"/>
-          <w:bCs w:val="false"/>
-        </w:rPr>
-        <w:t>), divided by the baseline probability of anyone scoring (</w:t>
-      </w:r>
-      <w:r>
-        <w:rPr>
-          <w:rFonts w:ascii="Times New Roman" w:hAnsi="Times New Roman"/>
-          <w:b w:val="false"/>
-          <w:bCs w:val="false"/>
-        </w:rPr>
-        <w:t>0.1413</w:t>
-      </w:r>
-      <w:r>
-        <w:rPr>
-          <w:rFonts w:ascii="Times New Roman" w:hAnsi="Times New Roman"/>
-          <w:b w:val="false"/>
-          <w:bCs w:val="false"/>
-        </w:rPr>
-        <w:t>).</w:t>
+        <w:t>We found that the probability of a player being a Forward given that they scored (0.5565) is equal to the probability of a Forward scoring (0.3200) multiplied by the baseline probability of being a Forward (0.2457), divided by the baseline probability of anyone scoring (0.1413).</w:t>
       </w:r>
     </w:p>
     <w:p>
@@ -12035,6 +11951,595 @@
       </w:pPr>
       <w:r>
         <w:rPr/>
+        <w:t>D2: Monte Carolo Simulation</w:t>
+      </w:r>
+    </w:p>
+    <w:p>
+      <w:pPr>
+        <w:pStyle w:val="Heading4"/>
+        <w:spacing w:lineRule="auto" w:line="360"/>
+        <w:jc w:val="both"/>
+        <w:rPr>
+          <w:rFonts w:ascii="Times New Roman" w:hAnsi="Times New Roman"/>
+          <w:b/>
+          <w:bCs/>
+          <w:i w:val="false"/>
+          <w:i w:val="false"/>
+          <w:iCs w:val="false"/>
+          <w:color w:val="000000"/>
+        </w:rPr>
+      </w:pPr>
+      <w:r>
+        <w:rPr>
+          <w:rFonts w:ascii="Times New Roman" w:hAnsi="Times New Roman"/>
+          <w:b/>
+          <w:bCs/>
+          <w:i w:val="false"/>
+          <w:iCs w:val="false"/>
+          <w:color w:val="000000"/>
+        </w:rPr>
+        <w:t>The Law of Large Numbers</w:t>
+      </w:r>
+    </w:p>
+    <w:p>
+      <w:pPr>
+        <w:pStyle w:val="BodyText"/>
+        <w:spacing w:lineRule="auto" w:line="360"/>
+        <w:ind w:hanging="0" w:left="0" w:right="0"/>
+        <w:jc w:val="both"/>
+        <w:rPr>
+          <w:rFonts w:ascii="Times New Roman" w:hAnsi="Times New Roman"/>
+          <w:b w:val="false"/>
+          <w:bCs w:val="false"/>
+          <w:i w:val="false"/>
+          <w:i w:val="false"/>
+          <w:iCs w:val="false"/>
+          <w:color w:val="000000"/>
+        </w:rPr>
+      </w:pPr>
+      <w:r>
+        <w:rPr>
+          <w:rFonts w:ascii="Times New Roman" w:hAnsi="Times New Roman"/>
+          <w:b w:val="false"/>
+          <w:bCs w:val="false"/>
+          <w:i w:val="false"/>
+          <w:iCs w:val="false"/>
+          <w:color w:val="000000"/>
+        </w:rPr>
+        <w:t xml:space="preserve">The Law of Large Numbers states that as the number of trials increases, the empirical (observed) probability converges to the theoretical true probability. In </w:t>
+      </w:r>
+      <w:r>
+        <w:rPr>
+          <w:rFonts w:ascii="Times New Roman" w:hAnsi="Times New Roman"/>
+          <w:b w:val="false"/>
+          <w:bCs w:val="false"/>
+          <w:i w:val="false"/>
+          <w:iCs w:val="false"/>
+          <w:color w:val="000000"/>
+        </w:rPr>
+        <w:t>the</w:t>
+      </w:r>
+      <w:r>
+        <w:rPr>
+          <w:rFonts w:ascii="Times New Roman" w:hAnsi="Times New Roman"/>
+          <w:b w:val="false"/>
+          <w:bCs w:val="false"/>
+          <w:i w:val="false"/>
+          <w:iCs w:val="false"/>
+          <w:color w:val="000000"/>
+        </w:rPr>
+        <w:t xml:space="preserve"> plot for D2a, the running proportion of heads fluctuates wildly at n=10 and n=100. However, by n=100,000, the line stabilizes and rests exactly on the red dashed line representing the true probability of 0.35. This visua</w:t>
+      </w:r>
+      <w:r>
+        <w:rPr>
+          <w:rFonts w:ascii="Times New Roman" w:hAnsi="Times New Roman"/>
+          <w:b w:val="false"/>
+          <w:bCs w:val="false"/>
+          <w:i w:val="false"/>
+          <w:iCs w:val="false"/>
+          <w:color w:val="000000"/>
+        </w:rPr>
+        <w:t>lization shows the adherence to the Laws of Large Numbers</w:t>
+      </w:r>
+      <w:r>
+        <w:rPr>
+          <w:rFonts w:ascii="Times New Roman" w:hAnsi="Times New Roman"/>
+          <w:b w:val="false"/>
+          <w:bCs w:val="false"/>
+          <w:i w:val="false"/>
+          <w:iCs w:val="false"/>
+          <w:color w:val="000000"/>
+        </w:rPr>
+        <w:t>.</w:t>
+      </w:r>
+    </w:p>
+    <w:p>
+      <w:pPr>
+        <w:pStyle w:val="Heading4"/>
+        <w:spacing w:lineRule="auto" w:line="360"/>
+        <w:jc w:val="both"/>
+        <w:rPr>
+          <w:rFonts w:ascii="Times New Roman" w:hAnsi="Times New Roman"/>
+          <w:b/>
+          <w:bCs/>
+          <w:i w:val="false"/>
+          <w:i w:val="false"/>
+          <w:iCs w:val="false"/>
+          <w:color w:val="000000"/>
+        </w:rPr>
+      </w:pPr>
+      <w:r>
+        <w:rPr>
+          <w:rFonts w:ascii="Times New Roman" w:hAnsi="Times New Roman"/>
+          <w:b/>
+          <w:bCs/>
+          <w:i w:val="false"/>
+          <w:iCs w:val="false"/>
+          <w:color w:val="000000"/>
+        </w:rPr>
+        <w:t>The Role of Sampling with Replacement</w:t>
+      </w:r>
+    </w:p>
+    <w:p>
+      <w:pPr>
+        <w:pStyle w:val="BodyText"/>
+        <w:spacing w:lineRule="auto" w:line="360"/>
+        <w:ind w:hanging="0" w:left="0" w:right="0"/>
+        <w:jc w:val="both"/>
+        <w:rPr>
+          <w:rFonts w:ascii="Times New Roman" w:hAnsi="Times New Roman"/>
+          <w:b w:val="false"/>
+          <w:bCs w:val="false"/>
+          <w:i w:val="false"/>
+          <w:i w:val="false"/>
+          <w:iCs w:val="false"/>
+          <w:color w:val="000000"/>
+        </w:rPr>
+      </w:pPr>
+      <w:r>
+        <w:rPr>
+          <w:rFonts w:ascii="Times New Roman" w:hAnsi="Times New Roman"/>
+          <w:b w:val="false"/>
+          <w:bCs w:val="false"/>
+          <w:i w:val="false"/>
+          <w:iCs w:val="false"/>
+          <w:color w:val="000000"/>
+        </w:rPr>
+        <w:t>In D2</w:t>
+      </w:r>
+      <w:r>
+        <w:rPr>
+          <w:rFonts w:ascii="Times New Roman" w:hAnsi="Times New Roman"/>
+          <w:b w:val="false"/>
+          <w:bCs w:val="false"/>
+          <w:i w:val="false"/>
+          <w:iCs w:val="false"/>
+          <w:color w:val="000000"/>
+        </w:rPr>
+        <w:t>(b)</w:t>
+      </w:r>
+      <w:r>
+        <w:rPr>
+          <w:rFonts w:ascii="Times New Roman" w:hAnsi="Times New Roman"/>
+          <w:b w:val="false"/>
+          <w:bCs w:val="false"/>
+          <w:i w:val="false"/>
+          <w:iCs w:val="false"/>
+          <w:color w:val="000000"/>
+        </w:rPr>
+        <w:t xml:space="preserve">, P(Scoring∣Forward) </w:t>
+      </w:r>
+      <w:r>
+        <w:rPr>
+          <w:rFonts w:ascii="Times New Roman" w:hAnsi="Times New Roman"/>
+          <w:b w:val="false"/>
+          <w:bCs w:val="false"/>
+          <w:i w:val="false"/>
+          <w:iCs w:val="false"/>
+          <w:color w:val="000000"/>
+        </w:rPr>
+        <w:t xml:space="preserve">was estimated </w:t>
+      </w:r>
+      <w:r>
+        <w:rPr>
+          <w:rFonts w:ascii="Times New Roman" w:hAnsi="Times New Roman"/>
+          <w:b w:val="false"/>
+          <w:bCs w:val="false"/>
+          <w:i w:val="false"/>
+          <w:iCs w:val="false"/>
+          <w:color w:val="000000"/>
+        </w:rPr>
+        <w:t>using the Monte Carlo Bootstrap method. Sampling with replacement is crucial here because it treats our single dataset of Forwards as if it were the entire population. By randomly drawing rows and allowing the same player to be picked more than once, we simulate thousands of parallel 'alternate' datasets. Averaging these 50,000 sample realities yielded an estimate (≈0.3200) that perfectly aligns with our analytical finding from D1, demonstrating the reliability of resampling techniques.</w:t>
+      </w:r>
+    </w:p>
+    <w:p>
+      <w:pPr>
+        <w:pStyle w:val="Heading4"/>
+        <w:spacing w:lineRule="auto" w:line="360"/>
+        <w:jc w:val="both"/>
+        <w:rPr>
+          <w:rFonts w:ascii="Times New Roman" w:hAnsi="Times New Roman"/>
+          <w:b/>
+          <w:bCs/>
+          <w:i w:val="false"/>
+          <w:i w:val="false"/>
+          <w:iCs w:val="false"/>
+          <w:color w:val="000000"/>
+        </w:rPr>
+      </w:pPr>
+      <w:r>
+        <w:rPr>
+          <w:rFonts w:ascii="Times New Roman" w:hAnsi="Times New Roman"/>
+          <w:b/>
+          <w:bCs/>
+          <w:i w:val="false"/>
+          <w:iCs w:val="false"/>
+          <w:color w:val="000000"/>
+        </w:rPr>
+        <w:t>Why the Birth Month Probability Rises Quickly</w:t>
+      </w:r>
+    </w:p>
+    <w:p>
+      <w:pPr>
+        <w:pStyle w:val="BodyText"/>
+        <w:spacing w:lineRule="auto" w:line="360"/>
+        <w:ind w:hanging="0" w:left="0" w:right="0"/>
+        <w:jc w:val="both"/>
+        <w:rPr>
+          <w:rFonts w:ascii="Times New Roman" w:hAnsi="Times New Roman"/>
+          <w:b w:val="false"/>
+          <w:bCs w:val="false"/>
+          <w:i w:val="false"/>
+          <w:i w:val="false"/>
+          <w:iCs w:val="false"/>
+          <w:color w:val="000000"/>
+        </w:rPr>
+      </w:pPr>
+      <w:r>
+        <w:rPr>
+          <w:rFonts w:ascii="Times New Roman" w:hAnsi="Times New Roman"/>
+          <w:b w:val="false"/>
+          <w:bCs w:val="false"/>
+          <w:i w:val="false"/>
+          <w:iCs w:val="false"/>
+          <w:color w:val="000000"/>
+        </w:rPr>
+        <w:t xml:space="preserve">Your Justification: "The simulated probabilities in D2c show that the chance of a shared birth month increases remarkably fast, reaching nearly 100% by a group size of 20. This happens because we are not comparing individuals to one specific person; we are comparing every possible pair in the group. The number of possible pairs grows exponentially as k increases </w:t>
+      </w:r>
+      <w:r>
+        <w:rPr>
+          <w:rFonts w:ascii="Times New Roman" w:hAnsi="Times New Roman"/>
+          <w:b w:val="false"/>
+          <w:bCs w:val="false"/>
+          <w:i w:val="false"/>
+          <w:iCs w:val="false"/>
+          <w:color w:val="000000"/>
+        </w:rPr>
+      </w:r>
+      <m:oMath xmlns:m="http://schemas.openxmlformats.org/officeDocument/2006/math">
+        <m:d>
+          <m:dPr>
+            <m:begChr m:val="("/>
+            <m:endChr m:val=")"/>
+          </m:dPr>
+          <m:e>
+            <m:f>
+              <m:num>
+                <m:r>
+                  <w:rPr>
+                    <w:rFonts w:ascii="Cambria Math" w:hAnsi="Cambria Math"/>
+                  </w:rPr>
+                  <m:t xml:space="preserve">k</m:t>
+                </m:r>
+                <m:d>
+                  <m:dPr>
+                    <m:begChr m:val="("/>
+                    <m:endChr m:val=")"/>
+                  </m:dPr>
+                  <m:e>
+                    <m:r>
+                      <w:rPr>
+                        <w:rFonts w:ascii="Cambria Math" w:hAnsi="Cambria Math"/>
+                      </w:rPr>
+                      <m:t xml:space="preserve">k</m:t>
+                    </m:r>
+                    <m:r>
+                      <w:rPr>
+                        <w:rFonts w:ascii="Cambria Math" w:hAnsi="Cambria Math"/>
+                      </w:rPr>
+                      <m:t xml:space="preserve">−</m:t>
+                    </m:r>
+                    <m:r>
+                      <w:rPr>
+                        <w:rFonts w:ascii="Cambria Math" w:hAnsi="Cambria Math"/>
+                      </w:rPr>
+                      <m:t xml:space="preserve">1</m:t>
+                    </m:r>
+                  </m:e>
+                </m:d>
+              </m:num>
+              <m:den>
+                <m:r>
+                  <w:rPr>
+                    <w:rFonts w:ascii="Cambria Math" w:hAnsi="Cambria Math"/>
+                  </w:rPr>
+                  <m:t xml:space="preserve">2</m:t>
+                </m:r>
+              </m:den>
+            </m:f>
+          </m:e>
+        </m:d>
+      </m:oMath>
+      <w:r>
+        <w:rPr>
+          <w:rFonts w:ascii="Times New Roman" w:hAnsi="Times New Roman"/>
+          <w:b w:val="false"/>
+          <w:bCs w:val="false"/>
+          <w:i w:val="false"/>
+          <w:iCs w:val="false"/>
+          <w:color w:val="000000"/>
+        </w:rPr>
+        <w:t>, meaning the opportunities for a match multiply extremely rapidly.</w:t>
+      </w:r>
+    </w:p>
+    <w:p>
+      <w:pPr>
+        <w:pStyle w:val="BodyText"/>
+        <w:spacing w:lineRule="auto" w:line="360"/>
+        <w:ind w:hanging="0" w:left="0" w:right="0"/>
+        <w:jc w:val="both"/>
+        <w:rPr>
+          <w:rFonts w:ascii="Times New Roman" w:hAnsi="Times New Roman"/>
+          <w:b w:val="false"/>
+          <w:bCs w:val="false"/>
+          <w:i w:val="false"/>
+          <w:i w:val="false"/>
+          <w:iCs w:val="false"/>
+          <w:color w:val="000000"/>
+        </w:rPr>
+      </w:pPr>
+      <w:r>
+        <w:rPr>
+          <w:rFonts w:ascii="Times New Roman" w:hAnsi="Times New Roman"/>
+          <w:b w:val="false"/>
+          <w:bCs w:val="false"/>
+          <w:i w:val="false"/>
+          <w:iCs w:val="false"/>
+          <w:color w:val="000000"/>
+        </w:rPr>
+        <w:t>A</w:t>
+      </w:r>
+      <w:r>
+        <w:rPr>
+          <w:rFonts w:ascii="Times New Roman" w:hAnsi="Times New Roman"/>
+          <w:b w:val="false"/>
+          <w:bCs w:val="false"/>
+          <w:i w:val="false"/>
+          <w:iCs w:val="false"/>
+          <w:color w:val="000000"/>
+        </w:rPr>
+        <w:t xml:space="preserve">nalytical calculation for </w:t>
+      </w:r>
+      <w:r>
+        <w:rPr>
+          <w:rFonts w:ascii="Times New Roman" w:hAnsi="Times New Roman"/>
+          <w:b w:val="false"/>
+          <w:bCs w:val="false"/>
+          <w:i w:val="false"/>
+          <w:iCs w:val="false"/>
+          <w:color w:val="000000"/>
+        </w:rPr>
+      </w:r>
+      <m:oMath xmlns:m="http://schemas.openxmlformats.org/officeDocument/2006/math">
+        <m:r>
+          <w:rPr>
+            <w:rFonts w:ascii="Cambria Math" w:hAnsi="Cambria Math"/>
+          </w:rPr>
+          <m:t xml:space="preserve">k</m:t>
+        </m:r>
+        <m:r>
+          <w:rPr>
+            <w:rFonts w:ascii="Cambria Math" w:hAnsi="Cambria Math"/>
+          </w:rPr>
+          <m:t xml:space="preserve">=</m:t>
+        </m:r>
+        <m:d>
+          <m:dPr>
+            <m:begChr m:val="("/>
+            <m:endChr m:val=")"/>
+          </m:dPr>
+          <m:e>
+            <m:r>
+              <w:rPr>
+                <w:rFonts w:ascii="Cambria Math" w:hAnsi="Cambria Math"/>
+              </w:rPr>
+              <m:t xml:space="preserve">1</m:t>
+            </m:r>
+            <m:r>
+              <w:rPr>
+                <w:rFonts w:ascii="Cambria Math" w:hAnsi="Cambria Math"/>
+              </w:rPr>
+              <m:t xml:space="preserve">−</m:t>
+            </m:r>
+            <m:d>
+              <m:dPr>
+                <m:begChr m:val="("/>
+                <m:endChr m:val=")"/>
+              </m:dPr>
+              <m:e>
+                <m:f>
+                  <m:num>
+                    <m:r>
+                      <w:rPr>
+                        <w:rFonts w:ascii="Cambria Math" w:hAnsi="Cambria Math"/>
+                      </w:rPr>
+                      <m:t xml:space="preserve">12</m:t>
+                    </m:r>
+                  </m:num>
+                  <m:den>
+                    <m:r>
+                      <w:rPr>
+                        <w:rFonts w:ascii="Cambria Math" w:hAnsi="Cambria Math"/>
+                      </w:rPr>
+                      <m:t xml:space="preserve">12</m:t>
+                    </m:r>
+                  </m:den>
+                </m:f>
+              </m:e>
+            </m:d>
+            <m:r>
+              <w:rPr>
+                <w:rFonts w:ascii="Cambria Math" w:hAnsi="Cambria Math"/>
+              </w:rPr>
+              <m:t xml:space="preserve">×</m:t>
+            </m:r>
+            <m:d>
+              <m:dPr>
+                <m:begChr m:val="("/>
+                <m:endChr m:val=")"/>
+              </m:dPr>
+              <m:e>
+                <m:f>
+                  <m:num>
+                    <m:r>
+                      <w:rPr>
+                        <w:rFonts w:ascii="Cambria Math" w:hAnsi="Cambria Math"/>
+                      </w:rPr>
+                      <m:t xml:space="preserve">11</m:t>
+                    </m:r>
+                  </m:num>
+                  <m:den>
+                    <m:r>
+                      <w:rPr>
+                        <w:rFonts w:ascii="Cambria Math" w:hAnsi="Cambria Math"/>
+                      </w:rPr>
+                      <m:t xml:space="preserve">12</m:t>
+                    </m:r>
+                  </m:den>
+                </m:f>
+              </m:e>
+            </m:d>
+            <m:r>
+              <w:rPr>
+                <w:rFonts w:ascii="Cambria Math" w:hAnsi="Cambria Math"/>
+              </w:rPr>
+              <m:t xml:space="preserve">×</m:t>
+            </m:r>
+            <m:d>
+              <m:dPr>
+                <m:begChr m:val="("/>
+                <m:endChr m:val=")"/>
+              </m:dPr>
+              <m:e>
+                <m:f>
+                  <m:num>
+                    <m:r>
+                      <w:rPr>
+                        <w:rFonts w:ascii="Cambria Math" w:hAnsi="Cambria Math"/>
+                      </w:rPr>
+                      <m:t xml:space="preserve">10</m:t>
+                    </m:r>
+                  </m:num>
+                  <m:den>
+                    <m:r>
+                      <w:rPr>
+                        <w:rFonts w:ascii="Cambria Math" w:hAnsi="Cambria Math"/>
+                      </w:rPr>
+                      <m:t xml:space="preserve">12</m:t>
+                    </m:r>
+                  </m:den>
+                </m:f>
+              </m:e>
+            </m:d>
+            <m:r>
+              <w:rPr>
+                <w:rFonts w:ascii="Cambria Math" w:hAnsi="Cambria Math"/>
+              </w:rPr>
+              <m:t xml:space="preserve">×</m:t>
+            </m:r>
+            <m:d>
+              <m:dPr>
+                <m:begChr m:val="("/>
+                <m:endChr m:val=")"/>
+              </m:dPr>
+              <m:e>
+                <m:f>
+                  <m:num>
+                    <m:r>
+                      <w:rPr>
+                        <w:rFonts w:ascii="Cambria Math" w:hAnsi="Cambria Math"/>
+                      </w:rPr>
+                      <m:t xml:space="preserve">9</m:t>
+                    </m:r>
+                  </m:num>
+                  <m:den>
+                    <m:r>
+                      <w:rPr>
+                        <w:rFonts w:ascii="Cambria Math" w:hAnsi="Cambria Math"/>
+                      </w:rPr>
+                      <m:t xml:space="preserve">12</m:t>
+                    </m:r>
+                  </m:den>
+                </m:f>
+              </m:e>
+            </m:d>
+            <m:r>
+              <w:rPr>
+                <w:rFonts w:ascii="Cambria Math" w:hAnsi="Cambria Math"/>
+              </w:rPr>
+              <m:t xml:space="preserve">×</m:t>
+            </m:r>
+            <m:d>
+              <m:dPr>
+                <m:begChr m:val="("/>
+                <m:endChr m:val=")"/>
+              </m:dPr>
+              <m:e>
+                <m:f>
+                  <m:num>
+                    <m:r>
+                      <w:rPr>
+                        <w:rFonts w:ascii="Cambria Math" w:hAnsi="Cambria Math"/>
+                      </w:rPr>
+                      <m:t xml:space="preserve">8</m:t>
+                    </m:r>
+                  </m:num>
+                  <m:den>
+                    <m:r>
+                      <w:rPr>
+                        <w:rFonts w:ascii="Cambria Math" w:hAnsi="Cambria Math"/>
+                      </w:rPr>
+                      <m:t xml:space="preserve">12</m:t>
+                    </m:r>
+                  </m:den>
+                </m:f>
+              </m:e>
+            </m:d>
+            <m:r>
+              <w:rPr>
+                <w:rFonts w:ascii="Cambria Math" w:hAnsi="Cambria Math"/>
+              </w:rPr>
+              <m:t xml:space="preserve">≈</m:t>
+            </m:r>
+            <m:r>
+              <w:rPr>
+                <w:rFonts w:ascii="Cambria Math" w:hAnsi="Cambria Math"/>
+              </w:rPr>
+              <m:t xml:space="preserve">0.618</m:t>
+            </m:r>
+          </m:e>
+        </m:d>
+      </m:oMath>
+      <w:r>
+        <w:rPr>
+          <w:rFonts w:ascii="Times New Roman" w:hAnsi="Times New Roman"/>
+          <w:b w:val="false"/>
+          <w:bCs w:val="false"/>
+          <w:i w:val="false"/>
+          <w:iCs w:val="false"/>
+          <w:color w:val="000000"/>
+        </w:rPr>
+        <w:t xml:space="preserve"> assumes two things, first, that there are exactly 12 discrete months, and second, that births are uniformly distributed (meaning every month is equally likely to be a birth month). In the real world, this is slightly violated because some months have 31 days while February has 28, and certain seasons have higher birth rates.</w:t>
       </w:r>
     </w:p>
     <w:p>
@@ -12044,6 +12549,398 @@
       </w:pPr>
       <w:r>
         <w:rPr/>
+        <w:t>D3: Bayesian Update on Real Data</w:t>
+      </w:r>
+    </w:p>
+    <w:p>
+      <w:pPr>
+        <w:pStyle w:val="Heading4"/>
+        <w:spacing w:lineRule="auto" w:line="360"/>
+        <w:jc w:val="both"/>
+        <w:rPr>
+          <w:rFonts w:ascii="Times New Roman" w:hAnsi="Times New Roman"/>
+          <w:b/>
+          <w:bCs/>
+          <w:i w:val="false"/>
+          <w:i w:val="false"/>
+          <w:iCs w:val="false"/>
+          <w:color w:val="000000"/>
+        </w:rPr>
+      </w:pPr>
+      <w:r>
+        <w:rPr>
+          <w:rFonts w:ascii="Times New Roman" w:hAnsi="Times New Roman"/>
+          <w:b/>
+          <w:bCs/>
+          <w:i w:val="false"/>
+          <w:iCs w:val="false"/>
+          <w:color w:val="000000"/>
+        </w:rPr>
+        <w:t>Terms in Context</w:t>
+      </w:r>
+    </w:p>
+    <w:p>
+      <w:pPr>
+        <w:pStyle w:val="BodyText"/>
+        <w:spacing w:lineRule="auto" w:line="360"/>
+        <w:jc w:val="both"/>
+        <w:rPr>
+          <w:rFonts w:ascii="Times New Roman" w:hAnsi="Times New Roman"/>
+          <w:b w:val="false"/>
+          <w:bCs w:val="false"/>
+          <w:color w:val="000000"/>
+        </w:rPr>
+      </w:pPr>
+      <w:r>
+        <w:rPr>
+          <w:rFonts w:ascii="Times New Roman" w:hAnsi="Times New Roman"/>
+          <w:b w:val="false"/>
+          <w:bCs w:val="false"/>
+          <w:color w:val="000000"/>
+        </w:rPr>
+        <w:t xml:space="preserve">The Prior P(H) represents our initial belief about the probability of an event before seeing any new evidence. In this context, it is the probability that a randomly selected player from the World Cup is a Forward, </w:t>
+      </w:r>
+      <w:r>
+        <w:rPr>
+          <w:rFonts w:ascii="Times New Roman" w:hAnsi="Times New Roman"/>
+          <w:b w:val="false"/>
+          <w:bCs w:val="false"/>
+          <w:color w:val="000000"/>
+        </w:rPr>
+        <w:t xml:space="preserve">which is </w:t>
+      </w:r>
+      <w:r>
+        <w:rPr>
+          <w:rFonts w:ascii="Times New Roman" w:hAnsi="Times New Roman"/>
+          <w:b w:val="false"/>
+          <w:bCs w:val="false"/>
+          <w:color w:val="000000"/>
+        </w:rPr>
+        <w:t>0.2457.</w:t>
+      </w:r>
+    </w:p>
+    <w:p>
+      <w:pPr>
+        <w:pStyle w:val="BodyText"/>
+        <w:spacing w:lineRule="auto" w:line="360"/>
+        <w:jc w:val="both"/>
+        <w:rPr>
+          <w:rFonts w:ascii="Times New Roman" w:hAnsi="Times New Roman"/>
+          <w:b w:val="false"/>
+          <w:bCs w:val="false"/>
+          <w:color w:val="000000"/>
+        </w:rPr>
+      </w:pPr>
+      <w:r>
+        <w:rPr>
+          <w:rFonts w:ascii="Times New Roman" w:hAnsi="Times New Roman"/>
+          <w:b w:val="false"/>
+          <w:bCs w:val="false"/>
+          <w:color w:val="000000"/>
+        </w:rPr>
+        <w:t xml:space="preserve">The Likelihood P(E∣H) measures how likely we are to see the evidence </w:t>
+      </w:r>
+      <w:r>
+        <w:rPr>
+          <w:rFonts w:ascii="Times New Roman" w:hAnsi="Times New Roman"/>
+          <w:b w:val="false"/>
+          <w:bCs w:val="false"/>
+          <w:i/>
+          <w:color w:val="000000"/>
+        </w:rPr>
+        <w:t>if</w:t>
+      </w:r>
+      <w:r>
+        <w:rPr>
+          <w:rFonts w:ascii="Times New Roman" w:hAnsi="Times New Roman"/>
+          <w:b w:val="false"/>
+          <w:bCs w:val="false"/>
+          <w:color w:val="000000"/>
+        </w:rPr>
+        <w:t xml:space="preserve"> our hypothesis is true. Here, it is the probability that a player scored a goal given that they are a Forward (0.3200).</w:t>
+      </w:r>
+    </w:p>
+    <w:p>
+      <w:pPr>
+        <w:pStyle w:val="BodyText"/>
+        <w:spacing w:lineRule="auto" w:line="360"/>
+        <w:jc w:val="both"/>
+        <w:rPr>
+          <w:rFonts w:ascii="Times New Roman" w:hAnsi="Times New Roman"/>
+          <w:b w:val="false"/>
+          <w:bCs w:val="false"/>
+          <w:color w:val="000000"/>
+        </w:rPr>
+      </w:pPr>
+      <w:r>
+        <w:rPr>
+          <w:rFonts w:ascii="Times New Roman" w:hAnsi="Times New Roman"/>
+          <w:b w:val="false"/>
+          <w:bCs w:val="false"/>
+          <w:color w:val="000000"/>
+        </w:rPr>
+        <w:t xml:space="preserve">The Posterior P(H∣E) </w:t>
+      </w:r>
+      <w:r>
+        <w:rPr>
+          <w:rFonts w:ascii="Times New Roman" w:hAnsi="Times New Roman"/>
+          <w:b w:val="false"/>
+          <w:bCs w:val="false"/>
+          <w:color w:val="000000"/>
+        </w:rPr>
+        <w:t>is the</w:t>
+      </w:r>
+      <w:r>
+        <w:rPr>
+          <w:rFonts w:ascii="Times New Roman" w:hAnsi="Times New Roman"/>
+          <w:b w:val="false"/>
+          <w:bCs w:val="false"/>
+          <w:color w:val="000000"/>
+        </w:rPr>
+        <w:t xml:space="preserve"> </w:t>
+      </w:r>
+      <w:r>
+        <w:rPr>
+          <w:rFonts w:ascii="Times New Roman" w:hAnsi="Times New Roman"/>
+          <w:b w:val="false"/>
+          <w:bCs w:val="false"/>
+          <w:i/>
+          <w:color w:val="000000"/>
+        </w:rPr>
+        <w:t>updated</w:t>
+      </w:r>
+      <w:r>
+        <w:rPr>
+          <w:rFonts w:ascii="Times New Roman" w:hAnsi="Times New Roman"/>
+          <w:b w:val="false"/>
+          <w:bCs w:val="false"/>
+          <w:color w:val="000000"/>
+        </w:rPr>
+        <w:t xml:space="preserve"> belief after accounting for the new evidence. If we are told that a specific player scored a goal, Bayes' theorem updates the probability of that player being a Forward from </w:t>
+      </w:r>
+      <w:r>
+        <w:rPr>
+          <w:rFonts w:ascii="Times New Roman" w:hAnsi="Times New Roman"/>
+          <w:b w:val="false"/>
+          <w:bCs w:val="false"/>
+          <w:color w:val="000000"/>
+        </w:rPr>
+        <w:t>0.</w:t>
+      </w:r>
+      <w:r>
+        <w:rPr>
+          <w:rFonts w:ascii="Times New Roman" w:hAnsi="Times New Roman"/>
+          <w:b w:val="false"/>
+          <w:bCs w:val="false"/>
+          <w:color w:val="000000"/>
+        </w:rPr>
+        <w:t>24</w:t>
+      </w:r>
+      <w:r>
+        <w:rPr>
+          <w:rFonts w:ascii="Times New Roman" w:hAnsi="Times New Roman"/>
+          <w:b w:val="false"/>
+          <w:bCs w:val="false"/>
+          <w:color w:val="000000"/>
+        </w:rPr>
+        <w:t>5</w:t>
+      </w:r>
+      <w:r>
+        <w:rPr>
+          <w:rFonts w:ascii="Times New Roman" w:hAnsi="Times New Roman"/>
+          <w:b w:val="false"/>
+          <w:bCs w:val="false"/>
+          <w:color w:val="000000"/>
+        </w:rPr>
+        <w:t xml:space="preserve">7 to </w:t>
+      </w:r>
+      <w:r>
+        <w:rPr>
+          <w:rFonts w:ascii="Times New Roman" w:hAnsi="Times New Roman"/>
+          <w:b w:val="false"/>
+          <w:bCs w:val="false"/>
+          <w:color w:val="000000"/>
+        </w:rPr>
+        <w:t>0.</w:t>
+      </w:r>
+      <w:r>
+        <w:rPr>
+          <w:rFonts w:ascii="Times New Roman" w:hAnsi="Times New Roman"/>
+          <w:b w:val="false"/>
+          <w:bCs w:val="false"/>
+          <w:color w:val="000000"/>
+        </w:rPr>
+        <w:t>5565.</w:t>
+      </w:r>
+    </w:p>
+    <w:p>
+      <w:pPr>
+        <w:pStyle w:val="Heading4"/>
+        <w:spacing w:lineRule="auto" w:line="360"/>
+        <w:jc w:val="both"/>
+        <w:rPr>
+          <w:rFonts w:ascii="Times New Roman" w:hAnsi="Times New Roman"/>
+          <w:b/>
+          <w:bCs/>
+          <w:i w:val="false"/>
+          <w:i w:val="false"/>
+          <w:iCs w:val="false"/>
+          <w:color w:val="000000"/>
+        </w:rPr>
+      </w:pPr>
+      <w:r>
+        <w:rPr>
+          <w:rFonts w:ascii="Times New Roman" w:hAnsi="Times New Roman"/>
+          <w:b/>
+          <w:bCs/>
+          <w:i w:val="false"/>
+          <w:iCs w:val="false"/>
+          <w:color w:val="000000"/>
+        </w:rPr>
+        <w:t>Prior Sensitivity</w:t>
+      </w:r>
+    </w:p>
+    <w:p>
+      <w:pPr>
+        <w:pStyle w:val="BodyText"/>
+        <w:spacing w:lineRule="auto" w:line="360"/>
+        <w:jc w:val="both"/>
+        <w:rPr>
+          <w:rFonts w:ascii="Times New Roman" w:hAnsi="Times New Roman"/>
+          <w:b w:val="false"/>
+          <w:bCs w:val="false"/>
+          <w:color w:val="000000"/>
+        </w:rPr>
+      </w:pPr>
+      <w:r>
+        <w:rPr>
+          <w:rFonts w:ascii="Times New Roman" w:hAnsi="Times New Roman"/>
+          <w:b w:val="false"/>
+          <w:bCs w:val="false"/>
+          <w:color w:val="000000"/>
+        </w:rPr>
+        <w:t>Prior sensitivity evaluates how much our final answer (the Posterior) changes if we start with different initial assumptions (the Prior), while keeping the observed evidence (Likelihoods) constant.</w:t>
+      </w:r>
+    </w:p>
+    <w:p>
+      <w:pPr>
+        <w:pStyle w:val="BodyText"/>
+        <w:spacing w:lineRule="auto" w:line="360"/>
+        <w:jc w:val="both"/>
+        <w:rPr>
+          <w:rFonts w:ascii="Times New Roman" w:hAnsi="Times New Roman"/>
+          <w:b w:val="false"/>
+          <w:bCs w:val="false"/>
+          <w:color w:val="000000"/>
+        </w:rPr>
+      </w:pPr>
+      <w:r>
+        <w:rPr>
+          <w:rFonts w:ascii="Times New Roman" w:hAnsi="Times New Roman"/>
+          <w:b w:val="false"/>
+          <w:bCs w:val="false"/>
+          <w:color w:val="000000"/>
+        </w:rPr>
+        <w:t xml:space="preserve">From the plotted graph, </w:t>
+      </w:r>
+      <w:r>
+        <w:rPr>
+          <w:rFonts w:ascii="Times New Roman" w:hAnsi="Times New Roman"/>
+          <w:b w:val="false"/>
+          <w:bCs w:val="false"/>
+          <w:color w:val="000000"/>
+        </w:rPr>
+        <w:t xml:space="preserve">As the prior increases from 0.1 to 0.9 along the x-axis, the posterior curve also moves up. Because the blue curve sits strictly </w:t>
+      </w:r>
+      <w:r>
+        <w:rPr>
+          <w:rFonts w:ascii="Times New Roman" w:hAnsi="Times New Roman"/>
+          <w:b w:val="false"/>
+          <w:bCs w:val="false"/>
+          <w:i/>
+          <w:color w:val="000000"/>
+        </w:rPr>
+        <w:t>above</w:t>
+      </w:r>
+      <w:r>
+        <w:rPr>
+          <w:rFonts w:ascii="Times New Roman" w:hAnsi="Times New Roman"/>
+          <w:b w:val="false"/>
+          <w:bCs w:val="false"/>
+          <w:color w:val="000000"/>
+        </w:rPr>
+        <w:t xml:space="preserve"> the dashed diagonal line, it shows that "Scoring a goal" is strong positive evidence that always boosts the probability that a player is a Forward, regardless of where our prior started.</w:t>
+      </w:r>
+    </w:p>
+    <w:p>
+      <w:pPr>
+        <w:pStyle w:val="Heading4"/>
+        <w:spacing w:lineRule="auto" w:line="360"/>
+        <w:jc w:val="both"/>
+        <w:rPr>
+          <w:rFonts w:ascii="Times New Roman" w:hAnsi="Times New Roman"/>
+          <w:b/>
+          <w:bCs/>
+          <w:i w:val="false"/>
+          <w:i w:val="false"/>
+          <w:iCs w:val="false"/>
+          <w:color w:val="000000"/>
+        </w:rPr>
+      </w:pPr>
+      <w:r>
+        <w:rPr>
+          <w:rFonts w:ascii="Times New Roman" w:hAnsi="Times New Roman"/>
+          <w:b/>
+          <w:bCs/>
+          <w:i w:val="false"/>
+          <w:iCs w:val="false"/>
+          <w:color w:val="000000"/>
+        </w:rPr>
+        <w:t>When the Prior Dominates vs. When Data Swamps the Prior</w:t>
+      </w:r>
+    </w:p>
+    <w:p>
+      <w:pPr>
+        <w:pStyle w:val="BodyText"/>
+        <w:spacing w:lineRule="auto" w:line="360"/>
+        <w:jc w:val="both"/>
+        <w:rPr>
+          <w:rFonts w:ascii="Times New Roman" w:hAnsi="Times New Roman"/>
+          <w:b w:val="false"/>
+          <w:bCs w:val="false"/>
+          <w:color w:val="000000"/>
+        </w:rPr>
+      </w:pPr>
+      <w:r>
+        <w:rPr>
+          <w:rFonts w:ascii="Times New Roman" w:hAnsi="Times New Roman"/>
+          <w:b w:val="false"/>
+          <w:bCs w:val="false"/>
+          <w:color w:val="000000"/>
+        </w:rPr>
+        <w:t>The prior dominates the posterior when the new evidence is weak or uninformative. Mathematically, this happens when the likelihood of the evidence is nearly the same whether the hypothesis is true or false (P(E∣H)≈P(E∣¬H)). It also happens when the prior is extremely dogmatic (very close to 0 or 1); if you are 99.9% certain of something, minor evidence won't change your mind.</w:t>
+      </w:r>
+    </w:p>
+    <w:p>
+      <w:pPr>
+        <w:pStyle w:val="BodyText"/>
+        <w:spacing w:lineRule="auto" w:line="360"/>
+        <w:jc w:val="both"/>
+        <w:rPr>
+          <w:rFonts w:ascii="Times New Roman" w:hAnsi="Times New Roman"/>
+          <w:b w:val="false"/>
+          <w:bCs w:val="false"/>
+          <w:color w:val="000000"/>
+        </w:rPr>
+      </w:pPr>
+      <w:r>
+        <w:rPr>
+          <w:rFonts w:ascii="Times New Roman" w:hAnsi="Times New Roman"/>
+          <w:b w:val="false"/>
+          <w:bCs w:val="false"/>
+          <w:color w:val="000000"/>
+        </w:rPr>
+        <w:t>The data swamps the prior when the evidence is extremely compelling. In our dataset, the likelihood of a Forward scoring (0.3200) is vastly different from a Non-Forward scoring (0.0831). Because this difference in likelihoods is so sharp, the data strongly tugs the posterior upward. Even if we had started with an artificially low prior belief (e.g., a prior of just 10%), the strong evidence from the dataset still pulls the posterior up significantly (to around 30%).</w:t>
       </w:r>
     </w:p>
     <w:p>
@@ -12096,10 +12993,32 @@
         <w:pStyle w:val="Heading1"/>
         <w:rPr/>
       </w:pPr>
-      <w:bookmarkStart w:id="8" w:name="_Toc227683589"/>
+      <w:bookmarkStart w:id="7" w:name="_Toc227683589"/>
       <w:r>
         <w:rPr/>
         <w:t>Task E: Statistical Distributions and Model Fitting</w:t>
+      </w:r>
+      <w:bookmarkEnd w:id="7"/>
+    </w:p>
+    <w:p>
+      <w:pPr>
+        <w:pStyle w:val="Normal"/>
+        <w:rPr/>
+      </w:pPr>
+      <w:r>
+        <w:rPr/>
+        <w:t>Xuan</w:t>
+      </w:r>
+    </w:p>
+    <w:p>
+      <w:pPr>
+        <w:pStyle w:val="Heading1"/>
+        <w:rPr/>
+      </w:pPr>
+      <w:bookmarkStart w:id="8" w:name="_Toc227683590"/>
+      <w:r>
+        <w:rPr/>
+        <w:t>Task F: The Central Limit Theorem and Sample Size Planning</w:t>
       </w:r>
       <w:bookmarkEnd w:id="8"/>
     </w:p>
@@ -12110,7 +13029,7 @@
       </w:pPr>
       <w:r>
         <w:rPr/>
-        <w:t>Xuan</w:t>
+        <w:t>Aimi</w:t>
       </w:r>
     </w:p>
     <w:p>
@@ -12118,34 +13037,12 @@
         <w:pStyle w:val="Heading1"/>
         <w:rPr/>
       </w:pPr>
-      <w:bookmarkStart w:id="9" w:name="_Toc227683590"/>
-      <w:r>
-        <w:rPr/>
-        <w:t>Task F: The Central Limit Theorem and Sample Size Planning</w:t>
+      <w:bookmarkStart w:id="9" w:name="_Toc227683591"/>
+      <w:r>
+        <w:rPr/>
+        <w:t>Reference</w:t>
       </w:r>
       <w:bookmarkEnd w:id="9"/>
-    </w:p>
-    <w:p>
-      <w:pPr>
-        <w:pStyle w:val="Normal"/>
-        <w:rPr/>
-      </w:pPr>
-      <w:r>
-        <w:rPr/>
-        <w:t>Aimi</w:t>
-      </w:r>
-    </w:p>
-    <w:p>
-      <w:pPr>
-        <w:pStyle w:val="Heading1"/>
-        <w:rPr/>
-      </w:pPr>
-      <w:bookmarkStart w:id="10" w:name="_Toc227683591"/>
-      <w:r>
-        <w:rPr/>
-        <w:t>Reference</w:t>
-      </w:r>
-      <w:bookmarkEnd w:id="10"/>
     </w:p>
     <w:p>
       <w:pPr>
@@ -12212,7 +13109,7 @@
   <w:docDefaults>
     <w:rPrDefault>
       <w:rPr>
-        <w:rFonts w:ascii="Aptos" w:hAnsi="Aptos" w:eastAsia="等线" w:cs="Arial" w:asciiTheme="minorHAnsi" w:cstheme="minorBidi" w:eastAsiaTheme="minorEastAsia" w:hAnsiTheme="minorHAnsi"/>
+        <w:rFonts w:ascii="Aptos" w:hAnsi="Aptos" w:eastAsia="" w:cs="" w:asciiTheme="minorHAnsi" w:cstheme="minorBidi" w:eastAsiaTheme="minorEastAsia" w:hAnsiTheme="minorHAnsi"/>
         <w:kern w:val="2"/>
         <w:sz w:val="24"/>
         <w:szCs w:val="24"/>
@@ -12610,12 +13507,13 @@
     <w:rsid w:val="007517dc"/>
     <w:pPr>
       <w:widowControl/>
+      <w:suppressAutoHyphens w:val="true"/>
       <w:bidi w:val="0"/>
       <w:spacing w:lineRule="auto" w:line="278" w:before="0" w:after="160"/>
       <w:jc w:val="both"/>
     </w:pPr>
     <w:rPr>
-      <w:rFonts w:ascii="Times New Roman" w:hAnsi="Times New Roman" w:eastAsia="等线" w:cs="Arial" w:cstheme="minorBidi" w:eastAsiaTheme="minorEastAsia"/>
+      <w:rFonts w:ascii="Times New Roman" w:hAnsi="Times New Roman" w:eastAsia="" w:cs="" w:cstheme="minorBidi" w:eastAsiaTheme="minorEastAsia"/>
       <w:color w:val="auto"/>
       <w:kern w:val="2"/>
       <w:sz w:val="24"/>
@@ -12639,7 +13537,7 @@
       <w:outlineLvl w:val="0"/>
     </w:pPr>
     <w:rPr>
-      <w:rFonts w:eastAsia="等线 Light" w:cs="Times New Roman" w:cstheme="majorBidi" w:eastAsiaTheme="majorEastAsia"/>
+      <w:rFonts w:eastAsia="" w:cs="" w:cstheme="majorBidi" w:eastAsiaTheme="majorEastAsia"/>
       <w:b/>
       <w:szCs w:val="40"/>
     </w:rPr>
@@ -12660,7 +13558,7 @@
       <w:outlineLvl w:val="1"/>
     </w:pPr>
     <w:rPr>
-      <w:rFonts w:eastAsia="等线 Light" w:cs="Times New Roman" w:cstheme="majorBidi" w:eastAsiaTheme="majorEastAsia"/>
+      <w:rFonts w:eastAsia="" w:cs="" w:cstheme="majorBidi" w:eastAsiaTheme="majorEastAsia"/>
       <w:b/>
       <w:color w:themeColor="text1" w:val="000000"/>
       <w:szCs w:val="32"/>
@@ -12683,7 +13581,7 @@
       <w:outlineLvl w:val="2"/>
     </w:pPr>
     <w:rPr>
-      <w:rFonts w:eastAsia="等线 Light" w:cs="Times New Roman" w:cstheme="majorBidi" w:eastAsiaTheme="majorEastAsia"/>
+      <w:rFonts w:eastAsia="" w:cs="" w:cstheme="majorBidi" w:eastAsiaTheme="majorEastAsia"/>
       <w:color w:themeColor="accent1" w:themeShade="bf" w:val="0F4761"/>
       <w:sz w:val="28"/>
       <w:szCs w:val="28"/>
@@ -12706,7 +13604,7 @@
       <w:outlineLvl w:val="3"/>
     </w:pPr>
     <w:rPr>
-      <w:rFonts w:eastAsia="等线 Light" w:cs="Times New Roman" w:cstheme="majorBidi" w:eastAsiaTheme="majorEastAsia"/>
+      <w:rFonts w:eastAsia="" w:cs="" w:cstheme="majorBidi" w:eastAsiaTheme="majorEastAsia"/>
       <w:i/>
       <w:iCs/>
       <w:color w:themeColor="accent1" w:themeShade="bf" w:val="0F4761"/>
@@ -12729,7 +13627,7 @@
       <w:outlineLvl w:val="4"/>
     </w:pPr>
     <w:rPr>
-      <w:rFonts w:eastAsia="等线 Light" w:cs="Times New Roman" w:cstheme="majorBidi" w:eastAsiaTheme="majorEastAsia"/>
+      <w:rFonts w:eastAsia="" w:cs="" w:cstheme="majorBidi" w:eastAsiaTheme="majorEastAsia"/>
       <w:color w:themeColor="accent1" w:themeShade="bf" w:val="0F4761"/>
     </w:rPr>
   </w:style>
@@ -12750,7 +13648,7 @@
       <w:outlineLvl w:val="5"/>
     </w:pPr>
     <w:rPr>
-      <w:rFonts w:eastAsia="等线 Light" w:cs="Times New Roman" w:cstheme="majorBidi" w:eastAsiaTheme="majorEastAsia"/>
+      <w:rFonts w:eastAsia="" w:cs="" w:cstheme="majorBidi" w:eastAsiaTheme="majorEastAsia"/>
       <w:i/>
       <w:iCs/>
       <w:color w:themeColor="text1" w:themeTint="a6" w:val="595959"/>
@@ -12773,7 +13671,7 @@
       <w:outlineLvl w:val="6"/>
     </w:pPr>
     <w:rPr>
-      <w:rFonts w:eastAsia="等线 Light" w:cs="Times New Roman" w:cstheme="majorBidi" w:eastAsiaTheme="majorEastAsia"/>
+      <w:rFonts w:eastAsia="" w:cs="" w:cstheme="majorBidi" w:eastAsiaTheme="majorEastAsia"/>
       <w:color w:themeColor="text1" w:themeTint="a6" w:val="595959"/>
     </w:rPr>
   </w:style>
@@ -12794,7 +13692,7 @@
       <w:outlineLvl w:val="7"/>
     </w:pPr>
     <w:rPr>
-      <w:rFonts w:eastAsia="等线 Light" w:cs="Times New Roman" w:cstheme="majorBidi" w:eastAsiaTheme="majorEastAsia"/>
+      <w:rFonts w:eastAsia="" w:cs="" w:cstheme="majorBidi" w:eastAsiaTheme="majorEastAsia"/>
       <w:i/>
       <w:iCs/>
       <w:color w:themeColor="text1" w:themeTint="d8" w:val="272727"/>
@@ -12817,7 +13715,7 @@
       <w:outlineLvl w:val="8"/>
     </w:pPr>
     <w:rPr>
-      <w:rFonts w:eastAsia="等线 Light" w:cs="Times New Roman" w:cstheme="majorBidi" w:eastAsiaTheme="majorEastAsia"/>
+      <w:rFonts w:eastAsia="" w:cs="" w:cstheme="majorBidi" w:eastAsiaTheme="majorEastAsia"/>
       <w:color w:themeColor="text1" w:themeTint="d8" w:val="272727"/>
     </w:rPr>
   </w:style>
@@ -12836,7 +13734,7 @@
     <w:qFormat/>
     <w:rsid w:val="0084218d"/>
     <w:rPr>
-      <w:rFonts w:ascii="Times New Roman" w:hAnsi="Times New Roman" w:eastAsia="等线 Light" w:cs="Times New Roman" w:cstheme="majorBidi" w:eastAsiaTheme="majorEastAsia"/>
+      <w:rFonts w:ascii="Times New Roman" w:hAnsi="Times New Roman" w:eastAsia="" w:cs="" w:cstheme="majorBidi" w:eastAsiaTheme="majorEastAsia"/>
       <w:spacing w:val="-10"/>
       <w:kern w:val="2"/>
       <w:szCs w:val="56"/>
@@ -12851,7 +13749,7 @@
     <w:qFormat/>
     <w:rsid w:val="006076fe"/>
     <w:rPr>
-      <w:rFonts w:ascii="Times New Roman" w:hAnsi="Times New Roman" w:eastAsia="等线 Light" w:cs="Times New Roman" w:cstheme="majorBidi" w:eastAsiaTheme="majorEastAsia"/>
+      <w:rFonts w:ascii="Times New Roman" w:hAnsi="Times New Roman" w:eastAsia="" w:cs="" w:cstheme="majorBidi" w:eastAsiaTheme="majorEastAsia"/>
       <w:b/>
       <w:szCs w:val="40"/>
     </w:rPr>
@@ -12864,7 +13762,7 @@
     <w:qFormat/>
     <w:rsid w:val="0094155b"/>
     <w:rPr>
-      <w:rFonts w:ascii="Times New Roman" w:hAnsi="Times New Roman" w:eastAsia="等线 Light" w:cs="Times New Roman" w:cstheme="majorBidi" w:eastAsiaTheme="majorEastAsia"/>
+      <w:rFonts w:ascii="Times New Roman" w:hAnsi="Times New Roman" w:eastAsia="" w:cs="" w:cstheme="majorBidi" w:eastAsiaTheme="majorEastAsia"/>
       <w:b/>
       <w:color w:themeColor="text1" w:val="000000"/>
       <w:szCs w:val="32"/>
@@ -12879,7 +13777,7 @@
     <w:qFormat/>
     <w:rsid w:val="006076fe"/>
     <w:rPr>
-      <w:rFonts w:eastAsia="等线 Light" w:cs="Times New Roman" w:cstheme="majorBidi" w:eastAsiaTheme="majorEastAsia"/>
+      <w:rFonts w:eastAsia="" w:cs="" w:cstheme="majorBidi" w:eastAsiaTheme="majorEastAsia"/>
       <w:color w:themeColor="accent1" w:themeShade="bf" w:val="0F4761"/>
       <w:sz w:val="28"/>
       <w:szCs w:val="28"/>
@@ -12894,7 +13792,7 @@
     <w:qFormat/>
     <w:rsid w:val="006076fe"/>
     <w:rPr>
-      <w:rFonts w:eastAsia="等线 Light" w:cs="Times New Roman" w:cstheme="majorBidi" w:eastAsiaTheme="majorEastAsia"/>
+      <w:rFonts w:eastAsia="" w:cs="" w:cstheme="majorBidi" w:eastAsiaTheme="majorEastAsia"/>
       <w:i/>
       <w:iCs/>
       <w:color w:themeColor="accent1" w:themeShade="bf" w:val="0F4761"/>
@@ -12909,7 +13807,7 @@
     <w:qFormat/>
     <w:rsid w:val="006076fe"/>
     <w:rPr>
-      <w:rFonts w:eastAsia="等线 Light" w:cs="Times New Roman" w:cstheme="majorBidi" w:eastAsiaTheme="majorEastAsia"/>
+      <w:rFonts w:eastAsia="" w:cs="" w:cstheme="majorBidi" w:eastAsiaTheme="majorEastAsia"/>
       <w:color w:themeColor="accent1" w:themeShade="bf" w:val="0F4761"/>
     </w:rPr>
   </w:style>
@@ -12922,7 +13820,7 @@
     <w:qFormat/>
     <w:rsid w:val="006076fe"/>
     <w:rPr>
-      <w:rFonts w:eastAsia="等线 Light" w:cs="Times New Roman" w:cstheme="majorBidi" w:eastAsiaTheme="majorEastAsia"/>
+      <w:rFonts w:eastAsia="" w:cs="" w:cstheme="majorBidi" w:eastAsiaTheme="majorEastAsia"/>
       <w:i/>
       <w:iCs/>
       <w:color w:themeColor="text1" w:themeTint="a6" w:val="595959"/>
@@ -12937,7 +13835,7 @@
     <w:qFormat/>
     <w:rsid w:val="006076fe"/>
     <w:rPr>
-      <w:rFonts w:eastAsia="等线 Light" w:cs="Times New Roman" w:cstheme="majorBidi" w:eastAsiaTheme="majorEastAsia"/>
+      <w:rFonts w:eastAsia="" w:cs="" w:cstheme="majorBidi" w:eastAsiaTheme="majorEastAsia"/>
       <w:color w:themeColor="text1" w:themeTint="a6" w:val="595959"/>
     </w:rPr>
   </w:style>
@@ -12950,7 +13848,7 @@
     <w:qFormat/>
     <w:rsid w:val="006076fe"/>
     <w:rPr>
-      <w:rFonts w:eastAsia="等线 Light" w:cs="Times New Roman" w:cstheme="majorBidi" w:eastAsiaTheme="majorEastAsia"/>
+      <w:rFonts w:eastAsia="" w:cs="" w:cstheme="majorBidi" w:eastAsiaTheme="majorEastAsia"/>
       <w:i/>
       <w:iCs/>
       <w:color w:themeColor="text1" w:themeTint="d8" w:val="272727"/>
@@ -12965,7 +13863,7 @@
     <w:qFormat/>
     <w:rsid w:val="006076fe"/>
     <w:rPr>
-      <w:rFonts w:eastAsia="等线 Light" w:cs="Times New Roman" w:cstheme="majorBidi" w:eastAsiaTheme="majorEastAsia"/>
+      <w:rFonts w:eastAsia="" w:cs="" w:cstheme="majorBidi" w:eastAsiaTheme="majorEastAsia"/>
       <w:color w:themeColor="text1" w:themeTint="d8" w:val="272727"/>
     </w:rPr>
   </w:style>
@@ -12977,7 +13875,7 @@
     <w:qFormat/>
     <w:rsid w:val="006076fe"/>
     <w:rPr>
-      <w:rFonts w:eastAsia="等线 Light" w:cs="Times New Roman" w:cstheme="majorBidi" w:eastAsiaTheme="majorEastAsia"/>
+      <w:rFonts w:eastAsia="" w:cs="" w:cstheme="majorBidi" w:eastAsiaTheme="majorEastAsia"/>
       <w:color w:themeColor="text1" w:themeTint="a6" w:val="595959"/>
       <w:spacing w:val="15"/>
       <w:sz w:val="28"/>
@@ -13209,7 +14107,7 @@
       <w:contextualSpacing/>
     </w:pPr>
     <w:rPr>
-      <w:rFonts w:eastAsia="等线 Light" w:cs="Times New Roman" w:cstheme="majorBidi" w:eastAsiaTheme="majorEastAsia"/>
+      <w:rFonts w:eastAsia="" w:cs="" w:cstheme="majorBidi" w:eastAsiaTheme="majorEastAsia"/>
       <w:spacing w:val="-10"/>
       <w:kern w:val="2"/>
       <w:szCs w:val="56"/>
@@ -13225,7 +14123,7 @@
     <w:rsid w:val="006076fe"/>
     <w:pPr/>
     <w:rPr>
-      <w:rFonts w:eastAsia="等线 Light" w:cs="Times New Roman" w:cstheme="majorBidi" w:eastAsiaTheme="majorEastAsia"/>
+      <w:rFonts w:eastAsia="" w:cs="" w:cstheme="majorBidi" w:eastAsiaTheme="majorEastAsia"/>
       <w:color w:themeColor="text1" w:themeTint="a6" w:val="595959"/>
       <w:spacing w:val="15"/>
       <w:sz w:val="28"/>

--- a/Group8_Assignment1.docx
+++ b/Group8_Assignment1.docx
@@ -1888,15 +1888,15 @@
         <w:tblLook w:val="04a0" w:noHBand="0" w:noVBand="1" w:firstColumn="1" w:lastRow="0" w:lastColumn="0" w:firstRow="1"/>
       </w:tblPr>
       <w:tblGrid>
-        <w:gridCol w:w="3596"/>
-        <w:gridCol w:w="2714"/>
+        <w:gridCol w:w="3595"/>
+        <w:gridCol w:w="2715"/>
         <w:gridCol w:w="2716"/>
       </w:tblGrid>
       <w:tr>
         <w:trPr/>
         <w:tc>
           <w:tcPr>
-            <w:tcW w:w="3596" w:type="dxa"/>
+            <w:tcW w:w="3595" w:type="dxa"/>
             <w:tcBorders/>
           </w:tcPr>
           <w:p>
@@ -1927,7 +1927,7 @@
         </w:tc>
         <w:tc>
           <w:tcPr>
-            <w:tcW w:w="2714" w:type="dxa"/>
+            <w:tcW w:w="2715" w:type="dxa"/>
             <w:tcBorders/>
           </w:tcPr>
           <w:p>
@@ -1992,7 +1992,7 @@
         <w:trPr/>
         <w:tc>
           <w:tcPr>
-            <w:tcW w:w="3596" w:type="dxa"/>
+            <w:tcW w:w="3595" w:type="dxa"/>
             <w:tcBorders/>
           </w:tcPr>
           <w:p>
@@ -2019,7 +2019,7 @@
         </w:tc>
         <w:tc>
           <w:tcPr>
-            <w:tcW w:w="2714" w:type="dxa"/>
+            <w:tcW w:w="2715" w:type="dxa"/>
             <w:tcBorders/>
           </w:tcPr>
           <w:p>
@@ -2078,7 +2078,7 @@
         <w:trPr/>
         <w:tc>
           <w:tcPr>
-            <w:tcW w:w="3596" w:type="dxa"/>
+            <w:tcW w:w="3595" w:type="dxa"/>
             <w:tcBorders/>
           </w:tcPr>
           <w:p>
@@ -2105,7 +2105,7 @@
         </w:tc>
         <w:tc>
           <w:tcPr>
-            <w:tcW w:w="2714" w:type="dxa"/>
+            <w:tcW w:w="2715" w:type="dxa"/>
             <w:tcBorders/>
           </w:tcPr>
           <w:p>
@@ -2164,7 +2164,7 @@
         <w:trPr/>
         <w:tc>
           <w:tcPr>
-            <w:tcW w:w="3596" w:type="dxa"/>
+            <w:tcW w:w="3595" w:type="dxa"/>
             <w:tcBorders/>
           </w:tcPr>
           <w:p>
@@ -2191,7 +2191,7 @@
         </w:tc>
         <w:tc>
           <w:tcPr>
-            <w:tcW w:w="2714" w:type="dxa"/>
+            <w:tcW w:w="2715" w:type="dxa"/>
             <w:tcBorders/>
           </w:tcPr>
           <w:p>
@@ -2250,7 +2250,7 @@
         <w:trPr/>
         <w:tc>
           <w:tcPr>
-            <w:tcW w:w="3596" w:type="dxa"/>
+            <w:tcW w:w="3595" w:type="dxa"/>
             <w:tcBorders/>
           </w:tcPr>
           <w:p>
@@ -2277,7 +2277,7 @@
         </w:tc>
         <w:tc>
           <w:tcPr>
-            <w:tcW w:w="2714" w:type="dxa"/>
+            <w:tcW w:w="2715" w:type="dxa"/>
             <w:tcBorders/>
           </w:tcPr>
           <w:p>
@@ -2336,7 +2336,7 @@
         <w:trPr/>
         <w:tc>
           <w:tcPr>
-            <w:tcW w:w="3596" w:type="dxa"/>
+            <w:tcW w:w="3595" w:type="dxa"/>
             <w:tcBorders/>
           </w:tcPr>
           <w:p>
@@ -2363,7 +2363,7 @@
         </w:tc>
         <w:tc>
           <w:tcPr>
-            <w:tcW w:w="2714" w:type="dxa"/>
+            <w:tcW w:w="2715" w:type="dxa"/>
             <w:tcBorders/>
           </w:tcPr>
           <w:p>
@@ -2422,7 +2422,7 @@
         <w:trPr/>
         <w:tc>
           <w:tcPr>
-            <w:tcW w:w="3596" w:type="dxa"/>
+            <w:tcW w:w="3595" w:type="dxa"/>
             <w:tcBorders/>
           </w:tcPr>
           <w:p>
@@ -2449,7 +2449,7 @@
         </w:tc>
         <w:tc>
           <w:tcPr>
-            <w:tcW w:w="2714" w:type="dxa"/>
+            <w:tcW w:w="2715" w:type="dxa"/>
             <w:tcBorders/>
           </w:tcPr>
           <w:p>
@@ -2508,7 +2508,7 @@
         <w:trPr/>
         <w:tc>
           <w:tcPr>
-            <w:tcW w:w="3596" w:type="dxa"/>
+            <w:tcW w:w="3595" w:type="dxa"/>
             <w:tcBorders/>
           </w:tcPr>
           <w:p>
@@ -2535,7 +2535,7 @@
         </w:tc>
         <w:tc>
           <w:tcPr>
-            <w:tcW w:w="2714" w:type="dxa"/>
+            <w:tcW w:w="2715" w:type="dxa"/>
             <w:tcBorders/>
           </w:tcPr>
           <w:p>
@@ -2594,7 +2594,7 @@
         <w:trPr/>
         <w:tc>
           <w:tcPr>
-            <w:tcW w:w="3596" w:type="dxa"/>
+            <w:tcW w:w="3595" w:type="dxa"/>
             <w:tcBorders/>
           </w:tcPr>
           <w:p>
@@ -2621,7 +2621,7 @@
         </w:tc>
         <w:tc>
           <w:tcPr>
-            <w:tcW w:w="2714" w:type="dxa"/>
+            <w:tcW w:w="2715" w:type="dxa"/>
             <w:tcBorders/>
           </w:tcPr>
           <w:p>
@@ -2680,7 +2680,7 @@
         <w:trPr/>
         <w:tc>
           <w:tcPr>
-            <w:tcW w:w="3596" w:type="dxa"/>
+            <w:tcW w:w="3595" w:type="dxa"/>
             <w:tcBorders/>
           </w:tcPr>
           <w:p>
@@ -2707,7 +2707,7 @@
         </w:tc>
         <w:tc>
           <w:tcPr>
-            <w:tcW w:w="2714" w:type="dxa"/>
+            <w:tcW w:w="2715" w:type="dxa"/>
             <w:tcBorders/>
           </w:tcPr>
           <w:p>
@@ -2766,7 +2766,7 @@
         <w:trPr/>
         <w:tc>
           <w:tcPr>
-            <w:tcW w:w="3596" w:type="dxa"/>
+            <w:tcW w:w="3595" w:type="dxa"/>
             <w:tcBorders/>
           </w:tcPr>
           <w:p>
@@ -2793,7 +2793,7 @@
         </w:tc>
         <w:tc>
           <w:tcPr>
-            <w:tcW w:w="2714" w:type="dxa"/>
+            <w:tcW w:w="2715" w:type="dxa"/>
             <w:tcBorders/>
           </w:tcPr>
           <w:p>
@@ -2852,7 +2852,7 @@
         <w:trPr/>
         <w:tc>
           <w:tcPr>
-            <w:tcW w:w="3596" w:type="dxa"/>
+            <w:tcW w:w="3595" w:type="dxa"/>
             <w:tcBorders/>
           </w:tcPr>
           <w:p>
@@ -2879,7 +2879,7 @@
         </w:tc>
         <w:tc>
           <w:tcPr>
-            <w:tcW w:w="2714" w:type="dxa"/>
+            <w:tcW w:w="2715" w:type="dxa"/>
             <w:tcBorders/>
           </w:tcPr>
           <w:p>
@@ -2938,7 +2938,7 @@
         <w:trPr/>
         <w:tc>
           <w:tcPr>
-            <w:tcW w:w="3596" w:type="dxa"/>
+            <w:tcW w:w="3595" w:type="dxa"/>
             <w:tcBorders/>
           </w:tcPr>
           <w:p>
@@ -2965,7 +2965,7 @@
         </w:tc>
         <w:tc>
           <w:tcPr>
-            <w:tcW w:w="2714" w:type="dxa"/>
+            <w:tcW w:w="2715" w:type="dxa"/>
             <w:tcBorders/>
           </w:tcPr>
           <w:p>
@@ -8827,15 +8827,7 @@
       </w:pPr>
       <w:r>
         <w:rPr/>
-        <w:t xml:space="preserve">In this </w:t>
-      </w:r>
-      <w:r>
-        <w:rPr/>
-        <w:t>part</w:t>
-      </w:r>
-      <w:r>
-        <w:rPr/>
-        <w:t>, the statistical independence between variables will be tested. Therefore, a question was formulated to test this, which is “</w:t>
+        <w:t>In this part, the statistical independence between variables will be tested. Therefore, a question was formulated to test this, which is “</w:t>
       </w:r>
       <w:r>
         <w:rPr>
@@ -9636,34 +9628,8 @@
                 <w:rPr>
                   <w:rFonts w:ascii="Cambria Math" w:hAnsi="Cambria Math"/>
                 </w:rPr>
-                <m:t xml:space="preserve">n</m:t>
+                <m:t xml:space="preserve">N</m:t>
               </m:r>
-              <m:d>
-                <m:dPr>
-                  <m:begChr m:val="("/>
-                  <m:endChr m:val=")"/>
-                </m:dPr>
-                <m:e>
-                  <m:r>
-                    <w:rPr>
-                      <w:rFonts w:ascii="Cambria Math" w:hAnsi="Cambria Math"/>
-                    </w:rPr>
-                    <m:t xml:space="preserve">B</m:t>
-                  </m:r>
-                  <m:r>
-                    <w:rPr>
-                      <w:rFonts w:ascii="Cambria Math" w:hAnsi="Cambria Math"/>
-                    </w:rPr>
-                    <m:t xml:space="preserve">=</m:t>
-                  </m:r>
-                  <m:r>
-                    <w:rPr>
-                      <w:rFonts w:ascii="Cambria Math" w:hAnsi="Cambria Math"/>
-                    </w:rPr>
-                    <m:t xml:space="preserve">1</m:t>
-                  </m:r>
-                </m:e>
-              </m:d>
             </m:den>
           </m:f>
         </m:oMath>
@@ -10127,6 +10093,42 @@
                     <w:rPr>
                       <w:rFonts w:ascii="Cambria Math" w:hAnsi="Cambria Math"/>
                     </w:rPr>
+                    <m:t xml:space="preserve">A</m:t>
+                  </m:r>
+                  <m:r>
+                    <w:rPr>
+                      <w:rFonts w:ascii="Cambria Math" w:hAnsi="Cambria Math"/>
+                    </w:rPr>
+                    <m:t xml:space="preserve">=</m:t>
+                  </m:r>
+                  <m:sSub>
+                    <m:e>
+                      <m:r>
+                        <w:rPr>
+                          <w:rFonts w:ascii="Cambria Math" w:hAnsi="Cambria Math"/>
+                        </w:rPr>
+                        <m:t xml:space="preserve">a</m:t>
+                      </m:r>
+                    </m:e>
+                    <m:sub>
+                      <m:r>
+                        <w:rPr>
+                          <w:rFonts w:ascii="Cambria Math" w:hAnsi="Cambria Math"/>
+                        </w:rPr>
+                        <m:t xml:space="preserve">1</m:t>
+                      </m:r>
+                    </m:sub>
+                  </m:sSub>
+                  <m:r>
+                    <w:rPr>
+                      <w:rFonts w:ascii="Cambria Math" w:hAnsi="Cambria Math"/>
+                    </w:rPr>
+                    <m:t xml:space="preserve">∧</m:t>
+                  </m:r>
+                  <m:r>
+                    <w:rPr>
+                      <w:rFonts w:ascii="Cambria Math" w:hAnsi="Cambria Math"/>
+                    </w:rPr>
                     <m:t xml:space="preserve">B</m:t>
                   </m:r>
                   <m:r>
@@ -10184,6 +10186,55 @@
             </w:rPr>
             <m:t xml:space="preserve">= </m:t>
           </m:r>
+          <m:f>
+            <m:num>
+              <m:r>
+                <w:rPr>
+                  <w:rFonts w:ascii="Cambria Math" w:hAnsi="Cambria Math"/>
+                </w:rPr>
+                <m:t xml:space="preserve">64</m:t>
+              </m:r>
+            </m:num>
+            <m:den>
+              <m:r>
+                <w:rPr>
+                  <w:rFonts w:ascii="Cambria Math" w:hAnsi="Cambria Math"/>
+                </w:rPr>
+                <m:t xml:space="preserve">814</m:t>
+              </m:r>
+            </m:den>
+          </m:f>
+        </m:oMath>
+      </m:oMathPara>
+    </w:p>
+    <w:p>
+      <w:pPr>
+        <w:pStyle w:val="Normal"/>
+        <w:spacing w:lineRule="auto" w:line="276"/>
+        <w:jc w:val="center"/>
+        <w:rPr>
+          <w:b/>
+          <w:bCs/>
+        </w:rPr>
+      </w:pPr>
+      <w:r>
+        <w:rPr/>
+      </w:r>
+      <m:oMathPara xmlns:m="http://schemas.openxmlformats.org/officeDocument/2006/math">
+        <m:oMathParaPr>
+          <m:jc m:val="center"/>
+        </m:oMathParaPr>
+        <m:oMath>
+          <m:r>
+            <m:rPr>
+              <m:lit/>
+              <m:nor/>
+            </m:rPr>
+            <w:rPr>
+              <w:rFonts w:ascii="Cambria Math" w:hAnsi="Cambria Math"/>
+            </w:rPr>
+            <m:t xml:space="preserve">= </m:t>
+          </m:r>
           <m:r>
             <w:rPr>
               <w:rFonts w:ascii="Cambria Math" w:hAnsi="Cambria Math"/>
@@ -10197,34 +10248,14 @@
       <w:pPr>
         <w:pStyle w:val="Normal"/>
         <w:spacing w:lineRule="auto" w:line="276"/>
+        <w:rPr/>
+      </w:pPr>
+      <w:r>
         <w:rPr>
           <w:b/>
           <w:bCs/>
         </w:rPr>
-      </w:pPr>
-      <w:r>
-        <w:rPr>
-          <w:b/>
-          <w:bCs/>
-        </w:rPr>
-      </w:r>
-    </w:p>
-    <w:p>
-      <w:pPr>
-        <w:pStyle w:val="Normal"/>
-        <w:spacing w:lineRule="auto" w:line="276"/>
-        <w:rPr/>
-      </w:pPr>
-      <w:r>
-        <w:rPr>
-          <w:b/>
-          <w:bCs/>
-        </w:rPr>
         <w:t>Conditional Probabilities</w:t>
-      </w:r>
-      <w:r>
-        <w:rPr/>
-        <w:t xml:space="preserve">, </w:t>
       </w:r>
     </w:p>
     <w:p>
@@ -10377,6 +10408,42 @@
                     </w:rPr>
                     <m:t xml:space="preserve">1</m:t>
                   </m:r>
+                  <m:r>
+                    <w:rPr>
+                      <w:rFonts w:ascii="Cambria Math" w:hAnsi="Cambria Math"/>
+                    </w:rPr>
+                    <m:t xml:space="preserve">∧</m:t>
+                  </m:r>
+                  <m:r>
+                    <w:rPr>
+                      <w:rFonts w:ascii="Cambria Math" w:hAnsi="Cambria Math"/>
+                    </w:rPr>
+                    <m:t xml:space="preserve">A</m:t>
+                  </m:r>
+                  <m:r>
+                    <w:rPr>
+                      <w:rFonts w:ascii="Cambria Math" w:hAnsi="Cambria Math"/>
+                    </w:rPr>
+                    <m:t xml:space="preserve">=</m:t>
+                  </m:r>
+                  <m:sSub>
+                    <m:e>
+                      <m:r>
+                        <w:rPr>
+                          <w:rFonts w:ascii="Cambria Math" w:hAnsi="Cambria Math"/>
+                        </w:rPr>
+                        <m:t xml:space="preserve">a</m:t>
+                      </m:r>
+                    </m:e>
+                    <m:sub>
+                      <m:r>
+                        <w:rPr>
+                          <w:rFonts w:ascii="Cambria Math" w:hAnsi="Cambria Math"/>
+                        </w:rPr>
+                        <m:t xml:space="preserve">1</m:t>
+                      </m:r>
+                    </m:sub>
+                  </m:sSub>
                 </m:e>
               </m:d>
             </m:num>
@@ -10547,6 +10614,322 @@
           <w:b/>
           <w:bCs/>
         </w:rPr>
+      </w:pPr>
+      <w:r>
+        <w:rPr/>
+      </w:r>
+      <m:oMathPara xmlns:m="http://schemas.openxmlformats.org/officeDocument/2006/math">
+        <m:oMathParaPr>
+          <m:jc m:val="center"/>
+        </m:oMathParaPr>
+        <m:oMath>
+          <m:r>
+            <w:rPr>
+              <w:rFonts w:ascii="Cambria Math" w:hAnsi="Cambria Math"/>
+            </w:rPr>
+            <m:t xml:space="preserve">P</m:t>
+          </m:r>
+          <m:d>
+            <m:dPr>
+              <m:begChr m:val="("/>
+              <m:endChr m:val=")"/>
+            </m:dPr>
+            <m:e>
+              <m:r>
+                <w:rPr>
+                  <w:rFonts w:ascii="Cambria Math" w:hAnsi="Cambria Math"/>
+                </w:rPr>
+                <m:t xml:space="preserve">A</m:t>
+              </m:r>
+              <m:r>
+                <w:rPr>
+                  <w:rFonts w:ascii="Cambria Math" w:hAnsi="Cambria Math"/>
+                </w:rPr>
+                <m:t xml:space="preserve">=</m:t>
+              </m:r>
+              <m:sSub>
+                <m:e>
+                  <m:r>
+                    <w:rPr>
+                      <w:rFonts w:ascii="Cambria Math" w:hAnsi="Cambria Math"/>
+                    </w:rPr>
+                    <m:t xml:space="preserve">a</m:t>
+                  </m:r>
+                </m:e>
+                <m:sub>
+                  <m:r>
+                    <w:rPr>
+                      <w:rFonts w:ascii="Cambria Math" w:hAnsi="Cambria Math"/>
+                    </w:rPr>
+                    <m:t xml:space="preserve">1</m:t>
+                  </m:r>
+                </m:sub>
+              </m:sSub>
+              <m:r>
+                <w:rPr>
+                  <w:rFonts w:ascii="Cambria Math" w:hAnsi="Cambria Math"/>
+                </w:rPr>
+                <m:t xml:space="preserve">∧</m:t>
+              </m:r>
+              <m:r>
+                <w:rPr>
+                  <w:rFonts w:ascii="Cambria Math" w:hAnsi="Cambria Math"/>
+                </w:rPr>
+                <m:t xml:space="preserve">B</m:t>
+              </m:r>
+              <m:r>
+                <w:rPr>
+                  <w:rFonts w:ascii="Cambria Math" w:hAnsi="Cambria Math"/>
+                </w:rPr>
+                <m:t xml:space="preserve">=</m:t>
+              </m:r>
+              <m:r>
+                <w:rPr>
+                  <w:rFonts w:ascii="Cambria Math" w:hAnsi="Cambria Math"/>
+                </w:rPr>
+                <m:t xml:space="preserve">1</m:t>
+              </m:r>
+            </m:e>
+          </m:d>
+          <m:r>
+            <m:rPr>
+              <m:lit/>
+              <m:nor/>
+            </m:rPr>
+            <w:rPr>
+              <w:rFonts w:ascii="Cambria Math" w:hAnsi="Cambria Math"/>
+            </w:rPr>
+            <m:t xml:space="preserve">= </m:t>
+          </m:r>
+          <m:f>
+            <m:num>
+              <m:r>
+                <w:rPr>
+                  <w:rFonts w:ascii="Cambria Math" w:hAnsi="Cambria Math"/>
+                </w:rPr>
+                <m:t xml:space="preserve">n</m:t>
+              </m:r>
+              <m:d>
+                <m:dPr>
+                  <m:begChr m:val="("/>
+                  <m:endChr m:val=")"/>
+                </m:dPr>
+                <m:e>
+                  <m:r>
+                    <w:rPr>
+                      <w:rFonts w:ascii="Cambria Math" w:hAnsi="Cambria Math"/>
+                    </w:rPr>
+                    <m:t xml:space="preserve">A</m:t>
+                  </m:r>
+                  <m:r>
+                    <w:rPr>
+                      <w:rFonts w:ascii="Cambria Math" w:hAnsi="Cambria Math"/>
+                    </w:rPr>
+                    <m:t xml:space="preserve">=</m:t>
+                  </m:r>
+                  <m:sSub>
+                    <m:e>
+                      <m:r>
+                        <w:rPr>
+                          <w:rFonts w:ascii="Cambria Math" w:hAnsi="Cambria Math"/>
+                        </w:rPr>
+                        <m:t xml:space="preserve">a</m:t>
+                      </m:r>
+                    </m:e>
+                    <m:sub>
+                      <m:r>
+                        <w:rPr>
+                          <w:rFonts w:ascii="Cambria Math" w:hAnsi="Cambria Math"/>
+                        </w:rPr>
+                        <m:t xml:space="preserve">1</m:t>
+                      </m:r>
+                    </m:sub>
+                  </m:sSub>
+                  <m:r>
+                    <w:rPr>
+                      <w:rFonts w:ascii="Cambria Math" w:hAnsi="Cambria Math"/>
+                    </w:rPr>
+                    <m:t xml:space="preserve">∧</m:t>
+                  </m:r>
+                  <m:r>
+                    <w:rPr>
+                      <w:rFonts w:ascii="Cambria Math" w:hAnsi="Cambria Math"/>
+                    </w:rPr>
+                    <m:t xml:space="preserve">B</m:t>
+                  </m:r>
+                  <m:r>
+                    <w:rPr>
+                      <w:rFonts w:ascii="Cambria Math" w:hAnsi="Cambria Math"/>
+                    </w:rPr>
+                    <m:t xml:space="preserve">=</m:t>
+                  </m:r>
+                  <m:r>
+                    <w:rPr>
+                      <w:rFonts w:ascii="Cambria Math" w:hAnsi="Cambria Math"/>
+                    </w:rPr>
+                    <m:t xml:space="preserve">1</m:t>
+                  </m:r>
+                </m:e>
+              </m:d>
+            </m:num>
+            <m:den>
+              <m:r>
+                <w:rPr>
+                  <w:rFonts w:ascii="Cambria Math" w:hAnsi="Cambria Math"/>
+                </w:rPr>
+                <m:t xml:space="preserve">n</m:t>
+              </m:r>
+              <m:d>
+                <m:dPr>
+                  <m:begChr m:val="("/>
+                  <m:endChr m:val=")"/>
+                </m:dPr>
+                <m:e>
+                  <m:r>
+                    <w:rPr>
+                      <w:rFonts w:ascii="Cambria Math" w:hAnsi="Cambria Math"/>
+                    </w:rPr>
+                    <m:t xml:space="preserve">B</m:t>
+                  </m:r>
+                  <m:r>
+                    <w:rPr>
+                      <w:rFonts w:ascii="Cambria Math" w:hAnsi="Cambria Math"/>
+                    </w:rPr>
+                    <m:t xml:space="preserve">=</m:t>
+                  </m:r>
+                  <m:r>
+                    <w:rPr>
+                      <w:rFonts w:ascii="Cambria Math" w:hAnsi="Cambria Math"/>
+                    </w:rPr>
+                    <m:t xml:space="preserve">1</m:t>
+                  </m:r>
+                </m:e>
+              </m:d>
+            </m:den>
+          </m:f>
+        </m:oMath>
+      </m:oMathPara>
+    </w:p>
+    <w:p>
+      <w:pPr>
+        <w:pStyle w:val="Normal"/>
+        <w:spacing w:lineRule="auto" w:line="276"/>
+        <w:jc w:val="center"/>
+        <w:rPr>
+          <w:b/>
+          <w:bCs/>
+        </w:rPr>
+      </w:pPr>
+      <w:r>
+        <w:rPr/>
+      </w:r>
+      <m:oMathPara xmlns:m="http://schemas.openxmlformats.org/officeDocument/2006/math">
+        <m:oMathParaPr>
+          <m:jc m:val="center"/>
+        </m:oMathParaPr>
+        <m:oMath>
+          <m:r>
+            <m:rPr>
+              <m:lit/>
+              <m:nor/>
+            </m:rPr>
+            <w:rPr>
+              <w:rFonts w:ascii="Cambria Math" w:hAnsi="Cambria Math"/>
+            </w:rPr>
+            <m:t xml:space="preserve">= </m:t>
+          </m:r>
+          <m:f>
+            <m:num>
+              <m:r>
+                <w:rPr>
+                  <w:rFonts w:ascii="Cambria Math" w:hAnsi="Cambria Math"/>
+                </w:rPr>
+                <m:t xml:space="preserve">64</m:t>
+              </m:r>
+            </m:num>
+            <m:den>
+              <m:r>
+                <w:rPr>
+                  <w:rFonts w:ascii="Cambria Math" w:hAnsi="Cambria Math"/>
+                </w:rPr>
+                <m:t xml:space="preserve">115</m:t>
+              </m:r>
+            </m:den>
+          </m:f>
+        </m:oMath>
+      </m:oMathPara>
+    </w:p>
+    <w:p>
+      <w:pPr>
+        <w:pStyle w:val="Normal"/>
+        <w:spacing w:lineRule="auto" w:line="276"/>
+        <w:jc w:val="center"/>
+        <w:rPr>
+          <w:b/>
+          <w:bCs/>
+        </w:rPr>
+      </w:pPr>
+      <w:r>
+        <w:rPr/>
+      </w:r>
+      <m:oMathPara xmlns:m="http://schemas.openxmlformats.org/officeDocument/2006/math">
+        <m:oMathParaPr>
+          <m:jc m:val="center"/>
+        </m:oMathParaPr>
+        <m:oMath>
+          <m:r>
+            <m:rPr>
+              <m:lit/>
+              <m:nor/>
+            </m:rPr>
+            <w:rPr>
+              <w:rFonts w:ascii="Cambria Math" w:hAnsi="Cambria Math"/>
+            </w:rPr>
+            <m:t xml:space="preserve">= </m:t>
+          </m:r>
+          <m:r>
+            <w:rPr>
+              <w:rFonts w:ascii="Cambria Math" w:hAnsi="Cambria Math"/>
+            </w:rPr>
+            <m:t xml:space="preserve">0.5565</m:t>
+          </m:r>
+        </m:oMath>
+      </m:oMathPara>
+    </w:p>
+    <w:p>
+      <w:pPr>
+        <w:pStyle w:val="Normal"/>
+        <w:spacing w:lineRule="auto" w:line="276"/>
+        <w:rPr>
+          <w:b/>
+          <w:bCs/>
+        </w:rPr>
+      </w:pPr>
+      <w:r>
+        <w:rPr>
+          <w:b/>
+          <w:bCs/>
+        </w:rPr>
+        <w:t>Verifying the Bayes’ Theorem</w:t>
+      </w:r>
+    </w:p>
+    <w:p>
+      <w:pPr>
+        <w:pStyle w:val="Normal"/>
+        <w:spacing w:lineRule="auto" w:line="276"/>
+        <w:rPr/>
+      </w:pPr>
+      <w:r>
+        <w:rPr/>
+        <w:t>Bayes' theorem uses conditional probabilities to update the probability of a hypothesis as more evidence or information becomes available. It relates the conditional and marginal probabilities of random events. It is expressed as;</w:t>
+      </w:r>
+    </w:p>
+    <w:p>
+      <w:pPr>
+        <w:pStyle w:val="Normal"/>
+        <w:spacing w:lineRule="auto" w:line="276"/>
+        <w:jc w:val="center"/>
+        <w:rPr/>
       </w:pPr>
       <w:r>
         <w:rPr/>
@@ -10644,7 +11027,7 @@
                 <w:rPr>
                   <w:rFonts w:ascii="Cambria Math" w:hAnsi="Cambria Math"/>
                 </w:rPr>
-                <m:t xml:space="preserve">n</m:t>
+                <m:t xml:space="preserve">P</m:t>
               </m:r>
               <m:d>
                 <m:dPr>
@@ -10670,27 +11053,100 @@
                     </w:rPr>
                     <m:t xml:space="preserve">1</m:t>
                   </m:r>
+                  <m:r>
+                    <m:rPr>
+                      <m:lit/>
+                      <m:nor/>
+                    </m:rPr>
+                    <w:rPr>
+                      <w:rFonts w:ascii="Cambria Math" w:hAnsi="Cambria Math"/>
+                    </w:rPr>
+                    <m:t xml:space="preserve">|</m:t>
+                  </m:r>
+                  <m:r>
+                    <w:rPr>
+                      <w:rFonts w:ascii="Cambria Math" w:hAnsi="Cambria Math"/>
+                    </w:rPr>
+                    <m:t xml:space="preserve">A</m:t>
+                  </m:r>
+                  <m:r>
+                    <w:rPr>
+                      <w:rFonts w:ascii="Cambria Math" w:hAnsi="Cambria Math"/>
+                    </w:rPr>
+                    <m:t xml:space="preserve">=</m:t>
+                  </m:r>
+                  <m:sSub>
+                    <m:e>
+                      <m:r>
+                        <w:rPr>
+                          <w:rFonts w:ascii="Cambria Math" w:hAnsi="Cambria Math"/>
+                        </w:rPr>
+                        <m:t xml:space="preserve">a</m:t>
+                      </m:r>
+                    </m:e>
+                    <m:sub>
+                      <m:r>
+                        <w:rPr>
+                          <w:rFonts w:ascii="Cambria Math" w:hAnsi="Cambria Math"/>
+                        </w:rPr>
+                        <m:t xml:space="preserve">1</m:t>
+                      </m:r>
+                    </m:sub>
+                  </m:sSub>
                 </m:e>
               </m:d>
-            </m:num>
-            <m:den>
-              <m:nary>
-                <m:naryPr>
-                  <m:chr m:val="∑"/>
-                  <m:subHide m:val="1"/>
-                  <m:supHide m:val="1"/>
-                </m:naryPr>
-                <m:sub/>
-                <m:sup/>
+              <m:r>
+                <w:rPr>
+                  <w:rFonts w:ascii="Cambria Math" w:hAnsi="Cambria Math"/>
+                </w:rPr>
+                <m:t xml:space="preserve">P</m:t>
+              </m:r>
+              <m:d>
+                <m:dPr>
+                  <m:begChr m:val="("/>
+                  <m:endChr m:val=")"/>
+                </m:dPr>
                 <m:e>
                   <m:r>
                     <w:rPr>
                       <w:rFonts w:ascii="Cambria Math" w:hAnsi="Cambria Math"/>
                     </w:rPr>
-                    <m:t xml:space="preserve">n</m:t>
+                    <m:t xml:space="preserve">A</m:t>
                   </m:r>
+                  <m:r>
+                    <w:rPr>
+                      <w:rFonts w:ascii="Cambria Math" w:hAnsi="Cambria Math"/>
+                    </w:rPr>
+                    <m:t xml:space="preserve">=</m:t>
+                  </m:r>
+                  <m:sSub>
+                    <m:e>
+                      <m:r>
+                        <w:rPr>
+                          <w:rFonts w:ascii="Cambria Math" w:hAnsi="Cambria Math"/>
+                        </w:rPr>
+                        <m:t xml:space="preserve">a</m:t>
+                      </m:r>
+                    </m:e>
+                    <m:sub>
+                      <m:r>
+                        <w:rPr>
+                          <w:rFonts w:ascii="Cambria Math" w:hAnsi="Cambria Math"/>
+                        </w:rPr>
+                        <m:t xml:space="preserve">1</m:t>
+                      </m:r>
+                    </m:sub>
+                  </m:sSub>
                 </m:e>
-              </m:nary>
+              </m:d>
+            </m:num>
+            <m:den>
+              <m:r>
+                <w:rPr>
+                  <w:rFonts w:ascii="Cambria Math" w:hAnsi="Cambria Math"/>
+                </w:rPr>
+                <m:t xml:space="preserve">P</m:t>
+              </m:r>
               <m:d>
                 <m:dPr>
                   <m:begChr m:val="("/>
@@ -10726,131 +11182,11 @@
       <w:pPr>
         <w:pStyle w:val="Normal"/>
         <w:spacing w:lineRule="auto" w:line="276"/>
-        <w:jc w:val="center"/>
-        <w:rPr>
-          <w:b/>
-          <w:bCs/>
-        </w:rPr>
-      </w:pPr>
-      <w:r>
-        <w:rPr/>
-      </w:r>
-      <m:oMathPara xmlns:m="http://schemas.openxmlformats.org/officeDocument/2006/math">
-        <m:oMathParaPr>
-          <m:jc m:val="center"/>
-        </m:oMathParaPr>
-        <m:oMath>
-          <m:r>
-            <m:rPr>
-              <m:lit/>
-              <m:nor/>
-            </m:rPr>
-            <w:rPr>
-              <w:rFonts w:ascii="Cambria Math" w:hAnsi="Cambria Math"/>
-            </w:rPr>
-            <m:t xml:space="preserve">= </m:t>
-          </m:r>
-          <m:f>
-            <m:num>
-              <m:r>
-                <w:rPr>
-                  <w:rFonts w:ascii="Cambria Math" w:hAnsi="Cambria Math"/>
-                </w:rPr>
-                <m:t xml:space="preserve">64</m:t>
-              </m:r>
-            </m:num>
-            <m:den>
-              <m:r>
-                <w:rPr>
-                  <w:rFonts w:ascii="Cambria Math" w:hAnsi="Cambria Math"/>
-                </w:rPr>
-                <m:t xml:space="preserve">115</m:t>
-              </m:r>
-            </m:den>
-          </m:f>
-        </m:oMath>
-      </m:oMathPara>
-    </w:p>
-    <w:p>
-      <w:pPr>
-        <w:pStyle w:val="Normal"/>
-        <w:spacing w:lineRule="auto" w:line="276"/>
-        <w:jc w:val="center"/>
-        <w:rPr>
-          <w:b/>
-          <w:bCs/>
-        </w:rPr>
-      </w:pPr>
-      <w:r>
-        <w:rPr/>
-      </w:r>
-      <m:oMathPara xmlns:m="http://schemas.openxmlformats.org/officeDocument/2006/math">
-        <m:oMathParaPr>
-          <m:jc m:val="center"/>
-        </m:oMathParaPr>
-        <m:oMath>
-          <m:r>
-            <m:rPr>
-              <m:lit/>
-              <m:nor/>
-            </m:rPr>
-            <w:rPr>
-              <w:rFonts w:ascii="Cambria Math" w:hAnsi="Cambria Math"/>
-            </w:rPr>
-            <m:t xml:space="preserve">= </m:t>
-          </m:r>
-          <m:r>
-            <w:rPr>
-              <w:rFonts w:ascii="Cambria Math" w:hAnsi="Cambria Math"/>
-            </w:rPr>
-            <m:t xml:space="preserve">0.5565</m:t>
-          </m:r>
-        </m:oMath>
-      </m:oMathPara>
-    </w:p>
-    <w:p>
-      <w:pPr>
-        <w:pStyle w:val="Normal"/>
-        <w:spacing w:lineRule="auto" w:line="276"/>
-        <w:jc w:val="center"/>
-        <w:rPr>
-          <w:b/>
-          <w:bCs/>
-        </w:rPr>
-      </w:pPr>
-      <w:r>
-        <w:rPr>
-          <w:b/>
-          <w:bCs/>
-        </w:rPr>
-      </w:r>
-    </w:p>
-    <w:p>
-      <w:pPr>
-        <w:pStyle w:val="Normal"/>
-        <w:spacing w:lineRule="auto" w:line="276"/>
-        <w:rPr>
-          <w:b/>
-          <w:bCs/>
-        </w:rPr>
-      </w:pPr>
-      <w:r>
-        <w:rPr>
-          <w:b/>
-          <w:bCs/>
-        </w:rPr>
-        <w:t>Verifying the Bayes’ Theorem</w:t>
-      </w:r>
-    </w:p>
-    <w:p>
-      <w:pPr>
-        <w:pStyle w:val="Normal"/>
-        <w:spacing w:lineRule="auto" w:line="276"/>
-        <w:rPr/>
-      </w:pPr>
-      <w:r>
-        <w:rPr/>
-        <w:t>Bayes' theorem uses conditional probabilities to update the probability of a hypothesis as more evidence or information becomes available. It relates the conditional and marginal probabilities of random events. It is expressed as;</w:t>
+        <w:rPr/>
+      </w:pPr>
+      <w:r>
+        <w:rPr/>
+        <w:t>From the Python implementation code, we have calculated P(B|A) to be 0.5565, which is the left side of the equation. Now, to verify, we can calculate the right side of the equation,</w:t>
       </w:r>
     </w:p>
     <w:p>
@@ -10887,6 +11223,30 @@
                 <m:t xml:space="preserve">A</m:t>
               </m:r>
               <m:r>
+                <w:rPr>
+                  <w:rFonts w:ascii="Cambria Math" w:hAnsi="Cambria Math"/>
+                </w:rPr>
+                <m:t xml:space="preserve">=</m:t>
+              </m:r>
+              <m:sSub>
+                <m:e>
+                  <m:r>
+                    <w:rPr>
+                      <w:rFonts w:ascii="Cambria Math" w:hAnsi="Cambria Math"/>
+                    </w:rPr>
+                    <m:t xml:space="preserve">a</m:t>
+                  </m:r>
+                </m:e>
+                <m:sub>
+                  <m:r>
+                    <w:rPr>
+                      <w:rFonts w:ascii="Cambria Math" w:hAnsi="Cambria Math"/>
+                    </w:rPr>
+                    <m:t xml:space="preserve">1</m:t>
+                  </m:r>
+                </m:sub>
+              </m:sSub>
+              <m:r>
                 <m:rPr>
                   <m:lit/>
                   <m:nor/>
@@ -10902,8 +11262,36 @@
                 </w:rPr>
                 <m:t xml:space="preserve">B</m:t>
               </m:r>
+              <m:r>
+                <w:rPr>
+                  <w:rFonts w:ascii="Cambria Math" w:hAnsi="Cambria Math"/>
+                </w:rPr>
+                <m:t xml:space="preserve">=</m:t>
+              </m:r>
+              <m:r>
+                <w:rPr>
+                  <w:rFonts w:ascii="Cambria Math" w:hAnsi="Cambria Math"/>
+                </w:rPr>
+                <m:t xml:space="preserve">1</m:t>
+              </m:r>
             </m:e>
           </m:d>
+          <m:r>
+            <m:rPr>
+              <m:lit/>
+              <m:nor/>
+            </m:rPr>
+            <w:rPr>
+              <w:rFonts w:ascii="Cambria Math" w:hAnsi="Cambria Math"/>
+            </w:rPr>
+            <m:t xml:space="preserve">= </m:t>
+          </m:r>
+          <m:r>
+            <w:rPr>
+              <w:rFonts w:ascii="Cambria Math" w:hAnsi="Cambria Math"/>
+            </w:rPr>
+            <m:t xml:space="preserve">0.5565</m:t>
+          </m:r>
           <m:r>
             <m:rPr>
               <m:lit/>
@@ -10935,6 +11323,18 @@
                     <m:t xml:space="preserve">B</m:t>
                   </m:r>
                   <m:r>
+                    <w:rPr>
+                      <w:rFonts w:ascii="Cambria Math" w:hAnsi="Cambria Math"/>
+                    </w:rPr>
+                    <m:t xml:space="preserve">=</m:t>
+                  </m:r>
+                  <m:r>
+                    <w:rPr>
+                      <w:rFonts w:ascii="Cambria Math" w:hAnsi="Cambria Math"/>
+                    </w:rPr>
+                    <m:t xml:space="preserve">1</m:t>
+                  </m:r>
+                  <m:r>
                     <m:rPr>
                       <m:lit/>
                       <m:nor/>
@@ -10950,14 +11350,32 @@
                     </w:rPr>
                     <m:t xml:space="preserve">A</m:t>
                   </m:r>
+                  <m:r>
+                    <w:rPr>
+                      <w:rFonts w:ascii="Cambria Math" w:hAnsi="Cambria Math"/>
+                    </w:rPr>
+                    <m:t xml:space="preserve">=</m:t>
+                  </m:r>
+                  <m:sSub>
+                    <m:e>
+                      <m:r>
+                        <w:rPr>
+                          <w:rFonts w:ascii="Cambria Math" w:hAnsi="Cambria Math"/>
+                        </w:rPr>
+                        <m:t xml:space="preserve">a</m:t>
+                      </m:r>
+                    </m:e>
+                    <m:sub>
+                      <m:r>
+                        <w:rPr>
+                          <w:rFonts w:ascii="Cambria Math" w:hAnsi="Cambria Math"/>
+                        </w:rPr>
+                        <m:t xml:space="preserve">1</m:t>
+                      </m:r>
+                    </m:sub>
+                  </m:sSub>
                 </m:e>
               </m:d>
-              <m:r>
-                <w:rPr>
-                  <w:rFonts w:ascii="Cambria Math" w:hAnsi="Cambria Math"/>
-                </w:rPr>
-                <m:t xml:space="preserve">×</m:t>
-              </m:r>
               <m:r>
                 <w:rPr>
                   <w:rFonts w:ascii="Cambria Math" w:hAnsi="Cambria Math"/>
@@ -10976,6 +11394,30 @@
                     </w:rPr>
                     <m:t xml:space="preserve">A</m:t>
                   </m:r>
+                  <m:r>
+                    <w:rPr>
+                      <w:rFonts w:ascii="Cambria Math" w:hAnsi="Cambria Math"/>
+                    </w:rPr>
+                    <m:t xml:space="preserve">=</m:t>
+                  </m:r>
+                  <m:sSub>
+                    <m:e>
+                      <m:r>
+                        <w:rPr>
+                          <w:rFonts w:ascii="Cambria Math" w:hAnsi="Cambria Math"/>
+                        </w:rPr>
+                        <m:t xml:space="preserve">a</m:t>
+                      </m:r>
+                    </m:e>
+                    <m:sub>
+                      <m:r>
+                        <w:rPr>
+                          <w:rFonts w:ascii="Cambria Math" w:hAnsi="Cambria Math"/>
+                        </w:rPr>
+                        <m:t xml:space="preserve">1</m:t>
+                      </m:r>
+                    </m:sub>
+                  </m:sSub>
                 </m:e>
               </m:d>
             </m:num>
@@ -10998,188 +11440,17 @@
                     </w:rPr>
                     <m:t xml:space="preserve">B</m:t>
                   </m:r>
-                </m:e>
-              </m:d>
-            </m:den>
-          </m:f>
-        </m:oMath>
-      </m:oMathPara>
-    </w:p>
-    <w:p>
-      <w:pPr>
-        <w:pStyle w:val="Normal"/>
-        <w:spacing w:lineRule="auto" w:line="276"/>
-        <w:rPr/>
-      </w:pPr>
-      <w:r>
-        <w:rPr/>
-      </w:r>
-    </w:p>
-    <w:p>
-      <w:pPr>
-        <w:pStyle w:val="Normal"/>
-        <w:spacing w:lineRule="auto" w:line="276"/>
-        <w:rPr/>
-      </w:pPr>
-      <w:r>
-        <w:rPr/>
-      </w:r>
-    </w:p>
-    <w:p>
-      <w:pPr>
-        <w:pStyle w:val="Normal"/>
-        <w:spacing w:lineRule="auto" w:line="276"/>
-        <w:rPr/>
-      </w:pPr>
-      <w:r>
-        <w:rPr/>
-        <w:t>From the Python implementation code, we have calculated P(B|A) to be 0.5565, which is the left side of the equation. Now, to verify, we can calculate the right side of the equation,</w:t>
-      </w:r>
-    </w:p>
-    <w:p>
-      <w:pPr>
-        <w:pStyle w:val="Normal"/>
-        <w:spacing w:lineRule="auto" w:line="276"/>
-        <w:jc w:val="center"/>
-        <w:rPr/>
-      </w:pPr>
-      <w:r>
-        <w:rPr/>
-      </w:r>
-      <m:oMathPara xmlns:m="http://schemas.openxmlformats.org/officeDocument/2006/math">
-        <m:oMathParaPr>
-          <m:jc m:val="center"/>
-        </m:oMathParaPr>
-        <m:oMath>
-          <m:r>
-            <w:rPr>
-              <w:rFonts w:ascii="Cambria Math" w:hAnsi="Cambria Math"/>
-            </w:rPr>
-            <m:t xml:space="preserve">P</m:t>
-          </m:r>
-          <m:d>
-            <m:dPr>
-              <m:begChr m:val="("/>
-              <m:endChr m:val=")"/>
-            </m:dPr>
-            <m:e>
-              <m:r>
-                <w:rPr>
-                  <w:rFonts w:ascii="Cambria Math" w:hAnsi="Cambria Math"/>
-                </w:rPr>
-                <m:t xml:space="preserve">B</m:t>
-              </m:r>
-              <m:r>
-                <m:rPr>
-                  <m:lit/>
-                  <m:nor/>
-                </m:rPr>
-                <w:rPr>
-                  <w:rFonts w:ascii="Cambria Math" w:hAnsi="Cambria Math"/>
-                </w:rPr>
-                <m:t xml:space="preserve">|</m:t>
-              </m:r>
-              <m:r>
-                <w:rPr>
-                  <w:rFonts w:ascii="Cambria Math" w:hAnsi="Cambria Math"/>
-                </w:rPr>
-                <m:t xml:space="preserve">A</m:t>
-              </m:r>
-            </m:e>
-          </m:d>
-          <m:r>
-            <m:rPr>
-              <m:lit/>
-              <m:nor/>
-            </m:rPr>
-            <w:rPr>
-              <w:rFonts w:ascii="Cambria Math" w:hAnsi="Cambria Math"/>
-            </w:rPr>
-            <m:t xml:space="preserve">= </m:t>
-          </m:r>
-          <m:f>
-            <m:num>
-              <m:r>
-                <w:rPr>
-                  <w:rFonts w:ascii="Cambria Math" w:hAnsi="Cambria Math"/>
-                </w:rPr>
-                <m:t xml:space="preserve">P</m:t>
-              </m:r>
-              <m:d>
-                <m:dPr>
-                  <m:begChr m:val="("/>
-                  <m:endChr m:val=")"/>
-                </m:dPr>
-                <m:e>
                   <m:r>
                     <w:rPr>
                       <w:rFonts w:ascii="Cambria Math" w:hAnsi="Cambria Math"/>
                     </w:rPr>
-                    <m:t xml:space="preserve">B</m:t>
-                  </m:r>
-                  <m:r>
-                    <m:rPr>
-                      <m:lit/>
-                      <m:nor/>
-                    </m:rPr>
-                    <w:rPr>
-                      <w:rFonts w:ascii="Cambria Math" w:hAnsi="Cambria Math"/>
-                    </w:rPr>
-                    <m:t xml:space="preserve">|</m:t>
+                    <m:t xml:space="preserve">=</m:t>
                   </m:r>
                   <m:r>
                     <w:rPr>
                       <w:rFonts w:ascii="Cambria Math" w:hAnsi="Cambria Math"/>
                     </w:rPr>
-                    <m:t xml:space="preserve">A</m:t>
-                  </m:r>
-                </m:e>
-              </m:d>
-              <m:r>
-                <w:rPr>
-                  <w:rFonts w:ascii="Cambria Math" w:hAnsi="Cambria Math"/>
-                </w:rPr>
-                <m:t xml:space="preserve">×</m:t>
-              </m:r>
-              <m:r>
-                <w:rPr>
-                  <w:rFonts w:ascii="Cambria Math" w:hAnsi="Cambria Math"/>
-                </w:rPr>
-                <m:t xml:space="preserve">P</m:t>
-              </m:r>
-              <m:d>
-                <m:dPr>
-                  <m:begChr m:val="("/>
-                  <m:endChr m:val=")"/>
-                </m:dPr>
-                <m:e>
-                  <m:r>
-                    <w:rPr>
-                      <w:rFonts w:ascii="Cambria Math" w:hAnsi="Cambria Math"/>
-                    </w:rPr>
-                    <m:t xml:space="preserve">A</m:t>
-                  </m:r>
-                </m:e>
-              </m:d>
-            </m:num>
-            <m:den>
-              <m:r>
-                <w:rPr>
-                  <w:rFonts w:ascii="Cambria Math" w:hAnsi="Cambria Math"/>
-                </w:rPr>
-                <m:t xml:space="preserve">P</m:t>
-              </m:r>
-              <m:d>
-                <m:dPr>
-                  <m:begChr m:val="("/>
-                  <m:endChr m:val=")"/>
-                </m:dPr>
-                <m:e>
-                  <m:r>
-                    <w:rPr>
-                      <w:rFonts w:ascii="Cambria Math" w:hAnsi="Cambria Math"/>
-                    </w:rPr>
-                    <m:t xml:space="preserve">B</m:t>
+                    <m:t xml:space="preserve">1</m:t>
                   </m:r>
                 </m:e>
               </m:d>
@@ -11312,7 +11583,112 @@
       </w:pPr>
       <w:r>
         <w:rPr/>
-        <w:t>We found that the probability of a player being a Forward given that they scored (0.5565) is equal to the probability of a Forward scoring (0.3200) multiplied by the baseline probability of being a Forward (0.2457), divided by the baseline probability of anyone scoring (0.1413).</w:t>
+        <w:t xml:space="preserve">The calculated value of </w:t>
+      </w:r>
+      <w:r>
+        <w:rPr/>
+      </w:r>
+      <m:oMath xmlns:m="http://schemas.openxmlformats.org/officeDocument/2006/math">
+        <m:r>
+          <w:rPr>
+            <w:rFonts w:ascii="Cambria Math" w:hAnsi="Cambria Math"/>
+          </w:rPr>
+          <m:t xml:space="preserve">P</m:t>
+        </m:r>
+        <m:d>
+          <m:dPr>
+            <m:begChr m:val="("/>
+            <m:endChr m:val=")"/>
+          </m:dPr>
+          <m:e>
+            <m:r>
+              <w:rPr>
+                <w:rFonts w:ascii="Cambria Math" w:hAnsi="Cambria Math"/>
+              </w:rPr>
+              <m:t xml:space="preserve">A</m:t>
+            </m:r>
+            <m:r>
+              <w:rPr>
+                <w:rFonts w:ascii="Cambria Math" w:hAnsi="Cambria Math"/>
+              </w:rPr>
+              <m:t xml:space="preserve">=</m:t>
+            </m:r>
+            <m:sSub>
+              <m:e>
+                <m:r>
+                  <w:rPr>
+                    <w:rFonts w:ascii="Cambria Math" w:hAnsi="Cambria Math"/>
+                  </w:rPr>
+                  <m:t xml:space="preserve">a</m:t>
+                </m:r>
+              </m:e>
+              <m:sub>
+                <m:r>
+                  <w:rPr>
+                    <w:rFonts w:ascii="Cambria Math" w:hAnsi="Cambria Math"/>
+                  </w:rPr>
+                  <m:t xml:space="preserve">1</m:t>
+                </m:r>
+              </m:sub>
+            </m:sSub>
+            <m:r>
+              <m:rPr>
+                <m:lit/>
+                <m:nor/>
+              </m:rPr>
+              <w:rPr>
+                <w:rFonts w:ascii="Cambria Math" w:hAnsi="Cambria Math"/>
+              </w:rPr>
+              <m:t xml:space="preserve">|</m:t>
+            </m:r>
+            <m:r>
+              <w:rPr>
+                <w:rFonts w:ascii="Cambria Math" w:hAnsi="Cambria Math"/>
+              </w:rPr>
+              <m:t xml:space="preserve">B</m:t>
+            </m:r>
+            <m:r>
+              <w:rPr>
+                <w:rFonts w:ascii="Cambria Math" w:hAnsi="Cambria Math"/>
+              </w:rPr>
+              <m:t xml:space="preserve">=</m:t>
+            </m:r>
+            <m:r>
+              <w:rPr>
+                <w:rFonts w:ascii="Cambria Math" w:hAnsi="Cambria Math"/>
+              </w:rPr>
+              <m:t xml:space="preserve">1</m:t>
+            </m:r>
+          </m:e>
+        </m:d>
+        <m:r>
+          <m:rPr>
+            <m:lit/>
+            <m:nor/>
+          </m:rPr>
+          <w:rPr>
+            <w:rFonts w:ascii="Cambria Math" w:hAnsi="Cambria Math"/>
+          </w:rPr>
+          <m:t xml:space="preserve">= </m:t>
+        </m:r>
+        <m:r>
+          <w:rPr>
+            <w:rFonts w:ascii="Cambria Math" w:hAnsi="Cambria Math"/>
+          </w:rPr>
+          <m:t xml:space="preserve">0.05564</m:t>
+        </m:r>
+      </m:oMath>
+      <w:r>
+        <w:rPr/>
+        <w:t>. It can be seen</w:t>
+      </w:r>
+      <w:r>
+        <w:rPr/>
+        <w:t xml:space="preserve"> that the probability of a player being a Forward given that they scored (0.5565) is equal to the probability of a Forward scoring (0.3200) multiplied by the baseline probability of being a Forward (0.2457), divided by the baseline probability of anyone scoring (0.1413). </w:t>
+      </w:r>
+      <w:r>
+        <w:rPr/>
+        <w:t>This implies that prior probabilites of both events are identical.</w:t>
       </w:r>
     </w:p>
     <w:p>
@@ -11363,12 +11739,10 @@
         <w:rPr>
           <w:color w:val="000000"/>
         </w:rPr>
-      </w:r>
-      <w:r>
         <mc:AlternateContent>
           <mc:Choice Requires="wps">
             <w:drawing>
-              <wp:anchor behindDoc="0" distT="0" distB="0" distL="0" distR="0" simplePos="0" locked="0" layoutInCell="0" allowOverlap="1" relativeHeight="141">
+              <wp:anchor behindDoc="0" distT="0" distB="0" distL="0" distR="0" simplePos="0" locked="0" layoutInCell="0" allowOverlap="1" relativeHeight="10">
                 <wp:simplePos x="0" y="0"/>
                 <wp:positionH relativeFrom="column">
                   <wp:align>center</wp:align>
@@ -11383,17 +11757,28 @@
                 <a:graphic xmlns:a="http://schemas.openxmlformats.org/drawingml/2006/main">
                   <a:graphicData uri="http://schemas.microsoft.com/office/word/2010/wordprocessingShape">
                     <wps:wsp>
-                      <wps:cNvSpPr txBox="1"/>
+                      <wps:cNvSpPr/>
                       <wps:spPr>
                         <a:xfrm>
                           <a:off x="0" y="0"/>
-                          <a:ext cx="5731510" cy="4094480"/>
+                          <a:ext cx="5731560" cy="4094640"/>
                         </a:xfrm>
-                        <a:prstGeom prst="rect"/>
+                        <a:prstGeom prst="rect">
+                          <a:avLst/>
+                        </a:prstGeom>
                         <a:solidFill>
-                          <a:srgbClr val="FFFFFF"/>
+                          <a:srgbClr val="ffffff"/>
                         </a:solidFill>
+                        <a:ln w="0">
+                          <a:noFill/>
+                        </a:ln>
                       </wps:spPr>
+                      <wps:style>
+                        <a:lnRef idx="0"/>
+                        <a:fillRef idx="0"/>
+                        <a:effectRef idx="0"/>
+                        <a:fontRef idx="minor"/>
+                      </wps:style>
                       <wps:txbx>
                         <w:txbxContent>
                           <w:p>
@@ -11404,15 +11789,12 @@
                               <w:rPr/>
                             </w:pPr>
                             <w:r>
-                              <w:rPr>
-                                <w:b/>
-                                <w:bCs/>
-                              </w:rPr>
+                              <w:rPr/>
                               <w:drawing>
                                 <wp:inline distT="0" distB="0" distL="0" distR="0">
                                   <wp:extent cx="5731510" cy="3738880"/>
                                   <wp:effectExtent l="0" t="0" r="0" b="0"/>
-                                  <wp:docPr id="4" name="Image1" descr=""/>
+                                  <wp:docPr id="5" name="Image1" descr=""/>
                                   <wp:cNvGraphicFramePr>
                                     <a:graphicFrameLocks xmlns:a="http://schemas.openxmlformats.org/drawingml/2006/main" noChangeAspect="1"/>
                                   </wp:cNvGraphicFramePr>
@@ -11420,7 +11802,7 @@
                                     <a:graphicData uri="http://schemas.openxmlformats.org/drawingml/2006/picture">
                                       <pic:pic xmlns:pic="http://schemas.openxmlformats.org/drawingml/2006/picture">
                                         <pic:nvPicPr>
-                                          <pic:cNvPr id="4" name="Image1" descr=""/>
+                                          <pic:cNvPr id="5" name="Image1" descr=""/>
                                           <pic:cNvPicPr>
                                             <a:picLocks noChangeAspect="1" noChangeArrowheads="1"/>
                                           </pic:cNvPicPr>
@@ -11446,21 +11828,13 @@
                                   </a:graphic>
                                 </wp:inline>
                               </w:drawing>
-                              <w:t xml:space="preserve">Figure </w:t>
                             </w:r>
                             <w:r>
                               <w:rPr>
                                 <w:b/>
                                 <w:bCs/>
                               </w:rPr>
-                              <w:t>D2-a</w:t>
-                            </w:r>
-                            <w:r>
-                              <w:rPr>
-                                <w:b/>
-                                <w:bCs/>
-                              </w:rPr>
-                              <w:t>:</w:t>
+                              <w:t>Figure D2:</w:t>
                             </w:r>
                             <w:r>
                               <w:rPr/>
@@ -11469,7 +11843,7 @@
                           </w:p>
                         </w:txbxContent>
                       </wps:txbx>
-                      <wps:bodyPr anchor="t" lIns="0" tIns="0" rIns="0" bIns="0">
+                      <wps:bodyPr lIns="0" rIns="0" tIns="0" bIns="0" anchor="t">
                         <a:noAutofit/>
                       </wps:bodyPr>
                     </wps:wsp>
@@ -11480,8 +11854,10 @@
           </mc:Choice>
           <mc:Fallback>
             <w:pict>
-              <v:rect style="position:absolute;rotation:-0;width:451.3pt;height:322.4pt;mso-wrap-distance-left:0pt;mso-wrap-distance-right:0pt;mso-wrap-distance-top:0pt;mso-wrap-distance-bottom:0pt;margin-top:0pt;mso-position-vertical:top;mso-position-vertical-relative:text;margin-left:0pt;mso-position-horizontal:center;mso-position-horizontal-relative:text">
-                <v:textbox inset="0in,0in,0in,0in">
+              <v:rect id="shape_0" ID="Frame1" path="m0,0l-2147483645,0l-2147483645,-2147483646l0,-2147483646xe" fillcolor="white" stroked="f" o:allowincell="f" style="position:absolute;margin-left:0pt;margin-top:0.05pt;width:451.25pt;height:322.35pt;mso-wrap-style:square;v-text-anchor:top;mso-position-horizontal:center">
+                <v:fill o:detectmouseclick="t" type="solid" color2="black"/>
+                <v:stroke color="#3465a4" joinstyle="round" endcap="flat"/>
+                <v:textbox>
                   <w:txbxContent>
                     <w:p>
                       <w:pPr>
@@ -11491,15 +11867,12 @@
                         <w:rPr/>
                       </w:pPr>
                       <w:r>
-                        <w:rPr>
-                          <w:b/>
-                          <w:bCs/>
-                        </w:rPr>
+                        <w:rPr/>
                         <w:drawing>
                           <wp:inline distT="0" distB="0" distL="0" distR="0">
                             <wp:extent cx="5731510" cy="3738880"/>
                             <wp:effectExtent l="0" t="0" r="0" b="0"/>
-                            <wp:docPr id="5" name="Image1" descr=""/>
+                            <wp:docPr id="6" name="Image1" descr=""/>
                             <wp:cNvGraphicFramePr>
                               <a:graphicFrameLocks xmlns:a="http://schemas.openxmlformats.org/drawingml/2006/main" noChangeAspect="1"/>
                             </wp:cNvGraphicFramePr>
@@ -11507,7 +11880,7 @@
                               <a:graphicData uri="http://schemas.openxmlformats.org/drawingml/2006/picture">
                                 <pic:pic xmlns:pic="http://schemas.openxmlformats.org/drawingml/2006/picture">
                                   <pic:nvPicPr>
-                                    <pic:cNvPr id="5" name="Image1" descr=""/>
+                                    <pic:cNvPr id="6" name="Image1" descr=""/>
                                     <pic:cNvPicPr>
                                       <a:picLocks noChangeAspect="1" noChangeArrowheads="1"/>
                                     </pic:cNvPicPr>
@@ -11533,21 +11906,13 @@
                             </a:graphic>
                           </wp:inline>
                         </w:drawing>
-                        <w:t xml:space="preserve">Figure </w:t>
                       </w:r>
                       <w:r>
                         <w:rPr>
                           <w:b/>
                           <w:bCs/>
                         </w:rPr>
-                        <w:t>D2-a</w:t>
-                      </w:r>
-                      <w:r>
-                        <w:rPr>
-                          <w:b/>
-                          <w:bCs/>
-                        </w:rPr>
-                        <w:t>:</w:t>
+                        <w:t>Figure D2:</w:t>
                       </w:r>
                       <w:r>
                         <w:rPr/>
@@ -11575,19 +11940,7 @@
         <w:rPr>
           <w:color w:val="000000"/>
         </w:rPr>
-        <w:t>The Law of Large Numbers states that as the number of trials increases, th</w:t>
-      </w:r>
-      <w:r>
-        <w:rPr>
-          <w:color w:val="000000"/>
-        </w:rPr>
-        <w:t xml:space="preserve">e </w:t>
-      </w:r>
-      <w:r>
-        <w:rPr>
-          <w:color w:val="000000"/>
-        </w:rPr>
-        <w:t xml:space="preserve">observed probability converges to the theoretical true probability. In </w:t>
+        <w:t xml:space="preserve">The Law of Large Numbers states that as the number of trials increases, the observed probability converges to the theoretical true probability. In </w:t>
       </w:r>
       <w:r>
         <w:rPr>
@@ -11595,21 +11948,25 @@
           <w:bCs/>
           <w:color w:val="000000"/>
         </w:rPr>
-        <w:t xml:space="preserve">Figure </w:t>
-      </w:r>
-      <w:r>
-        <w:rPr>
-          <w:b/>
-          <w:bCs/>
+        <w:t>Figure D2</w:t>
+      </w:r>
+      <w:r>
+        <w:rPr>
           <w:color w:val="000000"/>
         </w:rPr>
-        <w:t>D2-a</w:t>
+        <w:t xml:space="preserve">, the running proportion of heads fluctuates wildly at </w:t>
       </w:r>
       <w:r>
         <w:rPr>
           <w:color w:val="000000"/>
         </w:rPr>
-        <w:t>, the running proportion of heads fluctuates wildly at n=10 and n=100. However, by n=100,000, the line stabilizes and rests exactly on the red dashed line representing the true probability of 0.35. This visualization shows the adherence to the Laws of Large Numbers. 0.35. This visualization shows the adherence to the Laws of Large Numbers.</w:t>
+        <w:t>n=10</w:t>
+      </w:r>
+      <w:r>
+        <w:rPr>
+          <w:color w:val="000000"/>
+        </w:rPr>
+        <w:t xml:space="preserve"> and n=100. However, by n=100,000, the line stabilizes and rests exactly on the red dashed line representing the true probability of 0.35. This visualization shows the adherence to the Laws of Large Numbers. 0.35. This visualization shows the adherence to the Laws of Large Numbers.</w:t>
       </w:r>
     </w:p>
     <w:p>
@@ -12135,7 +12492,243 @@
         <w:rPr>
           <w:color w:val="000000"/>
         </w:rPr>
-        <w:t xml:space="preserve">From the plotted graph, As the prior increases from 0.1 to 0.9 along the x-axis, the posterior curve also moves up. Because the blue curve sits strictly </w:t>
+      </w:r>
+      <w:r>
+        <mc:AlternateContent>
+          <mc:Choice Requires="wps">
+            <w:drawing>
+              <wp:anchor behindDoc="0" distT="0" distB="0" distL="0" distR="0" simplePos="0" locked="0" layoutInCell="0" allowOverlap="1" relativeHeight="146">
+                <wp:simplePos x="0" y="0"/>
+                <wp:positionH relativeFrom="column">
+                  <wp:align>center</wp:align>
+                </wp:positionH>
+                <wp:positionV relativeFrom="paragraph">
+                  <wp:posOffset>635</wp:posOffset>
+                </wp:positionV>
+                <wp:extent cx="5731510" cy="4432300"/>
+                <wp:effectExtent l="0" t="0" r="0" b="0"/>
+                <wp:wrapSquare wrapText="largest"/>
+                <wp:docPr id="4" name="Frame2"/>
+                <a:graphic xmlns:a="http://schemas.openxmlformats.org/drawingml/2006/main">
+                  <a:graphicData uri="http://schemas.microsoft.com/office/word/2010/wordprocessingShape">
+                    <wps:wsp>
+                      <wps:cNvSpPr txBox="1"/>
+                      <wps:spPr>
+                        <a:xfrm>
+                          <a:off x="0" y="0"/>
+                          <a:ext cx="5731510" cy="4432300"/>
+                        </a:xfrm>
+                        <a:prstGeom prst="rect"/>
+                        <a:solidFill>
+                          <a:srgbClr val="FFFFFF"/>
+                        </a:solidFill>
+                      </wps:spPr>
+                      <wps:txbx>
+                        <w:txbxContent>
+                          <w:p>
+                            <w:pPr>
+                              <w:pStyle w:val="Figure"/>
+                              <w:spacing w:before="120" w:after="120"/>
+                              <w:jc w:val="center"/>
+                              <w:rPr/>
+                            </w:pPr>
+                            <w:r>
+                              <w:rPr>
+                                <w:b/>
+                                <w:bCs/>
+                              </w:rPr>
+                              <w:drawing>
+                                <wp:inline distT="0" distB="0" distL="0" distR="0">
+                                  <wp:extent cx="5731510" cy="4076700"/>
+                                  <wp:effectExtent l="0" t="0" r="0" b="0"/>
+                                  <wp:docPr id="5" name="Image8" descr=""/>
+                                  <wp:cNvGraphicFramePr>
+                                    <a:graphicFrameLocks xmlns:a="http://schemas.openxmlformats.org/drawingml/2006/main" noChangeAspect="1"/>
+                                  </wp:cNvGraphicFramePr>
+                                  <a:graphic xmlns:a="http://schemas.openxmlformats.org/drawingml/2006/main">
+                                    <a:graphicData uri="http://schemas.openxmlformats.org/drawingml/2006/picture">
+                                      <pic:pic xmlns:pic="http://schemas.openxmlformats.org/drawingml/2006/picture">
+                                        <pic:nvPicPr>
+                                          <pic:cNvPr id="5" name="Image8" descr=""/>
+                                          <pic:cNvPicPr>
+                                            <a:picLocks noChangeAspect="1" noChangeArrowheads="1"/>
+                                          </pic:cNvPicPr>
+                                        </pic:nvPicPr>
+                                        <pic:blipFill>
+                                          <a:blip r:embed="rId6"/>
+                                          <a:stretch>
+                                            <a:fillRect/>
+                                          </a:stretch>
+                                        </pic:blipFill>
+                                        <pic:spPr bwMode="auto">
+                                          <a:xfrm>
+                                            <a:off x="0" y="0"/>
+                                            <a:ext cx="5731510" cy="4076700"/>
+                                          </a:xfrm>
+                                          <a:prstGeom prst="rect">
+                                            <a:avLst/>
+                                          </a:prstGeom>
+                                          <a:noFill/>
+                                        </pic:spPr>
+                                      </pic:pic>
+                                    </a:graphicData>
+                                  </a:graphic>
+                                </wp:inline>
+                              </w:drawing>
+                              <w:t xml:space="preserve">Figure </w:t>
+                            </w:r>
+                            <w:r>
+                              <w:rPr>
+                                <w:b/>
+                                <w:bCs/>
+                              </w:rPr>
+                              <w:t>D3</w:t>
+                            </w:r>
+                            <w:r>
+                              <w:rPr>
+                                <w:b/>
+                                <w:bCs/>
+                              </w:rPr>
+                              <w:t>:</w:t>
+                            </w:r>
+                            <w:r>
+                              <w:rPr/>
+                              <w:t xml:space="preserve"> Bayesian </w:t>
+                            </w:r>
+                            <w:r>
+                              <w:rPr/>
+                              <w:t>Sensitivity Analysis Plot</w:t>
+                            </w:r>
+                          </w:p>
+                        </w:txbxContent>
+                      </wps:txbx>
+                      <wps:bodyPr anchor="t" lIns="0" tIns="0" rIns="0" bIns="0">
+                        <a:noAutofit/>
+                      </wps:bodyPr>
+                    </wps:wsp>
+                  </a:graphicData>
+                </a:graphic>
+              </wp:anchor>
+            </w:drawing>
+          </mc:Choice>
+          <mc:Fallback>
+            <w:pict>
+              <v:rect style="position:absolute;rotation:-0;width:451.3pt;height:349pt;mso-wrap-distance-left:0pt;mso-wrap-distance-right:0pt;mso-wrap-distance-top:0pt;mso-wrap-distance-bottom:0pt;margin-top:0pt;mso-position-vertical:top;mso-position-vertical-relative:text;margin-left:0pt;mso-position-horizontal:center;mso-position-horizontal-relative:text">
+                <v:textbox inset="0in,0in,0in,0in">
+                  <w:txbxContent>
+                    <w:p>
+                      <w:pPr>
+                        <w:pStyle w:val="Figure"/>
+                        <w:spacing w:before="120" w:after="120"/>
+                        <w:jc w:val="center"/>
+                        <w:rPr/>
+                      </w:pPr>
+                      <w:r>
+                        <w:rPr>
+                          <w:b/>
+                          <w:bCs/>
+                        </w:rPr>
+                        <w:drawing>
+                          <wp:inline distT="0" distB="0" distL="0" distR="0">
+                            <wp:extent cx="5731510" cy="4076700"/>
+                            <wp:effectExtent l="0" t="0" r="0" b="0"/>
+                            <wp:docPr id="6" name="Image8" descr=""/>
+                            <wp:cNvGraphicFramePr>
+                              <a:graphicFrameLocks xmlns:a="http://schemas.openxmlformats.org/drawingml/2006/main" noChangeAspect="1"/>
+                            </wp:cNvGraphicFramePr>
+                            <a:graphic xmlns:a="http://schemas.openxmlformats.org/drawingml/2006/main">
+                              <a:graphicData uri="http://schemas.openxmlformats.org/drawingml/2006/picture">
+                                <pic:pic xmlns:pic="http://schemas.openxmlformats.org/drawingml/2006/picture">
+                                  <pic:nvPicPr>
+                                    <pic:cNvPr id="6" name="Image8" descr=""/>
+                                    <pic:cNvPicPr>
+                                      <a:picLocks noChangeAspect="1" noChangeArrowheads="1"/>
+                                    </pic:cNvPicPr>
+                                  </pic:nvPicPr>
+                                  <pic:blipFill>
+                                    <a:blip r:embed="rId7"/>
+                                    <a:stretch>
+                                      <a:fillRect/>
+                                    </a:stretch>
+                                  </pic:blipFill>
+                                  <pic:spPr bwMode="auto">
+                                    <a:xfrm>
+                                      <a:off x="0" y="0"/>
+                                      <a:ext cx="5731510" cy="4076700"/>
+                                    </a:xfrm>
+                                    <a:prstGeom prst="rect">
+                                      <a:avLst/>
+                                    </a:prstGeom>
+                                    <a:noFill/>
+                                  </pic:spPr>
+                                </pic:pic>
+                              </a:graphicData>
+                            </a:graphic>
+                          </wp:inline>
+                        </w:drawing>
+                        <w:t xml:space="preserve">Figure </w:t>
+                      </w:r>
+                      <w:r>
+                        <w:rPr>
+                          <w:b/>
+                          <w:bCs/>
+                        </w:rPr>
+                        <w:t>D3</w:t>
+                      </w:r>
+                      <w:r>
+                        <w:rPr>
+                          <w:b/>
+                          <w:bCs/>
+                        </w:rPr>
+                        <w:t>:</w:t>
+                      </w:r>
+                      <w:r>
+                        <w:rPr/>
+                        <w:t xml:space="preserve"> Bayesian </w:t>
+                      </w:r>
+                      <w:r>
+                        <w:rPr/>
+                        <w:t>Sensitivity Analysis Plot</w:t>
+                      </w:r>
+                    </w:p>
+                  </w:txbxContent>
+                </v:textbox>
+                <w10:wrap type="square" side="largest"/>
+              </v:rect>
+            </w:pict>
+          </mc:Fallback>
+        </mc:AlternateContent>
+      </w:r>
+    </w:p>
+    <w:p>
+      <w:pPr>
+        <w:pStyle w:val="BodyText"/>
+        <w:spacing w:lineRule="auto" w:line="360"/>
+        <w:rPr>
+          <w:color w:val="000000"/>
+        </w:rPr>
+      </w:pPr>
+      <w:r>
+        <w:rPr>
+          <w:color w:val="000000"/>
+        </w:rPr>
+        <w:t xml:space="preserve">From the plotted graph </w:t>
+      </w:r>
+      <w:r>
+        <w:rPr>
+          <w:b/>
+          <w:bCs/>
+          <w:i/>
+          <w:iCs/>
+          <w:color w:val="000000"/>
+        </w:rPr>
+        <w:t>Figure D3</w:t>
+      </w:r>
+      <w:r>
+        <w:rPr>
+          <w:color w:val="000000"/>
+        </w:rPr>
+        <w:t xml:space="preserve">, As the prior increases from 0.1 to 0.9 along the x-axis, the posterior curve also moves up. Because the blue curve sits strictly </w:t>
       </w:r>
       <w:r>
         <w:rPr>
@@ -12404,7 +12997,7 @@
           <wp:inline distT="0" distB="0" distL="0" distR="0">
             <wp:extent cx="5731510" cy="1569085"/>
             <wp:effectExtent l="0" t="0" r="0" b="0"/>
-            <wp:docPr id="6" name="Image3" descr=""/>
+            <wp:docPr id="7" name="Image3" descr=""/>
             <wp:cNvGraphicFramePr>
               <a:graphicFrameLocks xmlns:a="http://schemas.openxmlformats.org/drawingml/2006/main" noChangeAspect="1"/>
             </wp:cNvGraphicFramePr>
@@ -12412,13 +13005,13 @@
               <a:graphicData uri="http://schemas.openxmlformats.org/drawingml/2006/picture">
                 <pic:pic xmlns:pic="http://schemas.openxmlformats.org/drawingml/2006/picture">
                   <pic:nvPicPr>
-                    <pic:cNvPr id="6" name="Image3" descr=""/>
+                    <pic:cNvPr id="7" name="Image3" descr=""/>
                     <pic:cNvPicPr>
                       <a:picLocks noChangeAspect="1" noChangeArrowheads="1"/>
                     </pic:cNvPicPr>
                   </pic:nvPicPr>
                   <pic:blipFill>
-                    <a:blip r:embed="rId6"/>
+                    <a:blip r:embed="rId8"/>
                     <a:stretch>
                       <a:fillRect/>
                     </a:stretch>
@@ -12493,7 +13086,7 @@
           <wp:inline distT="0" distB="0" distL="0" distR="0">
             <wp:extent cx="5731510" cy="1569085"/>
             <wp:effectExtent l="0" t="0" r="0" b="0"/>
-            <wp:docPr id="7" name="Image4" descr=""/>
+            <wp:docPr id="8" name="Image4" descr=""/>
             <wp:cNvGraphicFramePr>
               <a:graphicFrameLocks xmlns:a="http://schemas.openxmlformats.org/drawingml/2006/main" noChangeAspect="1"/>
             </wp:cNvGraphicFramePr>
@@ -12501,589 +13094,7 @@
               <a:graphicData uri="http://schemas.openxmlformats.org/drawingml/2006/picture">
                 <pic:pic xmlns:pic="http://schemas.openxmlformats.org/drawingml/2006/picture">
                   <pic:nvPicPr>
-                    <pic:cNvPr id="7" name="Image4" descr=""/>
-                    <pic:cNvPicPr>
-                      <a:picLocks noChangeAspect="1" noChangeArrowheads="1"/>
-                    </pic:cNvPicPr>
-                  </pic:nvPicPr>
-                  <pic:blipFill>
-                    <a:blip r:embed="rId7"/>
-                    <a:stretch>
-                      <a:fillRect/>
-                    </a:stretch>
-                  </pic:blipFill>
-                  <pic:spPr bwMode="auto">
-                    <a:xfrm>
-                      <a:off x="0" y="0"/>
-                      <a:ext cx="5731510" cy="1569085"/>
-                    </a:xfrm>
-                    <a:prstGeom prst="rect">
-                      <a:avLst/>
-                    </a:prstGeom>
-                    <a:noFill/>
-                  </pic:spPr>
-                </pic:pic>
-              </a:graphicData>
-            </a:graphic>
-          </wp:inline>
-        </w:drawing>
-      </w:r>
-    </w:p>
-    <w:p>
-      <w:pPr>
-        <w:pStyle w:val="Normal"/>
-        <w:shd w:val="clear" w:color="auto" w:fill="FFFFFF"/>
-        <w:spacing w:lineRule="auto" w:line="276"/>
-        <w:jc w:val="center"/>
-        <w:rPr>
-          <w:b/>
-          <w:bCs/>
-          <w:i/>
-          <w:i/>
-          <w:iCs/>
-          <w:sz w:val="20"/>
-          <w:szCs w:val="20"/>
-          <w:lang w:val="en-MY"/>
-        </w:rPr>
-      </w:pPr>
-      <w:r>
-        <w:rPr>
-          <w:b/>
-          <w:bCs/>
-          <w:i/>
-          <w:iCs/>
-          <w:sz w:val="20"/>
-          <w:szCs w:val="20"/>
-          <w:lang w:val="en-MY"/>
-        </w:rPr>
-        <w:t xml:space="preserve">Graph E1-2: </w:t>
-      </w:r>
-      <w:r>
-        <w:rPr>
-          <w:i/>
-          <w:iCs/>
-          <w:sz w:val="20"/>
-          <w:szCs w:val="20"/>
-          <w:lang w:val="en-MY"/>
-        </w:rPr>
-        <w:t>Histogram, CDF, Q-Q Plot for Interceptions</w:t>
-      </w:r>
-    </w:p>
-    <w:p>
-      <w:pPr>
-        <w:pStyle w:val="Normal"/>
-        <w:shd w:val="clear" w:color="auto" w:fill="FFFFFF"/>
-        <w:spacing w:lineRule="auto" w:line="276"/>
-        <w:rPr>
-          <w:lang w:val="en-MY"/>
-        </w:rPr>
-      </w:pPr>
-      <w:r>
-        <w:rPr>
-          <w:lang w:val="en-MY"/>
-        </w:rPr>
-      </w:r>
-    </w:p>
-    <w:p>
-      <w:pPr>
-        <w:pStyle w:val="Normal"/>
-        <w:shd w:val="clear" w:color="auto" w:fill="FFFFFF"/>
-        <w:spacing w:lineRule="auto" w:line="276"/>
-        <w:rPr>
-          <w:b/>
-          <w:bCs/>
-        </w:rPr>
-      </w:pPr>
-      <w:r>
-        <w:rPr>
-          <w:b/>
-          <w:bCs/>
-        </w:rPr>
-        <w:t>E2: Normality Assessment</w:t>
-      </w:r>
-    </w:p>
-    <w:p>
-      <w:pPr>
-        <w:pStyle w:val="Normal"/>
-        <w:shd w:val="clear" w:color="auto" w:fill="FFFFFF"/>
-        <w:spacing w:lineRule="auto" w:line="276"/>
-        <w:rPr>
-          <w:lang w:val="en-MY"/>
-        </w:rPr>
-      </w:pPr>
-      <w:r>
-        <w:rPr>
-          <w:lang w:val="en-MY"/>
-        </w:rPr>
-        <w:t>A Poisson model requires four theoretical conditions: 1) Events must occur independently, 2) The average rate of events (</w:t>
-      </w:r>
-      <w:r>
-        <w:rPr>
-          <w:b/>
-          <w:bCs/>
-          <w:i/>
-          <w:iCs/>
-          <w:lang w:val="en-MY"/>
-        </w:rPr>
-        <w:t>λ</w:t>
-      </w:r>
-      <w:r>
-        <w:rPr>
-          <w:lang w:val="en-MY"/>
-        </w:rPr>
-        <w:t>) is constant, 3) Two events cannot occur at the exact same instant; 4) The probability of an event in a given interval is proportional to the interval's length. In the context of football goals, these assumptions are violated. Goals are not strictly independent, and the scoring rate varies drastically between players.</w:t>
-      </w:r>
-    </w:p>
-    <w:p>
-      <w:pPr>
-        <w:pStyle w:val="Normal"/>
-        <w:shd w:val="clear" w:color="auto" w:fill="FFFFFF"/>
-        <w:spacing w:lineRule="auto" w:line="276"/>
-        <w:rPr>
-          <w:lang w:val="en-MY"/>
-        </w:rPr>
-      </w:pPr>
-      <w:r>
-        <w:rPr>
-          <w:lang w:val="en-MY"/>
-        </w:rPr>
-        <w:t>The Poisson model dictates that mean equals variance (Dispersion Ratio = 1). Our empirical dispersion ratio was heavily &gt; 1, indicating severe over-dispersion. Poisson fails here because it cannot accommodate this excess variance. The Negative Binomial distribution is a natural generalisation because it introduces a second parameter that explicitly models the over-dispersion, allowing the variance to safely exceed the mean and fitting our empirical data much better.</w:t>
-      </w:r>
-    </w:p>
-    <w:p>
-      <w:pPr>
-        <w:pStyle w:val="Normal"/>
-        <w:shd w:val="clear" w:color="auto" w:fill="FFFFFF"/>
-        <w:spacing w:lineRule="auto" w:line="276"/>
-        <w:rPr>
-          <w:lang w:val="en-MY"/>
-        </w:rPr>
-      </w:pPr>
-      <w:r>
-        <w:rPr>
-          <w:lang w:val="en-MY"/>
-        </w:rPr>
-      </w:r>
-    </w:p>
-    <w:p>
-      <w:pPr>
-        <w:pStyle w:val="Normal"/>
-        <w:shd w:val="clear" w:color="auto" w:fill="FFFFFF"/>
-        <w:spacing w:lineRule="auto" w:line="276"/>
-        <w:jc w:val="center"/>
-        <w:rPr>
-          <w:b/>
-          <w:bCs/>
-          <w:lang w:val="en-MY"/>
-        </w:rPr>
-      </w:pPr>
-      <w:r>
-        <w:rPr/>
-        <w:drawing>
-          <wp:inline distT="0" distB="0" distL="0" distR="0">
-            <wp:extent cx="4916170" cy="2719705"/>
-            <wp:effectExtent l="0" t="0" r="0" b="0"/>
-            <wp:docPr id="8" name="Image5" descr=""/>
-            <wp:cNvGraphicFramePr>
-              <a:graphicFrameLocks xmlns:a="http://schemas.openxmlformats.org/drawingml/2006/main" noChangeAspect="1"/>
-            </wp:cNvGraphicFramePr>
-            <a:graphic xmlns:a="http://schemas.openxmlformats.org/drawingml/2006/main">
-              <a:graphicData uri="http://schemas.openxmlformats.org/drawingml/2006/picture">
-                <pic:pic xmlns:pic="http://schemas.openxmlformats.org/drawingml/2006/picture">
-                  <pic:nvPicPr>
-                    <pic:cNvPr id="8" name="Image5" descr=""/>
-                    <pic:cNvPicPr>
-                      <a:picLocks noChangeAspect="1" noChangeArrowheads="1"/>
-                    </pic:cNvPicPr>
-                  </pic:nvPicPr>
-                  <pic:blipFill>
-                    <a:blip r:embed="rId8"/>
-                    <a:stretch>
-                      <a:fillRect/>
-                    </a:stretch>
-                  </pic:blipFill>
-                  <pic:spPr bwMode="auto">
-                    <a:xfrm>
-                      <a:off x="0" y="0"/>
-                      <a:ext cx="4916170" cy="2719705"/>
-                    </a:xfrm>
-                    <a:prstGeom prst="rect">
-                      <a:avLst/>
-                    </a:prstGeom>
-                    <a:noFill/>
-                  </pic:spPr>
-                </pic:pic>
-              </a:graphicData>
-            </a:graphic>
-          </wp:inline>
-        </w:drawing>
-      </w:r>
-    </w:p>
-    <w:p>
-      <w:pPr>
-        <w:pStyle w:val="Normal"/>
-        <w:shd w:val="clear" w:color="auto" w:fill="FFFFFF"/>
-        <w:spacing w:lineRule="auto" w:line="276"/>
-        <w:jc w:val="center"/>
-        <w:rPr>
-          <w:i/>
-          <w:i/>
-          <w:iCs/>
-          <w:sz w:val="20"/>
-          <w:szCs w:val="20"/>
-          <w:lang w:val="en-MY"/>
-        </w:rPr>
-      </w:pPr>
-      <w:r>
-        <w:rPr>
-          <w:b/>
-          <w:bCs/>
-          <w:i/>
-          <w:iCs/>
-          <w:sz w:val="20"/>
-          <w:szCs w:val="20"/>
-          <w:lang w:val="en-MY"/>
-        </w:rPr>
-        <w:t xml:space="preserve">Graph E2: </w:t>
-      </w:r>
-      <w:r>
-        <w:rPr>
-          <w:i/>
-          <w:iCs/>
-          <w:sz w:val="20"/>
-          <w:szCs w:val="20"/>
-          <w:lang w:val="en-MY"/>
-        </w:rPr>
-        <w:t>Bar Chart showing Poisson and Negative Binomial PMF lines</w:t>
-      </w:r>
-    </w:p>
-    <w:p>
-      <w:pPr>
-        <w:pStyle w:val="Normal"/>
-        <w:shd w:val="clear" w:color="auto" w:fill="FFFFFF"/>
-        <w:spacing w:lineRule="auto" w:line="276"/>
-        <w:jc w:val="center"/>
-        <w:rPr>
-          <w:b/>
-          <w:bCs/>
-          <w:lang w:val="en-MY"/>
-        </w:rPr>
-      </w:pPr>
-      <w:r>
-        <w:rPr>
-          <w:b/>
-          <w:bCs/>
-          <w:lang w:val="en-MY"/>
-        </w:rPr>
-      </w:r>
-    </w:p>
-    <w:p>
-      <w:pPr>
-        <w:pStyle w:val="Normal"/>
-        <w:shd w:val="clear" w:color="auto" w:fill="FFFFFF"/>
-        <w:spacing w:lineRule="auto" w:line="276"/>
-        <w:rPr>
-          <w:b/>
-          <w:bCs/>
-        </w:rPr>
-      </w:pPr>
-      <w:r>
-        <w:rPr>
-          <w:b/>
-          <w:bCs/>
-        </w:rPr>
-        <w:t>E3: Normality Assessment</w:t>
-      </w:r>
-    </w:p>
-    <w:p>
-      <w:pPr>
-        <w:pStyle w:val="Normal"/>
-        <w:shd w:val="clear" w:color="auto" w:fill="FFFFFF"/>
-        <w:spacing w:lineRule="auto" w:line="276"/>
-        <w:rPr>
-          <w:lang w:val="en-MY"/>
-        </w:rPr>
-      </w:pPr>
-      <w:r>
-        <w:rPr>
-          <w:lang w:val="en-MY"/>
-        </w:rPr>
-        <w:t>Mathematically, the Normal Probability Density Function relies exclusively on two parameters: the mean (</w:t>
-      </w:r>
-      <w:r>
-        <w:rPr>
-          <w:b/>
-          <w:bCs/>
-          <w:i/>
-          <w:iCs/>
-          <w:lang w:val="en-MY"/>
-        </w:rPr>
-        <w:t>μ</w:t>
-      </w:r>
-      <w:r>
-        <w:rPr>
-          <w:lang w:val="en-MY"/>
-        </w:rPr>
-        <w:t>) and the standard deviation (</w:t>
-      </w:r>
-      <w:r>
-        <w:rPr>
-          <w:b/>
-          <w:bCs/>
-          <w:i/>
-          <w:iCs/>
-        </w:rPr>
-        <w:t>σ</w:t>
-      </w:r>
-      <w:r>
-        <w:rPr>
-          <w:lang w:val="en-MY"/>
-        </w:rPr>
-        <w:t>). All other terms in the equation are mathematical constants (</w:t>
-      </w:r>
-      <w:r>
-        <w:rPr>
-          <w:b/>
-          <w:bCs/>
-          <w:i/>
-          <w:iCs/>
-        </w:rPr>
-        <w:t>π</w:t>
-      </w:r>
-      <w:r>
-        <w:rPr>
-          <w:lang w:val="en-MY"/>
-        </w:rPr>
-        <w:t xml:space="preserve"> and </w:t>
-      </w:r>
-      <w:r>
-        <w:rPr>
-          <w:b/>
-          <w:bCs/>
-          <w:i/>
-          <w:iCs/>
-          <w:lang w:val="en-MY"/>
-        </w:rPr>
-        <w:t>e</w:t>
-      </w:r>
-      <w:r>
-        <w:rPr>
-          <w:lang w:val="en-MY"/>
-        </w:rPr>
-        <w:t xml:space="preserve">). Therefore, </w:t>
-      </w:r>
-      <w:r>
-        <w:rPr>
-          <w:b/>
-          <w:bCs/>
-          <w:i/>
-          <w:iCs/>
-          <w:lang w:val="en-MY"/>
-        </w:rPr>
-        <w:t>μ</w:t>
-      </w:r>
-      <w:r>
-        <w:rPr>
-          <w:lang w:val="en-MY"/>
-        </w:rPr>
-        <w:t xml:space="preserve"> perfectly defines the exact location of the centre, and</w:t>
-      </w:r>
-      <w:r>
-        <w:rPr>
-          <w:b/>
-          <w:bCs/>
-          <w:i/>
-          <w:iCs/>
-        </w:rPr>
-        <w:t xml:space="preserve"> σ</w:t>
-      </w:r>
-      <w:r>
-        <w:rPr>
-          <w:lang w:val="en-MY"/>
-        </w:rPr>
-        <w:t xml:space="preserve"> completely defines the spread or width of the bell curve, allowing us to calculate any exact area under the curve.</w:t>
-      </w:r>
-    </w:p>
-    <w:p>
-      <w:pPr>
-        <w:pStyle w:val="Normal"/>
-        <w:shd w:val="clear" w:color="auto" w:fill="FFFFFF"/>
-        <w:spacing w:lineRule="auto" w:line="276"/>
-        <w:rPr>
-          <w:lang w:val="en-MY"/>
-        </w:rPr>
-      </w:pPr>
-      <w:r>
-        <w:rPr>
-          <w:lang w:val="en-MY"/>
-        </w:rPr>
-        <w:t>Using our fitted normal model, we verified the empirical rule: the calculated probability mass within one standard deviation is approximately 68.27%, and within two standard deviations is approximately 95.45%. Additionally, the maximum z-score indicates exactly how many standard deviations the highest value lies above the mean. Under a normal model, an extreme z-score implies the probability of observing such a high value by random chance is infinitesimally small, marking it as a severe outlier.</w:t>
-      </w:r>
-    </w:p>
-    <w:p>
-      <w:pPr>
-        <w:pStyle w:val="Normal"/>
-        <w:shd w:val="clear" w:color="auto" w:fill="FFFFFF"/>
-        <w:spacing w:lineRule="auto" w:line="276"/>
-        <w:rPr>
-          <w:b/>
-          <w:bCs/>
-          <w:lang w:val="en-MY"/>
-        </w:rPr>
-      </w:pPr>
-      <w:r>
-        <w:rPr>
-          <w:b/>
-          <w:bCs/>
-          <w:lang w:val="en-MY"/>
-        </w:rPr>
-      </w:r>
-    </w:p>
-    <w:p>
-      <w:pPr>
-        <w:pStyle w:val="Normal"/>
-        <w:shd w:val="clear" w:color="auto" w:fill="FFFFFF"/>
-        <w:spacing w:lineRule="auto" w:line="276"/>
-        <w:rPr>
-          <w:b/>
-          <w:bCs/>
-        </w:rPr>
-      </w:pPr>
-      <w:r>
-        <w:rPr>
-          <w:b/>
-          <w:bCs/>
-        </w:rPr>
-        <w:t>E4: Normality Assessment</w:t>
-      </w:r>
-    </w:p>
-    <w:p>
-      <w:pPr>
-        <w:pStyle w:val="Normal"/>
-        <w:rPr>
-          <w:lang w:val="en-MY"/>
-        </w:rPr>
-      </w:pPr>
-      <w:r>
-        <w:rPr>
-          <w:lang w:val="en-MY"/>
-        </w:rPr>
-        <w:t xml:space="preserve">Mathematically, a variable </w:t>
-      </w:r>
-      <w:r>
-        <w:rPr>
-          <w:b/>
-          <w:bCs/>
-          <w:i/>
-          <w:iCs/>
-          <w:lang w:val="en-MY"/>
-        </w:rPr>
-        <w:t>X</w:t>
-      </w:r>
-      <w:r>
-        <w:rPr>
-          <w:lang w:val="en-MY"/>
-        </w:rPr>
-        <w:t xml:space="preserve"> is lognormally distributed if its natural logarithm, </w:t>
-      </w:r>
-      <w:r>
-        <w:rPr>
-          <w:b/>
-          <w:bCs/>
-          <w:i/>
-          <w:iCs/>
-          <w:lang w:val="en-MY"/>
-        </w:rPr>
-        <w:t>Y = ln(X)</w:t>
-      </w:r>
-      <w:r>
-        <w:rPr>
-          <w:lang w:val="en-MY"/>
-        </w:rPr>
-        <w:t>, is normally distributed. Lognormal data is typically generated by multiplicative, compounding processes rather than additive ones.</w:t>
-      </w:r>
-    </w:p>
-    <w:p>
-      <w:pPr>
-        <w:pStyle w:val="Normal"/>
-        <w:rPr>
-          <w:lang w:val="en-MY"/>
-        </w:rPr>
-      </w:pPr>
-      <w:r>
-        <w:rPr>
-          <w:lang w:val="en-MY"/>
-        </w:rPr>
-        <w:t xml:space="preserve">However, since our </w:t>
-      </w:r>
-      <w:r>
-        <w:rPr>
-          <w:b/>
-          <w:bCs/>
-          <w:i/>
-          <w:iCs/>
-          <w:lang w:val="en-MY"/>
-        </w:rPr>
-        <w:t>Interceptions per 90</w:t>
-      </w:r>
-      <w:r>
-        <w:rPr>
-          <w:lang w:val="en-MY"/>
-        </w:rPr>
-        <w:t xml:space="preserve"> variable contains exact zero values, </w:t>
-      </w:r>
-      <w:r>
-        <w:rPr>
-          <w:b/>
-          <w:bCs/>
-          <w:i/>
-          <w:iCs/>
-          <w:lang w:val="en-MY"/>
-        </w:rPr>
-        <w:t>ln(0)</w:t>
-      </w:r>
-      <w:r>
-        <w:rPr>
-          <w:lang w:val="en-MY"/>
-        </w:rPr>
-        <w:t xml:space="preserve"> is mathematically undefined. Thus, we applied a square-root transformation, which is standard practice for zero-inflated data. After transformation, the interpretation changes from a linear scale of "interceptions" to a compressed scale. The heavy right tail is pulled inward, making the distribution symmetrically bell-shaped, which satisfies the assumptions of parametric statistical models.</w:t>
-      </w:r>
-    </w:p>
-    <w:p>
-      <w:pPr>
-        <w:pStyle w:val="Normal"/>
-        <w:rPr>
-          <w:lang w:val="en-MY"/>
-        </w:rPr>
-      </w:pPr>
-      <w:r>
-        <w:rPr>
-          <w:lang w:val="en-MY"/>
-        </w:rPr>
-      </w:r>
-    </w:p>
-    <w:p>
-      <w:pPr>
-        <w:pStyle w:val="Normal"/>
-        <w:rPr>
-          <w:lang w:val="en-MY"/>
-        </w:rPr>
-      </w:pPr>
-      <w:r>
-        <w:rPr/>
-        <w:drawing>
-          <wp:inline distT="0" distB="0" distL="0" distR="0">
-            <wp:extent cx="5731510" cy="1569085"/>
-            <wp:effectExtent l="0" t="0" r="0" b="0"/>
-            <wp:docPr id="9" name="Image6" descr=""/>
-            <wp:cNvGraphicFramePr>
-              <a:graphicFrameLocks xmlns:a="http://schemas.openxmlformats.org/drawingml/2006/main" noChangeAspect="1"/>
-            </wp:cNvGraphicFramePr>
-            <a:graphic xmlns:a="http://schemas.openxmlformats.org/drawingml/2006/main">
-              <a:graphicData uri="http://schemas.openxmlformats.org/drawingml/2006/picture">
-                <pic:pic xmlns:pic="http://schemas.openxmlformats.org/drawingml/2006/picture">
-                  <pic:nvPicPr>
-                    <pic:cNvPr id="9" name="Image6" descr=""/>
+                    <pic:cNvPr id="8" name="Image4" descr=""/>
                     <pic:cNvPicPr>
                       <a:picLocks noChangeAspect="1" noChangeArrowheads="1"/>
                     </pic:cNvPicPr>
@@ -13114,6 +13125,588 @@
     <w:p>
       <w:pPr>
         <w:pStyle w:val="Normal"/>
+        <w:shd w:val="clear" w:color="auto" w:fill="FFFFFF"/>
+        <w:spacing w:lineRule="auto" w:line="276"/>
+        <w:jc w:val="center"/>
+        <w:rPr>
+          <w:b/>
+          <w:bCs/>
+          <w:i/>
+          <w:i/>
+          <w:iCs/>
+          <w:sz w:val="20"/>
+          <w:szCs w:val="20"/>
+          <w:lang w:val="en-MY"/>
+        </w:rPr>
+      </w:pPr>
+      <w:r>
+        <w:rPr>
+          <w:b/>
+          <w:bCs/>
+          <w:i/>
+          <w:iCs/>
+          <w:sz w:val="20"/>
+          <w:szCs w:val="20"/>
+          <w:lang w:val="en-MY"/>
+        </w:rPr>
+        <w:t xml:space="preserve">Graph E1-2: </w:t>
+      </w:r>
+      <w:r>
+        <w:rPr>
+          <w:i/>
+          <w:iCs/>
+          <w:sz w:val="20"/>
+          <w:szCs w:val="20"/>
+          <w:lang w:val="en-MY"/>
+        </w:rPr>
+        <w:t>Histogram, CDF, Q-Q Plot for Interceptions</w:t>
+      </w:r>
+    </w:p>
+    <w:p>
+      <w:pPr>
+        <w:pStyle w:val="Normal"/>
+        <w:shd w:val="clear" w:color="auto" w:fill="FFFFFF"/>
+        <w:spacing w:lineRule="auto" w:line="276"/>
+        <w:rPr>
+          <w:lang w:val="en-MY"/>
+        </w:rPr>
+      </w:pPr>
+      <w:r>
+        <w:rPr>
+          <w:lang w:val="en-MY"/>
+        </w:rPr>
+      </w:r>
+    </w:p>
+    <w:p>
+      <w:pPr>
+        <w:pStyle w:val="Normal"/>
+        <w:shd w:val="clear" w:color="auto" w:fill="FFFFFF"/>
+        <w:spacing w:lineRule="auto" w:line="276"/>
+        <w:rPr>
+          <w:b/>
+          <w:bCs/>
+        </w:rPr>
+      </w:pPr>
+      <w:r>
+        <w:rPr>
+          <w:b/>
+          <w:bCs/>
+        </w:rPr>
+        <w:t>E2: Normality Assessment</w:t>
+      </w:r>
+    </w:p>
+    <w:p>
+      <w:pPr>
+        <w:pStyle w:val="Normal"/>
+        <w:shd w:val="clear" w:color="auto" w:fill="FFFFFF"/>
+        <w:spacing w:lineRule="auto" w:line="276"/>
+        <w:rPr>
+          <w:lang w:val="en-MY"/>
+        </w:rPr>
+      </w:pPr>
+      <w:r>
+        <w:rPr>
+          <w:lang w:val="en-MY"/>
+        </w:rPr>
+        <w:t>A Poisson model requires four theoretical conditions: 1) Events must occur independently, 2) The average rate of events (</w:t>
+      </w:r>
+      <w:r>
+        <w:rPr>
+          <w:b/>
+          <w:bCs/>
+          <w:i/>
+          <w:iCs/>
+          <w:lang w:val="en-MY"/>
+        </w:rPr>
+        <w:t>λ</w:t>
+      </w:r>
+      <w:r>
+        <w:rPr>
+          <w:lang w:val="en-MY"/>
+        </w:rPr>
+        <w:t>) is constant, 3) Two events cannot occur at the exact same instant; 4) The probability of an event in a given interval is proportional to the interval's length. In the context of football goals, these assumptions are violated. Goals are not strictly independent, and the scoring rate varies drastically between players.</w:t>
+      </w:r>
+    </w:p>
+    <w:p>
+      <w:pPr>
+        <w:pStyle w:val="Normal"/>
+        <w:shd w:val="clear" w:color="auto" w:fill="FFFFFF"/>
+        <w:spacing w:lineRule="auto" w:line="276"/>
+        <w:rPr>
+          <w:lang w:val="en-MY"/>
+        </w:rPr>
+      </w:pPr>
+      <w:r>
+        <w:rPr>
+          <w:lang w:val="en-MY"/>
+        </w:rPr>
+        <w:t>The Poisson model dictates that mean equals variance (Dispersion Ratio = 1). Our empirical dispersion ratio was heavily &gt; 1, indicating severe over-dispersion. Poisson fails here because it cannot accommodate this excess variance. The Negative Binomial distribution is a natural generalisation because it introduces a second parameter that explicitly models the over-dispersion, allowing the variance to safely exceed the mean and fitting our empirical data much better.</w:t>
+      </w:r>
+    </w:p>
+    <w:p>
+      <w:pPr>
+        <w:pStyle w:val="Normal"/>
+        <w:shd w:val="clear" w:color="auto" w:fill="FFFFFF"/>
+        <w:spacing w:lineRule="auto" w:line="276"/>
+        <w:rPr>
+          <w:lang w:val="en-MY"/>
+        </w:rPr>
+      </w:pPr>
+      <w:r>
+        <w:rPr>
+          <w:lang w:val="en-MY"/>
+        </w:rPr>
+      </w:r>
+    </w:p>
+    <w:p>
+      <w:pPr>
+        <w:pStyle w:val="Normal"/>
+        <w:shd w:val="clear" w:color="auto" w:fill="FFFFFF"/>
+        <w:spacing w:lineRule="auto" w:line="276"/>
+        <w:jc w:val="center"/>
+        <w:rPr>
+          <w:b/>
+          <w:bCs/>
+          <w:lang w:val="en-MY"/>
+        </w:rPr>
+      </w:pPr>
+      <w:r>
+        <w:rPr/>
+        <w:drawing>
+          <wp:inline distT="0" distB="0" distL="0" distR="0">
+            <wp:extent cx="4916170" cy="2719705"/>
+            <wp:effectExtent l="0" t="0" r="0" b="0"/>
+            <wp:docPr id="9" name="Image5" descr=""/>
+            <wp:cNvGraphicFramePr>
+              <a:graphicFrameLocks xmlns:a="http://schemas.openxmlformats.org/drawingml/2006/main" noChangeAspect="1"/>
+            </wp:cNvGraphicFramePr>
+            <a:graphic xmlns:a="http://schemas.openxmlformats.org/drawingml/2006/main">
+              <a:graphicData uri="http://schemas.openxmlformats.org/drawingml/2006/picture">
+                <pic:pic xmlns:pic="http://schemas.openxmlformats.org/drawingml/2006/picture">
+                  <pic:nvPicPr>
+                    <pic:cNvPr id="9" name="Image5" descr=""/>
+                    <pic:cNvPicPr>
+                      <a:picLocks noChangeAspect="1" noChangeArrowheads="1"/>
+                    </pic:cNvPicPr>
+                  </pic:nvPicPr>
+                  <pic:blipFill>
+                    <a:blip r:embed="rId10"/>
+                    <a:stretch>
+                      <a:fillRect/>
+                    </a:stretch>
+                  </pic:blipFill>
+                  <pic:spPr bwMode="auto">
+                    <a:xfrm>
+                      <a:off x="0" y="0"/>
+                      <a:ext cx="4916170" cy="2719705"/>
+                    </a:xfrm>
+                    <a:prstGeom prst="rect">
+                      <a:avLst/>
+                    </a:prstGeom>
+                    <a:noFill/>
+                  </pic:spPr>
+                </pic:pic>
+              </a:graphicData>
+            </a:graphic>
+          </wp:inline>
+        </w:drawing>
+      </w:r>
+    </w:p>
+    <w:p>
+      <w:pPr>
+        <w:pStyle w:val="Normal"/>
+        <w:shd w:val="clear" w:color="auto" w:fill="FFFFFF"/>
+        <w:spacing w:lineRule="auto" w:line="276"/>
+        <w:jc w:val="center"/>
+        <w:rPr>
+          <w:i/>
+          <w:i/>
+          <w:iCs/>
+          <w:sz w:val="20"/>
+          <w:szCs w:val="20"/>
+          <w:lang w:val="en-MY"/>
+        </w:rPr>
+      </w:pPr>
+      <w:r>
+        <w:rPr>
+          <w:b/>
+          <w:bCs/>
+          <w:i/>
+          <w:iCs/>
+          <w:sz w:val="20"/>
+          <w:szCs w:val="20"/>
+          <w:lang w:val="en-MY"/>
+        </w:rPr>
+        <w:t xml:space="preserve">Graph E2: </w:t>
+      </w:r>
+      <w:r>
+        <w:rPr>
+          <w:i/>
+          <w:iCs/>
+          <w:sz w:val="20"/>
+          <w:szCs w:val="20"/>
+          <w:lang w:val="en-MY"/>
+        </w:rPr>
+        <w:t>Bar Chart showing Poisson and Negative Binomial PMF lines</w:t>
+      </w:r>
+    </w:p>
+    <w:p>
+      <w:pPr>
+        <w:pStyle w:val="Normal"/>
+        <w:shd w:val="clear" w:color="auto" w:fill="FFFFFF"/>
+        <w:spacing w:lineRule="auto" w:line="276"/>
+        <w:jc w:val="center"/>
+        <w:rPr>
+          <w:b/>
+          <w:bCs/>
+          <w:lang w:val="en-MY"/>
+        </w:rPr>
+      </w:pPr>
+      <w:r>
+        <w:rPr>
+          <w:b/>
+          <w:bCs/>
+          <w:lang w:val="en-MY"/>
+        </w:rPr>
+      </w:r>
+    </w:p>
+    <w:p>
+      <w:pPr>
+        <w:pStyle w:val="Normal"/>
+        <w:shd w:val="clear" w:color="auto" w:fill="FFFFFF"/>
+        <w:spacing w:lineRule="auto" w:line="276"/>
+        <w:rPr>
+          <w:b/>
+          <w:bCs/>
+        </w:rPr>
+      </w:pPr>
+      <w:r>
+        <w:rPr>
+          <w:b/>
+          <w:bCs/>
+        </w:rPr>
+        <w:t>E3: Normality Assessment</w:t>
+      </w:r>
+    </w:p>
+    <w:p>
+      <w:pPr>
+        <w:pStyle w:val="Normal"/>
+        <w:shd w:val="clear" w:color="auto" w:fill="FFFFFF"/>
+        <w:spacing w:lineRule="auto" w:line="276"/>
+        <w:rPr>
+          <w:lang w:val="en-MY"/>
+        </w:rPr>
+      </w:pPr>
+      <w:r>
+        <w:rPr>
+          <w:lang w:val="en-MY"/>
+        </w:rPr>
+        <w:t>Mathematically, the Normal Probability Density Function relies exclusively on two parameters: the mean (</w:t>
+      </w:r>
+      <w:r>
+        <w:rPr>
+          <w:b/>
+          <w:bCs/>
+          <w:i/>
+          <w:iCs/>
+          <w:lang w:val="en-MY"/>
+        </w:rPr>
+        <w:t>μ</w:t>
+      </w:r>
+      <w:r>
+        <w:rPr>
+          <w:lang w:val="en-MY"/>
+        </w:rPr>
+        <w:t>) and the standard deviation (</w:t>
+      </w:r>
+      <w:r>
+        <w:rPr>
+          <w:b/>
+          <w:bCs/>
+          <w:i/>
+          <w:iCs/>
+        </w:rPr>
+        <w:t>σ</w:t>
+      </w:r>
+      <w:r>
+        <w:rPr>
+          <w:lang w:val="en-MY"/>
+        </w:rPr>
+        <w:t>). All other terms in the equation are mathematical constants (</w:t>
+      </w:r>
+      <w:r>
+        <w:rPr>
+          <w:b/>
+          <w:bCs/>
+          <w:i/>
+          <w:iCs/>
+        </w:rPr>
+        <w:t>π</w:t>
+      </w:r>
+      <w:r>
+        <w:rPr>
+          <w:lang w:val="en-MY"/>
+        </w:rPr>
+        <w:t xml:space="preserve"> and </w:t>
+      </w:r>
+      <w:r>
+        <w:rPr>
+          <w:b/>
+          <w:bCs/>
+          <w:i/>
+          <w:iCs/>
+          <w:lang w:val="en-MY"/>
+        </w:rPr>
+        <w:t>e</w:t>
+      </w:r>
+      <w:r>
+        <w:rPr>
+          <w:lang w:val="en-MY"/>
+        </w:rPr>
+        <w:t xml:space="preserve">). Therefore, </w:t>
+      </w:r>
+      <w:r>
+        <w:rPr>
+          <w:b/>
+          <w:bCs/>
+          <w:i/>
+          <w:iCs/>
+          <w:lang w:val="en-MY"/>
+        </w:rPr>
+        <w:t>μ</w:t>
+      </w:r>
+      <w:r>
+        <w:rPr>
+          <w:lang w:val="en-MY"/>
+        </w:rPr>
+        <w:t xml:space="preserve"> perfectly defines the exact location of the centre, and</w:t>
+      </w:r>
+      <w:r>
+        <w:rPr>
+          <w:b/>
+          <w:bCs/>
+          <w:i/>
+          <w:iCs/>
+        </w:rPr>
+        <w:t xml:space="preserve"> σ</w:t>
+      </w:r>
+      <w:r>
+        <w:rPr>
+          <w:lang w:val="en-MY"/>
+        </w:rPr>
+        <w:t xml:space="preserve"> completely defines the spread or width of the bell curve, allowing us to calculate any exact area under the curve.</w:t>
+      </w:r>
+    </w:p>
+    <w:p>
+      <w:pPr>
+        <w:pStyle w:val="Normal"/>
+        <w:shd w:val="clear" w:color="auto" w:fill="FFFFFF"/>
+        <w:spacing w:lineRule="auto" w:line="276"/>
+        <w:rPr>
+          <w:lang w:val="en-MY"/>
+        </w:rPr>
+      </w:pPr>
+      <w:r>
+        <w:rPr>
+          <w:lang w:val="en-MY"/>
+        </w:rPr>
+        <w:t>Using our fitted normal model, we verified the empirical rule: the calculated probability mass within one standard deviation is approximately 68.27%, and within two standard deviations is approximately 95.45%. Additionally, the maximum z-score indicates exactly how many standard deviations the highest value lies above the mean. Under a normal model, an extreme z-score implies the probability of observing such a high value by random chance is infinitesimally small, marking it as a severe outlier.</w:t>
+      </w:r>
+    </w:p>
+    <w:p>
+      <w:pPr>
+        <w:pStyle w:val="Normal"/>
+        <w:shd w:val="clear" w:color="auto" w:fill="FFFFFF"/>
+        <w:spacing w:lineRule="auto" w:line="276"/>
+        <w:rPr>
+          <w:b/>
+          <w:bCs/>
+          <w:lang w:val="en-MY"/>
+        </w:rPr>
+      </w:pPr>
+      <w:r>
+        <w:rPr>
+          <w:b/>
+          <w:bCs/>
+          <w:lang w:val="en-MY"/>
+        </w:rPr>
+      </w:r>
+    </w:p>
+    <w:p>
+      <w:pPr>
+        <w:pStyle w:val="Normal"/>
+        <w:shd w:val="clear" w:color="auto" w:fill="FFFFFF"/>
+        <w:spacing w:lineRule="auto" w:line="276"/>
+        <w:rPr>
+          <w:b/>
+          <w:bCs/>
+        </w:rPr>
+      </w:pPr>
+      <w:r>
+        <w:rPr>
+          <w:b/>
+          <w:bCs/>
+        </w:rPr>
+        <w:t>E4: Normality Assessment</w:t>
+      </w:r>
+    </w:p>
+    <w:p>
+      <w:pPr>
+        <w:pStyle w:val="Normal"/>
+        <w:rPr>
+          <w:lang w:val="en-MY"/>
+        </w:rPr>
+      </w:pPr>
+      <w:r>
+        <w:rPr>
+          <w:lang w:val="en-MY"/>
+        </w:rPr>
+        <w:t xml:space="preserve">Mathematically, a variable </w:t>
+      </w:r>
+      <w:r>
+        <w:rPr>
+          <w:b/>
+          <w:bCs/>
+          <w:i/>
+          <w:iCs/>
+          <w:lang w:val="en-MY"/>
+        </w:rPr>
+        <w:t>X</w:t>
+      </w:r>
+      <w:r>
+        <w:rPr>
+          <w:lang w:val="en-MY"/>
+        </w:rPr>
+        <w:t xml:space="preserve"> is lognormally distributed if its natural logarithm, </w:t>
+      </w:r>
+      <w:r>
+        <w:rPr>
+          <w:b/>
+          <w:bCs/>
+          <w:i/>
+          <w:iCs/>
+          <w:lang w:val="en-MY"/>
+        </w:rPr>
+        <w:t>Y = ln(X)</w:t>
+      </w:r>
+      <w:r>
+        <w:rPr>
+          <w:lang w:val="en-MY"/>
+        </w:rPr>
+        <w:t>, is normally distributed. Lognormal data is typically generated by multiplicative, compounding processes rather than additive ones.</w:t>
+      </w:r>
+    </w:p>
+    <w:p>
+      <w:pPr>
+        <w:pStyle w:val="Normal"/>
+        <w:rPr>
+          <w:lang w:val="en-MY"/>
+        </w:rPr>
+      </w:pPr>
+      <w:r>
+        <w:rPr>
+          <w:lang w:val="en-MY"/>
+        </w:rPr>
+        <w:t xml:space="preserve">However, since our </w:t>
+      </w:r>
+      <w:r>
+        <w:rPr>
+          <w:b/>
+          <w:bCs/>
+          <w:i/>
+          <w:iCs/>
+          <w:lang w:val="en-MY"/>
+        </w:rPr>
+        <w:t>Interceptions per 90</w:t>
+      </w:r>
+      <w:r>
+        <w:rPr>
+          <w:lang w:val="en-MY"/>
+        </w:rPr>
+        <w:t xml:space="preserve"> variable contains exact zero values, </w:t>
+      </w:r>
+      <w:r>
+        <w:rPr>
+          <w:b/>
+          <w:bCs/>
+          <w:i/>
+          <w:iCs/>
+          <w:lang w:val="en-MY"/>
+        </w:rPr>
+        <w:t>ln(0)</w:t>
+      </w:r>
+      <w:r>
+        <w:rPr>
+          <w:lang w:val="en-MY"/>
+        </w:rPr>
+        <w:t xml:space="preserve"> is mathematically undefined. Thus, we applied a square-root transformation, which is standard practice for zero-inflated data. After transformation, the interpretation changes from a linear scale of "interceptions" to a compressed scale. The heavy right tail is pulled inward, making the distribution symmetrically bell-shaped, which satisfies the assumptions of parametric statistical models.</w:t>
+      </w:r>
+    </w:p>
+    <w:p>
+      <w:pPr>
+        <w:pStyle w:val="Normal"/>
+        <w:rPr>
+          <w:lang w:val="en-MY"/>
+        </w:rPr>
+      </w:pPr>
+      <w:r>
+        <w:rPr>
+          <w:lang w:val="en-MY"/>
+        </w:rPr>
+      </w:r>
+    </w:p>
+    <w:p>
+      <w:pPr>
+        <w:pStyle w:val="Normal"/>
+        <w:rPr>
+          <w:lang w:val="en-MY"/>
+        </w:rPr>
+      </w:pPr>
+      <w:r>
+        <w:rPr/>
+        <w:drawing>
+          <wp:inline distT="0" distB="0" distL="0" distR="0">
+            <wp:extent cx="5731510" cy="1569085"/>
+            <wp:effectExtent l="0" t="0" r="0" b="0"/>
+            <wp:docPr id="10" name="Image6" descr=""/>
+            <wp:cNvGraphicFramePr>
+              <a:graphicFrameLocks xmlns:a="http://schemas.openxmlformats.org/drawingml/2006/main" noChangeAspect="1"/>
+            </wp:cNvGraphicFramePr>
+            <a:graphic xmlns:a="http://schemas.openxmlformats.org/drawingml/2006/main">
+              <a:graphicData uri="http://schemas.openxmlformats.org/drawingml/2006/picture">
+                <pic:pic xmlns:pic="http://schemas.openxmlformats.org/drawingml/2006/picture">
+                  <pic:nvPicPr>
+                    <pic:cNvPr id="10" name="Image6" descr=""/>
+                    <pic:cNvPicPr>
+                      <a:picLocks noChangeAspect="1" noChangeArrowheads="1"/>
+                    </pic:cNvPicPr>
+                  </pic:nvPicPr>
+                  <pic:blipFill>
+                    <a:blip r:embed="rId11"/>
+                    <a:stretch>
+                      <a:fillRect/>
+                    </a:stretch>
+                  </pic:blipFill>
+                  <pic:spPr bwMode="auto">
+                    <a:xfrm>
+                      <a:off x="0" y="0"/>
+                      <a:ext cx="5731510" cy="1569085"/>
+                    </a:xfrm>
+                    <a:prstGeom prst="rect">
+                      <a:avLst/>
+                    </a:prstGeom>
+                    <a:noFill/>
+                  </pic:spPr>
+                </pic:pic>
+              </a:graphicData>
+            </a:graphic>
+          </wp:inline>
+        </w:drawing>
+      </w:r>
+    </w:p>
+    <w:p>
+      <w:pPr>
+        <w:pStyle w:val="Normal"/>
         <w:jc w:val="center"/>
         <w:rPr>
           <w:b/>
@@ -13637,7 +14230,7 @@
           <wp:inline distT="0" distB="0" distL="0" distR="0">
             <wp:extent cx="6149340" cy="3402965"/>
             <wp:effectExtent l="0" t="0" r="0" b="0"/>
-            <wp:docPr id="10" name="Image7" descr=""/>
+            <wp:docPr id="11" name="Image7" descr=""/>
             <wp:cNvGraphicFramePr>
               <a:graphicFrameLocks xmlns:a="http://schemas.openxmlformats.org/drawingml/2006/main" noChangeAspect="1"/>
             </wp:cNvGraphicFramePr>
@@ -13645,13 +14238,13 @@
               <a:graphicData uri="http://schemas.openxmlformats.org/drawingml/2006/picture">
                 <pic:pic xmlns:pic="http://schemas.openxmlformats.org/drawingml/2006/picture">
                   <pic:nvPicPr>
-                    <pic:cNvPr id="10" name="Image7" descr=""/>
+                    <pic:cNvPr id="11" name="Image7" descr=""/>
                     <pic:cNvPicPr>
                       <a:picLocks noChangeAspect="1" noChangeArrowheads="1"/>
                     </pic:cNvPicPr>
                   </pic:nvPicPr>
                   <pic:blipFill>
-                    <a:blip r:embed="rId10"/>
+                    <a:blip r:embed="rId12"/>
                     <a:stretch>
                       <a:fillRect/>
                     </a:stretch>
@@ -19268,7 +19861,7 @@
           <wp:inline distT="0" distB="0" distL="0" distR="0">
             <wp:extent cx="5991225" cy="3573780"/>
             <wp:effectExtent l="0" t="0" r="0" b="0"/>
-            <wp:docPr id="11" name="Picture 2" descr=""/>
+            <wp:docPr id="12" name="Picture 2" descr=""/>
             <wp:cNvGraphicFramePr>
               <a:graphicFrameLocks xmlns:a="http://schemas.openxmlformats.org/drawingml/2006/main" noChangeAspect="1"/>
             </wp:cNvGraphicFramePr>
@@ -19276,13 +19869,13 @@
               <a:graphicData uri="http://schemas.openxmlformats.org/drawingml/2006/picture">
                 <pic:pic xmlns:pic="http://schemas.openxmlformats.org/drawingml/2006/picture">
                   <pic:nvPicPr>
-                    <pic:cNvPr id="11" name="Picture 2" descr=""/>
+                    <pic:cNvPr id="12" name="Picture 2" descr=""/>
                     <pic:cNvPicPr>
                       <a:picLocks noChangeAspect="1" noChangeArrowheads="1"/>
                     </pic:cNvPicPr>
                   </pic:nvPicPr>
                   <pic:blipFill>
-                    <a:blip r:embed="rId11"/>
+                    <a:blip r:embed="rId13"/>
                     <a:stretch>
                       <a:fillRect/>
                     </a:stretch>
@@ -21586,7 +22179,7 @@
         <w:jc w:val="left"/>
         <w:rPr/>
       </w:pPr>
-      <w:hyperlink r:id="rId12">
+      <w:hyperlink r:id="rId14">
         <w:r>
           <w:rPr>
             <w:rStyle w:val="Hyperlink"/>
@@ -21606,7 +22199,7 @@
         <w:rPr/>
         <w:t xml:space="preserve">Google Collab (Code): </w:t>
       </w:r>
-      <w:hyperlink r:id="rId13">
+      <w:hyperlink r:id="rId15">
         <w:r>
           <w:rPr>
             <w:rStyle w:val="Hyperlink"/>
@@ -24169,8 +24762,8 @@
       <w:color w:val="666666"/>
     </w:rPr>
   </w:style>
-  <w:style w:type="character" w:styleId="Bulletsuser">
-    <w:name w:val="Bullets (user)"/>
+  <w:style w:type="character" w:styleId="Bullets">
+    <w:name w:val="Bullets"/>
     <w:qFormat/>
     <w:rPr>
       <w:rFonts w:ascii="OpenSymbol" w:hAnsi="OpenSymbol" w:eastAsia="OpenSymbol" w:cs="OpenSymbol"/>
@@ -24451,6 +25044,13 @@
   <w:style w:type="paragraph" w:styleId="Figure">
     <w:name w:val="Figure"/>
     <w:basedOn w:val="Caption"/>
+    <w:qFormat/>
+    <w:pPr/>
+    <w:rPr/>
+  </w:style>
+  <w:style w:type="paragraph" w:styleId="FrameContents">
+    <w:name w:val="Frame Contents"/>
+    <w:basedOn w:val="Normal"/>
     <w:qFormat/>
     <w:pPr/>
     <w:rPr/>

--- a/Group8_Assignment1.docx
+++ b/Group8_Assignment1.docx
@@ -1440,7 +1440,7 @@
                 <w:rStyle w:val="IndexLink"/>
                 <w:vanish w:val="false"/>
               </w:rPr>
-              <w:t>D2: Monte Carolo Simulation</w:t>
+              <w:t>D2: Monte Carlo Simulation</w:t>
               <w:tab/>
               <w:t>9</w:t>
             </w:r>
@@ -1888,15 +1888,15 @@
         <w:tblLook w:val="04a0" w:noHBand="0" w:noVBand="1" w:firstColumn="1" w:lastRow="0" w:lastColumn="0" w:firstRow="1"/>
       </w:tblPr>
       <w:tblGrid>
-        <w:gridCol w:w="3595"/>
-        <w:gridCol w:w="2715"/>
+        <w:gridCol w:w="3594"/>
+        <w:gridCol w:w="2716"/>
         <w:gridCol w:w="2716"/>
       </w:tblGrid>
       <w:tr>
         <w:trPr/>
         <w:tc>
           <w:tcPr>
-            <w:tcW w:w="3595" w:type="dxa"/>
+            <w:tcW w:w="3594" w:type="dxa"/>
             <w:tcBorders/>
           </w:tcPr>
           <w:p>
@@ -1927,7 +1927,7 @@
         </w:tc>
         <w:tc>
           <w:tcPr>
-            <w:tcW w:w="2715" w:type="dxa"/>
+            <w:tcW w:w="2716" w:type="dxa"/>
             <w:tcBorders/>
           </w:tcPr>
           <w:p>
@@ -1992,7 +1992,7 @@
         <w:trPr/>
         <w:tc>
           <w:tcPr>
-            <w:tcW w:w="3595" w:type="dxa"/>
+            <w:tcW w:w="3594" w:type="dxa"/>
             <w:tcBorders/>
           </w:tcPr>
           <w:p>
@@ -2019,7 +2019,7 @@
         </w:tc>
         <w:tc>
           <w:tcPr>
-            <w:tcW w:w="2715" w:type="dxa"/>
+            <w:tcW w:w="2716" w:type="dxa"/>
             <w:tcBorders/>
           </w:tcPr>
           <w:p>
@@ -2078,7 +2078,7 @@
         <w:trPr/>
         <w:tc>
           <w:tcPr>
-            <w:tcW w:w="3595" w:type="dxa"/>
+            <w:tcW w:w="3594" w:type="dxa"/>
             <w:tcBorders/>
           </w:tcPr>
           <w:p>
@@ -2105,7 +2105,7 @@
         </w:tc>
         <w:tc>
           <w:tcPr>
-            <w:tcW w:w="2715" w:type="dxa"/>
+            <w:tcW w:w="2716" w:type="dxa"/>
             <w:tcBorders/>
           </w:tcPr>
           <w:p>
@@ -2164,7 +2164,7 @@
         <w:trPr/>
         <w:tc>
           <w:tcPr>
-            <w:tcW w:w="3595" w:type="dxa"/>
+            <w:tcW w:w="3594" w:type="dxa"/>
             <w:tcBorders/>
           </w:tcPr>
           <w:p>
@@ -2191,7 +2191,7 @@
         </w:tc>
         <w:tc>
           <w:tcPr>
-            <w:tcW w:w="2715" w:type="dxa"/>
+            <w:tcW w:w="2716" w:type="dxa"/>
             <w:tcBorders/>
           </w:tcPr>
           <w:p>
@@ -2250,7 +2250,7 @@
         <w:trPr/>
         <w:tc>
           <w:tcPr>
-            <w:tcW w:w="3595" w:type="dxa"/>
+            <w:tcW w:w="3594" w:type="dxa"/>
             <w:tcBorders/>
           </w:tcPr>
           <w:p>
@@ -2277,7 +2277,7 @@
         </w:tc>
         <w:tc>
           <w:tcPr>
-            <w:tcW w:w="2715" w:type="dxa"/>
+            <w:tcW w:w="2716" w:type="dxa"/>
             <w:tcBorders/>
           </w:tcPr>
           <w:p>
@@ -2336,7 +2336,7 @@
         <w:trPr/>
         <w:tc>
           <w:tcPr>
-            <w:tcW w:w="3595" w:type="dxa"/>
+            <w:tcW w:w="3594" w:type="dxa"/>
             <w:tcBorders/>
           </w:tcPr>
           <w:p>
@@ -2363,7 +2363,7 @@
         </w:tc>
         <w:tc>
           <w:tcPr>
-            <w:tcW w:w="2715" w:type="dxa"/>
+            <w:tcW w:w="2716" w:type="dxa"/>
             <w:tcBorders/>
           </w:tcPr>
           <w:p>
@@ -2422,7 +2422,7 @@
         <w:trPr/>
         <w:tc>
           <w:tcPr>
-            <w:tcW w:w="3595" w:type="dxa"/>
+            <w:tcW w:w="3594" w:type="dxa"/>
             <w:tcBorders/>
           </w:tcPr>
           <w:p>
@@ -2449,7 +2449,7 @@
         </w:tc>
         <w:tc>
           <w:tcPr>
-            <w:tcW w:w="2715" w:type="dxa"/>
+            <w:tcW w:w="2716" w:type="dxa"/>
             <w:tcBorders/>
           </w:tcPr>
           <w:p>
@@ -2508,7 +2508,7 @@
         <w:trPr/>
         <w:tc>
           <w:tcPr>
-            <w:tcW w:w="3595" w:type="dxa"/>
+            <w:tcW w:w="3594" w:type="dxa"/>
             <w:tcBorders/>
           </w:tcPr>
           <w:p>
@@ -2535,7 +2535,7 @@
         </w:tc>
         <w:tc>
           <w:tcPr>
-            <w:tcW w:w="2715" w:type="dxa"/>
+            <w:tcW w:w="2716" w:type="dxa"/>
             <w:tcBorders/>
           </w:tcPr>
           <w:p>
@@ -2594,7 +2594,7 @@
         <w:trPr/>
         <w:tc>
           <w:tcPr>
-            <w:tcW w:w="3595" w:type="dxa"/>
+            <w:tcW w:w="3594" w:type="dxa"/>
             <w:tcBorders/>
           </w:tcPr>
           <w:p>
@@ -2621,7 +2621,7 @@
         </w:tc>
         <w:tc>
           <w:tcPr>
-            <w:tcW w:w="2715" w:type="dxa"/>
+            <w:tcW w:w="2716" w:type="dxa"/>
             <w:tcBorders/>
           </w:tcPr>
           <w:p>
@@ -2680,7 +2680,7 @@
         <w:trPr/>
         <w:tc>
           <w:tcPr>
-            <w:tcW w:w="3595" w:type="dxa"/>
+            <w:tcW w:w="3594" w:type="dxa"/>
             <w:tcBorders/>
           </w:tcPr>
           <w:p>
@@ -2707,7 +2707,7 @@
         </w:tc>
         <w:tc>
           <w:tcPr>
-            <w:tcW w:w="2715" w:type="dxa"/>
+            <w:tcW w:w="2716" w:type="dxa"/>
             <w:tcBorders/>
           </w:tcPr>
           <w:p>
@@ -2766,7 +2766,7 @@
         <w:trPr/>
         <w:tc>
           <w:tcPr>
-            <w:tcW w:w="3595" w:type="dxa"/>
+            <w:tcW w:w="3594" w:type="dxa"/>
             <w:tcBorders/>
           </w:tcPr>
           <w:p>
@@ -2793,7 +2793,7 @@
         </w:tc>
         <w:tc>
           <w:tcPr>
-            <w:tcW w:w="2715" w:type="dxa"/>
+            <w:tcW w:w="2716" w:type="dxa"/>
             <w:tcBorders/>
           </w:tcPr>
           <w:p>
@@ -2852,7 +2852,7 @@
         <w:trPr/>
         <w:tc>
           <w:tcPr>
-            <w:tcW w:w="3595" w:type="dxa"/>
+            <w:tcW w:w="3594" w:type="dxa"/>
             <w:tcBorders/>
           </w:tcPr>
           <w:p>
@@ -2879,7 +2879,7 @@
         </w:tc>
         <w:tc>
           <w:tcPr>
-            <w:tcW w:w="2715" w:type="dxa"/>
+            <w:tcW w:w="2716" w:type="dxa"/>
             <w:tcBorders/>
           </w:tcPr>
           <w:p>
@@ -2938,7 +2938,7 @@
         <w:trPr/>
         <w:tc>
           <w:tcPr>
-            <w:tcW w:w="3595" w:type="dxa"/>
+            <w:tcW w:w="3594" w:type="dxa"/>
             <w:tcBorders/>
           </w:tcPr>
           <w:p>
@@ -2965,7 +2965,7 @@
         </w:tc>
         <w:tc>
           <w:tcPr>
-            <w:tcW w:w="2715" w:type="dxa"/>
+            <w:tcW w:w="2716" w:type="dxa"/>
             <w:tcBorders/>
           </w:tcPr>
           <w:p>
@@ -8786,6 +8786,69 @@
       <w:r>
         <w:rPr/>
         <w:t>Ziqry</w:t>
+      </w:r>
+    </w:p>
+    <w:p>
+      <w:pPr>
+        <w:pStyle w:val="Normal"/>
+        <w:rPr/>
+      </w:pPr>
+      <w:r>
+        <w:rPr/>
+      </w:r>
+    </w:p>
+    <w:p>
+      <w:pPr>
+        <w:pStyle w:val="Normal"/>
+        <w:rPr/>
+      </w:pPr>
+      <w:r>
+        <w:rPr/>
+      </w:r>
+    </w:p>
+    <w:p>
+      <w:pPr>
+        <w:pStyle w:val="Normal"/>
+        <w:rPr/>
+      </w:pPr>
+      <w:r>
+        <w:rPr/>
+      </w:r>
+    </w:p>
+    <w:p>
+      <w:pPr>
+        <w:pStyle w:val="Normal"/>
+        <w:rPr/>
+      </w:pPr>
+      <w:r>
+        <w:rPr/>
+      </w:r>
+    </w:p>
+    <w:p>
+      <w:pPr>
+        <w:pStyle w:val="Normal"/>
+        <w:rPr/>
+      </w:pPr>
+      <w:r>
+        <w:rPr/>
+      </w:r>
+    </w:p>
+    <w:p>
+      <w:pPr>
+        <w:pStyle w:val="Normal"/>
+        <w:rPr/>
+      </w:pPr>
+      <w:r>
+        <w:rPr/>
+      </w:r>
+    </w:p>
+    <w:p>
+      <w:pPr>
+        <w:pStyle w:val="Normal"/>
+        <w:rPr/>
+      </w:pPr>
+      <w:r>
+        <w:rPr/>
       </w:r>
     </w:p>
     <w:p>
@@ -10895,6 +10958,54 @@
           </m:r>
         </m:oMath>
       </m:oMathPara>
+    </w:p>
+    <w:p>
+      <w:pPr>
+        <w:pStyle w:val="Normal"/>
+        <w:spacing w:lineRule="auto" w:line="276"/>
+        <w:rPr>
+          <w:b/>
+          <w:bCs/>
+        </w:rPr>
+      </w:pPr>
+      <w:r>
+        <w:rPr>
+          <w:b/>
+          <w:bCs/>
+        </w:rPr>
+      </w:r>
+    </w:p>
+    <w:p>
+      <w:pPr>
+        <w:pStyle w:val="Normal"/>
+        <w:spacing w:lineRule="auto" w:line="276"/>
+        <w:rPr>
+          <w:b/>
+          <w:bCs/>
+        </w:rPr>
+      </w:pPr>
+      <w:r>
+        <w:rPr>
+          <w:b/>
+          <w:bCs/>
+        </w:rPr>
+      </w:r>
+    </w:p>
+    <w:p>
+      <w:pPr>
+        <w:pStyle w:val="Normal"/>
+        <w:spacing w:lineRule="auto" w:line="276"/>
+        <w:rPr>
+          <w:b/>
+          <w:bCs/>
+        </w:rPr>
+      </w:pPr>
+      <w:r>
+        <w:rPr>
+          <w:b/>
+          <w:bCs/>
+        </w:rPr>
+      </w:r>
     </w:p>
     <w:p>
       <w:pPr>
@@ -11680,15 +11791,7 @@
       </m:oMath>
       <w:r>
         <w:rPr/>
-        <w:t>. It can be seen</w:t>
-      </w:r>
-      <w:r>
-        <w:rPr/>
-        <w:t xml:space="preserve"> that the probability of a player being a Forward given that they scored (0.5565) is equal to the probability of a Forward scoring (0.3200) multiplied by the baseline probability of being a Forward (0.2457), divided by the baseline probability of anyone scoring (0.1413). </w:t>
-      </w:r>
-      <w:r>
-        <w:rPr/>
-        <w:t>This implies that prior probabilites of both events are identical.</w:t>
+        <w:t>. It can be seen that the probability of a player being a Forward given that they scored (0.5565) is equal to the probability of a Forward scoring (0.3200) multiplied by the baseline probability of being a Forward (0.2457), divided by the baseline probability of anyone scoring (0.1413). This implies that prior probabilites of both events are identical.</w:t>
       </w:r>
     </w:p>
     <w:p>
@@ -11789,7 +11892,9 @@
                               <w:rPr/>
                             </w:pPr>
                             <w:r>
-                              <w:rPr/>
+                              <w:rPr>
+                                <w:color w:val="000000"/>
+                              </w:rPr>
                               <w:drawing>
                                 <wp:inline distT="0" distB="0" distL="0" distR="0">
                                   <wp:extent cx="5731510" cy="3738880"/>
@@ -11833,11 +11938,14 @@
                               <w:rPr>
                                 <w:b/>
                                 <w:bCs/>
+                                <w:color w:val="000000"/>
                               </w:rPr>
                               <w:t>Figure D2:</w:t>
                             </w:r>
                             <w:r>
-                              <w:rPr/>
+                              <w:rPr>
+                                <w:color w:val="000000"/>
+                              </w:rPr>
                               <w:t xml:space="preserve"> Plot for Law of Large Numbers (Biased Coin Simulation)</w:t>
                             </w:r>
                           </w:p>
@@ -11867,7 +11975,9 @@
                         <w:rPr/>
                       </w:pPr>
                       <w:r>
-                        <w:rPr/>
+                        <w:rPr>
+                          <w:color w:val="000000"/>
+                        </w:rPr>
                         <w:drawing>
                           <wp:inline distT="0" distB="0" distL="0" distR="0">
                             <wp:extent cx="5731510" cy="3738880"/>
@@ -11911,11 +12021,14 @@
                         <w:rPr>
                           <w:b/>
                           <w:bCs/>
+                          <w:color w:val="000000"/>
                         </w:rPr>
                         <w:t>Figure D2:</w:t>
                       </w:r>
                       <w:r>
-                        <w:rPr/>
+                        <w:rPr>
+                          <w:color w:val="000000"/>
+                        </w:rPr>
                         <w:t xml:space="preserve"> Plot for Law of Large Numbers (Biased Coin Simulation)</w:t>
                       </w:r>
                     </w:p>
@@ -11954,19 +12067,7 @@
         <w:rPr>
           <w:color w:val="000000"/>
         </w:rPr>
-        <w:t xml:space="preserve">, the running proportion of heads fluctuates wildly at </w:t>
-      </w:r>
-      <w:r>
-        <w:rPr>
-          <w:color w:val="000000"/>
-        </w:rPr>
-        <w:t>n=10</w:t>
-      </w:r>
-      <w:r>
-        <w:rPr>
-          <w:color w:val="000000"/>
-        </w:rPr>
-        <w:t xml:space="preserve"> and n=100. However, by n=100,000, the line stabilizes and rests exactly on the red dashed line representing the true probability of 0.35. This visualization shows the adherence to the Laws of Large Numbers. 0.35. This visualization shows the adherence to the Laws of Large Numbers.</w:t>
+        <w:t>, the running proportion of heads fluctuates wildly at n=10 and n=100. However, by n=100,000, the line stabilizes and rests exactly on the red dashed line representing the true probability of 0.35. This visualization shows the adherence to the Laws of Large Numbers. 0.35. This visualization shows the adherence to the Laws of Large Numbers.</w:t>
       </w:r>
     </w:p>
     <w:p>
@@ -12492,12 +12593,10 @@
         <w:rPr>
           <w:color w:val="000000"/>
         </w:rPr>
-      </w:r>
-      <w:r>
         <mc:AlternateContent>
           <mc:Choice Requires="wps">
             <w:drawing>
-              <wp:anchor behindDoc="0" distT="0" distB="0" distL="0" distR="0" simplePos="0" locked="0" layoutInCell="0" allowOverlap="1" relativeHeight="146">
+              <wp:anchor behindDoc="0" distT="0" distB="0" distL="0" distR="0" simplePos="0" locked="0" layoutInCell="0" allowOverlap="1" relativeHeight="12">
                 <wp:simplePos x="0" y="0"/>
                 <wp:positionH relativeFrom="column">
                   <wp:align>center</wp:align>
@@ -12512,17 +12611,28 @@
                 <a:graphic xmlns:a="http://schemas.openxmlformats.org/drawingml/2006/main">
                   <a:graphicData uri="http://schemas.microsoft.com/office/word/2010/wordprocessingShape">
                     <wps:wsp>
-                      <wps:cNvSpPr txBox="1"/>
+                      <wps:cNvSpPr/>
                       <wps:spPr>
                         <a:xfrm>
                           <a:off x="0" y="0"/>
-                          <a:ext cx="5731510" cy="4432300"/>
+                          <a:ext cx="5731560" cy="4432320"/>
                         </a:xfrm>
-                        <a:prstGeom prst="rect"/>
+                        <a:prstGeom prst="rect">
+                          <a:avLst/>
+                        </a:prstGeom>
                         <a:solidFill>
-                          <a:srgbClr val="FFFFFF"/>
+                          <a:srgbClr val="ffffff"/>
                         </a:solidFill>
+                        <a:ln w="0">
+                          <a:noFill/>
+                        </a:ln>
                       </wps:spPr>
+                      <wps:style>
+                        <a:lnRef idx="0"/>
+                        <a:fillRef idx="0"/>
+                        <a:effectRef idx="0"/>
+                        <a:fontRef idx="minor"/>
+                      </wps:style>
                       <wps:txbx>
                         <w:txbxContent>
                           <w:p>
@@ -12533,15 +12643,12 @@
                               <w:rPr/>
                             </w:pPr>
                             <w:r>
-                              <w:rPr>
-                                <w:b/>
-                                <w:bCs/>
-                              </w:rPr>
+                              <w:rPr/>
                               <w:drawing>
                                 <wp:inline distT="0" distB="0" distL="0" distR="0">
                                   <wp:extent cx="5731510" cy="4076700"/>
                                   <wp:effectExtent l="0" t="0" r="0" b="0"/>
-                                  <wp:docPr id="5" name="Image8" descr=""/>
+                                  <wp:docPr id="6" name="Image8" descr=""/>
                                   <wp:cNvGraphicFramePr>
                                     <a:graphicFrameLocks xmlns:a="http://schemas.openxmlformats.org/drawingml/2006/main" noChangeAspect="1"/>
                                   </wp:cNvGraphicFramePr>
@@ -12549,7 +12656,7 @@
                                     <a:graphicData uri="http://schemas.openxmlformats.org/drawingml/2006/picture">
                                       <pic:pic xmlns:pic="http://schemas.openxmlformats.org/drawingml/2006/picture">
                                         <pic:nvPicPr>
-                                          <pic:cNvPr id="5" name="Image8" descr=""/>
+                                          <pic:cNvPr id="6" name="Image8" descr=""/>
                                           <pic:cNvPicPr>
                                             <a:picLocks noChangeAspect="1" noChangeArrowheads="1"/>
                                           </pic:cNvPicPr>
@@ -12575,34 +12682,22 @@
                                   </a:graphic>
                                 </wp:inline>
                               </w:drawing>
-                              <w:t xml:space="preserve">Figure </w:t>
                             </w:r>
                             <w:r>
                               <w:rPr>
                                 <w:b/>
                                 <w:bCs/>
                               </w:rPr>
-                              <w:t>D3</w:t>
-                            </w:r>
-                            <w:r>
-                              <w:rPr>
-                                <w:b/>
-                                <w:bCs/>
-                              </w:rPr>
-                              <w:t>:</w:t>
+                              <w:t>Figure D3:</w:t>
                             </w:r>
                             <w:r>
                               <w:rPr/>
-                              <w:t xml:space="preserve"> Bayesian </w:t>
-                            </w:r>
-                            <w:r>
-                              <w:rPr/>
-                              <w:t>Sensitivity Analysis Plot</w:t>
+                              <w:t xml:space="preserve"> Bayesian Sensitivity Analysis Plot</w:t>
                             </w:r>
                           </w:p>
                         </w:txbxContent>
                       </wps:txbx>
-                      <wps:bodyPr anchor="t" lIns="0" tIns="0" rIns="0" bIns="0">
+                      <wps:bodyPr lIns="0" rIns="0" tIns="0" bIns="0" anchor="t">
                         <a:noAutofit/>
                       </wps:bodyPr>
                     </wps:wsp>
@@ -12613,8 +12708,10 @@
           </mc:Choice>
           <mc:Fallback>
             <w:pict>
-              <v:rect style="position:absolute;rotation:-0;width:451.3pt;height:349pt;mso-wrap-distance-left:0pt;mso-wrap-distance-right:0pt;mso-wrap-distance-top:0pt;mso-wrap-distance-bottom:0pt;margin-top:0pt;mso-position-vertical:top;mso-position-vertical-relative:text;margin-left:0pt;mso-position-horizontal:center;mso-position-horizontal-relative:text">
-                <v:textbox inset="0in,0in,0in,0in">
+              <v:rect id="shape_0" ID="Frame2" path="m0,0l-2147483645,0l-2147483645,-2147483646l0,-2147483646xe" fillcolor="white" stroked="f" o:allowincell="f" style="position:absolute;margin-left:0pt;margin-top:0.05pt;width:451.25pt;height:348.95pt;mso-wrap-style:square;v-text-anchor:top;mso-position-horizontal:center">
+                <v:fill o:detectmouseclick="t" type="solid" color2="black"/>
+                <v:stroke color="#3465a4" joinstyle="round" endcap="flat"/>
+                <v:textbox>
                   <w:txbxContent>
                     <w:p>
                       <w:pPr>
@@ -12624,15 +12721,12 @@
                         <w:rPr/>
                       </w:pPr>
                       <w:r>
-                        <w:rPr>
-                          <w:b/>
-                          <w:bCs/>
-                        </w:rPr>
+                        <w:rPr/>
                         <w:drawing>
                           <wp:inline distT="0" distB="0" distL="0" distR="0">
                             <wp:extent cx="5731510" cy="4076700"/>
                             <wp:effectExtent l="0" t="0" r="0" b="0"/>
-                            <wp:docPr id="6" name="Image8" descr=""/>
+                            <wp:docPr id="7" name="Image8" descr=""/>
                             <wp:cNvGraphicFramePr>
                               <a:graphicFrameLocks xmlns:a="http://schemas.openxmlformats.org/drawingml/2006/main" noChangeAspect="1"/>
                             </wp:cNvGraphicFramePr>
@@ -12640,7 +12734,7 @@
                               <a:graphicData uri="http://schemas.openxmlformats.org/drawingml/2006/picture">
                                 <pic:pic xmlns:pic="http://schemas.openxmlformats.org/drawingml/2006/picture">
                                   <pic:nvPicPr>
-                                    <pic:cNvPr id="6" name="Image8" descr=""/>
+                                    <pic:cNvPr id="7" name="Image8" descr=""/>
                                     <pic:cNvPicPr>
                                       <a:picLocks noChangeAspect="1" noChangeArrowheads="1"/>
                                     </pic:cNvPicPr>
@@ -12666,29 +12760,17 @@
                             </a:graphic>
                           </wp:inline>
                         </w:drawing>
-                        <w:t xml:space="preserve">Figure </w:t>
                       </w:r>
                       <w:r>
                         <w:rPr>
                           <w:b/>
                           <w:bCs/>
                         </w:rPr>
-                        <w:t>D3</w:t>
-                      </w:r>
-                      <w:r>
-                        <w:rPr>
-                          <w:b/>
-                          <w:bCs/>
-                        </w:rPr>
-                        <w:t>:</w:t>
+                        <w:t>Figure D3:</w:t>
                       </w:r>
                       <w:r>
                         <w:rPr/>
-                        <w:t xml:space="preserve"> Bayesian </w:t>
-                      </w:r>
-                      <w:r>
-                        <w:rPr/>
-                        <w:t>Sensitivity Analysis Plot</w:t>
+                        <w:t xml:space="preserve"> Bayesian Sensitivity Analysis Plot</w:t>
                       </w:r>
                     </w:p>
                   </w:txbxContent>
@@ -12997,7 +13079,7 @@
           <wp:inline distT="0" distB="0" distL="0" distR="0">
             <wp:extent cx="5731510" cy="1569085"/>
             <wp:effectExtent l="0" t="0" r="0" b="0"/>
-            <wp:docPr id="7" name="Image3" descr=""/>
+            <wp:docPr id="5" name="Image3" descr=""/>
             <wp:cNvGraphicFramePr>
               <a:graphicFrameLocks xmlns:a="http://schemas.openxmlformats.org/drawingml/2006/main" noChangeAspect="1"/>
             </wp:cNvGraphicFramePr>
@@ -13005,7 +13087,7 @@
               <a:graphicData uri="http://schemas.openxmlformats.org/drawingml/2006/picture">
                 <pic:pic xmlns:pic="http://schemas.openxmlformats.org/drawingml/2006/picture">
                   <pic:nvPicPr>
-                    <pic:cNvPr id="7" name="Image3" descr=""/>
+                    <pic:cNvPr id="5" name="Image3" descr=""/>
                     <pic:cNvPicPr>
                       <a:picLocks noChangeAspect="1" noChangeArrowheads="1"/>
                     </pic:cNvPicPr>
@@ -13086,7 +13168,7 @@
           <wp:inline distT="0" distB="0" distL="0" distR="0">
             <wp:extent cx="5731510" cy="1569085"/>
             <wp:effectExtent l="0" t="0" r="0" b="0"/>
-            <wp:docPr id="8" name="Image4" descr=""/>
+            <wp:docPr id="6" name="Image4" descr=""/>
             <wp:cNvGraphicFramePr>
               <a:graphicFrameLocks xmlns:a="http://schemas.openxmlformats.org/drawingml/2006/main" noChangeAspect="1"/>
             </wp:cNvGraphicFramePr>
@@ -13094,7 +13176,7 @@
               <a:graphicData uri="http://schemas.openxmlformats.org/drawingml/2006/picture">
                 <pic:pic xmlns:pic="http://schemas.openxmlformats.org/drawingml/2006/picture">
                   <pic:nvPicPr>
-                    <pic:cNvPr id="8" name="Image4" descr=""/>
+                    <pic:cNvPr id="6" name="Image4" descr=""/>
                     <pic:cNvPicPr>
                       <a:picLocks noChangeAspect="1" noChangeArrowheads="1"/>
                     </pic:cNvPicPr>
@@ -13276,7 +13358,7 @@
           <wp:inline distT="0" distB="0" distL="0" distR="0">
             <wp:extent cx="4916170" cy="2719705"/>
             <wp:effectExtent l="0" t="0" r="0" b="0"/>
-            <wp:docPr id="9" name="Image5" descr=""/>
+            <wp:docPr id="7" name="Image5" descr=""/>
             <wp:cNvGraphicFramePr>
               <a:graphicFrameLocks xmlns:a="http://schemas.openxmlformats.org/drawingml/2006/main" noChangeAspect="1"/>
             </wp:cNvGraphicFramePr>
@@ -13284,7 +13366,7 @@
               <a:graphicData uri="http://schemas.openxmlformats.org/drawingml/2006/picture">
                 <pic:pic xmlns:pic="http://schemas.openxmlformats.org/drawingml/2006/picture">
                   <pic:nvPicPr>
-                    <pic:cNvPr id="9" name="Image5" descr=""/>
+                    <pic:cNvPr id="7" name="Image5" descr=""/>
                     <pic:cNvPicPr>
                       <a:picLocks noChangeAspect="1" noChangeArrowheads="1"/>
                     </pic:cNvPicPr>
@@ -13668,7 +13750,7 @@
           <wp:inline distT="0" distB="0" distL="0" distR="0">
             <wp:extent cx="5731510" cy="1569085"/>
             <wp:effectExtent l="0" t="0" r="0" b="0"/>
-            <wp:docPr id="10" name="Image6" descr=""/>
+            <wp:docPr id="8" name="Image6" descr=""/>
             <wp:cNvGraphicFramePr>
               <a:graphicFrameLocks xmlns:a="http://schemas.openxmlformats.org/drawingml/2006/main" noChangeAspect="1"/>
             </wp:cNvGraphicFramePr>
@@ -13676,7 +13758,7 @@
               <a:graphicData uri="http://schemas.openxmlformats.org/drawingml/2006/picture">
                 <pic:pic xmlns:pic="http://schemas.openxmlformats.org/drawingml/2006/picture">
                   <pic:nvPicPr>
-                    <pic:cNvPr id="10" name="Image6" descr=""/>
+                    <pic:cNvPr id="8" name="Image6" descr=""/>
                     <pic:cNvPicPr>
                       <a:picLocks noChangeAspect="1" noChangeArrowheads="1"/>
                     </pic:cNvPicPr>
@@ -14230,7 +14312,7 @@
           <wp:inline distT="0" distB="0" distL="0" distR="0">
             <wp:extent cx="6149340" cy="3402965"/>
             <wp:effectExtent l="0" t="0" r="0" b="0"/>
-            <wp:docPr id="11" name="Image7" descr=""/>
+            <wp:docPr id="9" name="Image7" descr=""/>
             <wp:cNvGraphicFramePr>
               <a:graphicFrameLocks xmlns:a="http://schemas.openxmlformats.org/drawingml/2006/main" noChangeAspect="1"/>
             </wp:cNvGraphicFramePr>
@@ -14238,7 +14320,7 @@
               <a:graphicData uri="http://schemas.openxmlformats.org/drawingml/2006/picture">
                 <pic:pic xmlns:pic="http://schemas.openxmlformats.org/drawingml/2006/picture">
                   <pic:nvPicPr>
-                    <pic:cNvPr id="11" name="Image7" descr=""/>
+                    <pic:cNvPr id="9" name="Image7" descr=""/>
                     <pic:cNvPicPr>
                       <a:picLocks noChangeAspect="1" noChangeArrowheads="1"/>
                     </pic:cNvPicPr>
@@ -19861,7 +19943,7 @@
           <wp:inline distT="0" distB="0" distL="0" distR="0">
             <wp:extent cx="5991225" cy="3573780"/>
             <wp:effectExtent l="0" t="0" r="0" b="0"/>
-            <wp:docPr id="12" name="Picture 2" descr=""/>
+            <wp:docPr id="10" name="Picture 2" descr=""/>
             <wp:cNvGraphicFramePr>
               <a:graphicFrameLocks xmlns:a="http://schemas.openxmlformats.org/drawingml/2006/main" noChangeAspect="1"/>
             </wp:cNvGraphicFramePr>
@@ -19869,7 +19951,7 @@
               <a:graphicData uri="http://schemas.openxmlformats.org/drawingml/2006/picture">
                 <pic:pic xmlns:pic="http://schemas.openxmlformats.org/drawingml/2006/picture">
                   <pic:nvPicPr>
-                    <pic:cNvPr id="12" name="Picture 2" descr=""/>
+                    <pic:cNvPr id="10" name="Picture 2" descr=""/>
                     <pic:cNvPicPr>
                       <a:picLocks noChangeAspect="1" noChangeArrowheads="1"/>
                     </pic:cNvPicPr>
@@ -24762,8 +24844,8 @@
       <w:color w:val="666666"/>
     </w:rPr>
   </w:style>
-  <w:style w:type="character" w:styleId="Bullets">
-    <w:name w:val="Bullets"/>
+  <w:style w:type="character" w:styleId="Bulletsuser">
+    <w:name w:val="Bullets (user)"/>
     <w:qFormat/>
     <w:rPr>
       <w:rFonts w:ascii="OpenSymbol" w:hAnsi="OpenSymbol" w:eastAsia="OpenSymbol" w:cs="OpenSymbol"/>
@@ -25044,6 +25126,13 @@
   <w:style w:type="paragraph" w:styleId="Figure">
     <w:name w:val="Figure"/>
     <w:basedOn w:val="Caption"/>
+    <w:qFormat/>
+    <w:pPr/>
+    <w:rPr/>
+  </w:style>
+  <w:style w:type="paragraph" w:styleId="FrameContentsuser">
+    <w:name w:val="Frame Contents (user)"/>
+    <w:basedOn w:val="Normal"/>
     <w:qFormat/>
     <w:pPr/>
     <w:rPr/>
